--- a/info/resume.docx
+++ b/info/resume.docx
@@ -4,7 +4,7 @@
   <w:body>
     <w:p>
       <w:pPr>
-        <w:pStyle w:val="685"/>
+        <w:pStyle w:val="904"/>
         <w:pBdr/>
         <w:spacing/>
         <w:ind w:firstLine="249"/>
@@ -16,7 +16,6 @@
         </w:rPr>
         <w:t xml:space="preserve">Divya Darshan R</w:t>
       </w:r>
-      <w:r/>
     </w:p>
     <w:p>
       <w:pPr>
@@ -73,6 +72,23 @@
           <w:vertAlign w:val="baseline"/>
         </w:rPr>
       </w:r>
+      <w:r>
+        <w:rPr>
+          <w:rFonts w:ascii="Cambria" w:hAnsi="Cambria" w:eastAsia="Cambria" w:cs="Cambria"/>
+          <w:b/>
+          <w:bCs/>
+          <w:i w:val="0"/>
+          <w:iCs w:val="0"/>
+          <w:smallCaps w:val="0"/>
+          <w:strike w:val="0"/>
+          <w:color w:val="000000"/>
+          <w:sz w:val="20"/>
+          <w:szCs w:val="20"/>
+          <w:u w:val="none"/>
+          <w:shd w:val="clear" w:color="auto" w:fill="auto"/>
+          <w:vertAlign w:val="baseline"/>
+        </w:rPr>
+      </w:r>
     </w:p>
     <w:p>
       <w:pPr>
@@ -107,6 +123,26 @@
           <w:vertAlign w:val="baseline"/>
         </w:rPr>
       </w:pPr>
+      <w:r>
+        <w:rPr>
+          <w:rFonts w:ascii="Times New Roman" w:hAnsi="Times New Roman" w:eastAsia="Times New Roman" w:cs="Times New Roman"/>
+          <w:b w:val="0"/>
+          <w:bCs w:val="0"/>
+          <w:i w:val="0"/>
+          <w:iCs w:val="0"/>
+          <w:smallCaps w:val="0"/>
+          <w:strike w:val="0"/>
+          <w:color w:val="000000"/>
+          <w:sz w:val="20"/>
+          <w:szCs w:val="20"/>
+          <w:u w:val="none"/>
+          <w:shd w:val="clear" w:color="auto" w:fill="auto"/>
+          <w:vertAlign w:val="baseline"/>
+          <w:rtl w:val="0"/>
+          <w:lang w:val="en-IN"/>
+        </w:rPr>
+        <w:t xml:space="preserve">                </w:t>
+      </w:r>
       <w:r>
         <w:rPr>
           <w:rFonts w:ascii="Times New Roman" w:hAnsi="Times New Roman" w:eastAsia="Times New Roman" w:cs="Times New Roman"/>
@@ -174,7 +210,6 @@
           <w:t xml:space="preserve"> </w:t>
         </w:r>
       </w:hyperlink>
-      <w:r/>
       <w:hyperlink r:id="rId10" w:tooltip="http://parukrish.darshan20@gmail.com" w:history="1">
         <w:r>
           <w:rPr>
@@ -187,7 +222,6 @@
           <w:t xml:space="preserve">parukrish.darshan20</w:t>
         </w:r>
       </w:hyperlink>
-      <w:r/>
       <w:hyperlink r:id="rId11" w:tooltip="http://parukrish.darshan20@gmail.com" w:history="1">
         <w:r>
           <w:rPr>
@@ -251,7 +285,77 @@
       </w:hyperlink>
       <w:r>
         <w:rPr>
-          <w:rtl w:val="0"/>
+          <w:rFonts w:ascii="Times New Roman" w:hAnsi="Times New Roman" w:eastAsia="Times New Roman" w:cs="Times New Roman"/>
+          <w:b w:val="0"/>
+          <w:bCs w:val="0"/>
+          <w:i w:val="0"/>
+          <w:iCs w:val="0"/>
+          <w:smallCaps w:val="0"/>
+          <w:strike w:val="0"/>
+          <w:color w:val="000000"/>
+          <w:sz w:val="20"/>
+          <w:szCs w:val="20"/>
+          <w:u w:val="none"/>
+          <w:shd w:val="clear" w:color="auto" w:fill="auto"/>
+          <w:vertAlign w:val="baseline"/>
+          <w:lang w:val="en-IN"/>
+        </w:rPr>
+        <w:t xml:space="preserve"> | </w:t>
+      </w:r>
+      <w:r>
+        <w:rPr>
+          <w:rFonts w:ascii="Times New Roman" w:hAnsi="Times New Roman" w:eastAsia="Times New Roman" w:cs="Times New Roman"/>
+          <w:b w:val="0"/>
+          <w:bCs w:val="0"/>
+          <w:i w:val="0"/>
+          <w:iCs w:val="0"/>
+          <w:smallCaps w:val="0"/>
+          <w:strike w:val="0"/>
+          <w:color w:val="000000"/>
+          <w:sz w:val="20"/>
+          <w:szCs w:val="20"/>
+          <w:u w:val="none"/>
+          <w:shd w:val="clear" w:color="auto" w:fill="auto"/>
+          <w:vertAlign w:val="baseline"/>
+          <w:lang w:val="en-IN"/>
+        </w:rPr>
+      </w:r>
+      <w:hyperlink r:id="rId13" w:tooltip="https://divya-darshan.github.io/" w:history="1">
+        <w:r>
+          <w:rPr>
+            <w:rStyle w:val="882"/>
+            <w:rFonts w:ascii="Times New Roman" w:hAnsi="Times New Roman" w:eastAsia="Times New Roman" w:cs="Times New Roman"/>
+            <w:b w:val="0"/>
+            <w:bCs w:val="0"/>
+            <w:i w:val="0"/>
+            <w:iCs w:val="0"/>
+            <w:smallCaps w:val="0"/>
+            <w:strike w:val="0"/>
+            <w:sz w:val="20"/>
+            <w:szCs w:val="20"/>
+            <w:shd w:val="clear" w:color="auto" w:fill="auto"/>
+            <w:vertAlign w:val="baseline"/>
+            <w:lang w:val="en-IN"/>
+          </w:rPr>
+          <w:t xml:space="preserve">Portfolio</w:t>
+        </w:r>
+      </w:hyperlink>
+      <w:r>
+        <w:rPr>
+          <w:rFonts w:ascii="Times New Roman" w:hAnsi="Times New Roman" w:eastAsia="Times New Roman" w:cs="Times New Roman"/>
+          <w:b w:val="0"/>
+          <w:bCs w:val="0"/>
+          <w:i w:val="0"/>
+          <w:iCs w:val="0"/>
+          <w:smallCaps w:val="0"/>
+          <w:strike w:val="0"/>
+          <w:color w:val="000000"/>
+          <w:sz w:val="20"/>
+          <w:szCs w:val="20"/>
+          <w:u w:val="none"/>
+          <w:shd w:val="clear" w:color="auto" w:fill="auto"/>
+          <w:vertAlign w:val="baseline"/>
+          <w:lang w:val="en-IN"/>
         </w:rPr>
       </w:r>
       <w:r>
@@ -274,7 +378,7 @@
     </w:p>
     <w:p>
       <w:pPr>
-        <w:pStyle w:val="679"/>
+        <w:pStyle w:val="898"/>
         <w:pBdr/>
         <w:spacing w:before="114"/>
         <w:ind w:firstLine="33"/>
@@ -282,9 +386,7 @@
           <w:rFonts w:ascii="Cambria" w:hAnsi="Cambria" w:eastAsia="Cambria" w:cs="Cambria"/>
         </w:rPr>
       </w:pPr>
-      <w:r/>
       <w:bookmarkStart w:id="0" w:name="l1ms6780ypfc"/>
-      <w:r/>
       <w:bookmarkEnd w:id="0"/>
       <w:r>
         <w:rPr>
@@ -376,6 +478,11 @@
           <w:rFonts w:ascii="Cambria" w:hAnsi="Cambria" w:eastAsia="Cambria" w:cs="Cambria"/>
         </w:rPr>
       </w:r>
+      <w:r>
+        <w:rPr>
+          <w:rFonts w:ascii="Cambria" w:hAnsi="Cambria" w:eastAsia="Cambria" w:cs="Cambria"/>
+        </w:rPr>
+      </w:r>
     </w:p>
     <w:p>
       <w:pPr>
@@ -410,6 +517,12 @@
           <w:szCs w:val="20"/>
         </w:rPr>
       </w:r>
+      <w:r>
+        <w:rPr>
+          <w:sz w:val="20"/>
+          <w:szCs w:val="20"/>
+        </w:rPr>
+      </w:r>
     </w:p>
     <w:p>
       <w:pPr>
@@ -442,7 +555,6 @@
           <w:rtl w:val="0"/>
         </w:rPr>
       </w:r>
-      <w:r/>
     </w:p>
     <w:p>
       <w:pPr>
@@ -477,18 +589,22 @@
           <w:szCs w:val="20"/>
         </w:rPr>
       </w:r>
+      <w:r>
+        <w:rPr>
+          <w:sz w:val="20"/>
+          <w:szCs w:val="20"/>
+        </w:rPr>
+      </w:r>
     </w:p>
     <w:p>
       <w:pPr>
-        <w:pStyle w:val="679"/>
+        <w:pStyle w:val="898"/>
         <w:pBdr/>
         <w:spacing/>
         <w:ind w:firstLine="33"/>
         <w:rPr/>
       </w:pPr>
-      <w:r/>
       <w:bookmarkStart w:id="1" w:name="fyh6wfofkfu0"/>
-      <w:r/>
       <w:bookmarkEnd w:id="1"/>
       <w:r>
         <w:rPr>
@@ -574,7 +690,6 @@
           </mc:Fallback>
         </mc:AlternateContent>
       </w:r>
-      <w:r/>
     </w:p>
     <w:p>
       <w:pPr>
@@ -613,6 +728,15 @@
           <w:szCs w:val="22"/>
         </w:rPr>
       </w:r>
+      <w:r>
+        <w:rPr>
+          <w:rFonts w:ascii="Times New Roman" w:hAnsi="Times New Roman" w:eastAsia="Times New Roman" w:cs="Times New Roman"/>
+          <w:i w:val="0"/>
+          <w:iCs w:val="0"/>
+          <w:sz w:val="22"/>
+          <w:szCs w:val="22"/>
+        </w:rPr>
+      </w:r>
     </w:p>
     <w:p>
       <w:pPr>
@@ -651,6 +775,15 @@
           <w:szCs w:val="22"/>
         </w:rPr>
       </w:r>
+      <w:r>
+        <w:rPr>
+          <w:rFonts w:ascii="Times New Roman" w:hAnsi="Times New Roman" w:eastAsia="Times New Roman" w:cs="Times New Roman"/>
+          <w:i w:val="0"/>
+          <w:iCs w:val="0"/>
+          <w:sz w:val="22"/>
+          <w:szCs w:val="22"/>
+        </w:rPr>
+      </w:r>
     </w:p>
     <w:p>
       <w:pPr>
@@ -689,6 +822,15 @@
           <w:szCs w:val="22"/>
         </w:rPr>
       </w:r>
+      <w:r>
+        <w:rPr>
+          <w:rFonts w:ascii="Times New Roman" w:hAnsi="Times New Roman" w:eastAsia="Times New Roman" w:cs="Times New Roman"/>
+          <w:i w:val="0"/>
+          <w:iCs w:val="0"/>
+          <w:sz w:val="22"/>
+          <w:szCs w:val="22"/>
+        </w:rPr>
+      </w:r>
     </w:p>
     <w:p>
       <w:pPr>
@@ -717,6 +859,15 @@
           <w:rtl w:val="0"/>
         </w:rPr>
         <w:t xml:space="preserve">Systems: Rust, C, Java</w:t>
+      </w:r>
+      <w:r>
+        <w:rPr>
+          <w:rFonts w:ascii="Times New Roman" w:hAnsi="Times New Roman" w:eastAsia="Times New Roman" w:cs="Times New Roman"/>
+          <w:i w:val="0"/>
+          <w:iCs w:val="0"/>
+          <w:sz w:val="22"/>
+          <w:szCs w:val="22"/>
+        </w:rPr>
       </w:r>
       <w:r>
         <w:rPr>
@@ -791,6 +942,22 @@
           <w:vertAlign w:val="baseline"/>
         </w:rPr>
       </w:r>
+      <w:r>
+        <w:rPr>
+          <w:rFonts w:ascii="Times New Roman" w:hAnsi="Times New Roman" w:eastAsia="Times New Roman" w:cs="Times New Roman"/>
+          <w:b w:val="0"/>
+          <w:bCs w:val="0"/>
+          <w:i w:val="0"/>
+          <w:iCs w:val="0"/>
+          <w:smallCaps w:val="0"/>
+          <w:strike w:val="0"/>
+          <w:color w:val="000000"/>
+          <w:sz w:val="22"/>
+          <w:szCs w:val="22"/>
+          <w:shd w:val="clear" w:color="auto" w:fill="auto"/>
+          <w:vertAlign w:val="baseline"/>
+        </w:rPr>
+      </w:r>
     </w:p>
     <w:p>
       <w:pPr>
@@ -828,18 +995,22 @@
           <w:szCs w:val="20"/>
         </w:rPr>
       </w:r>
+      <w:r>
+        <w:rPr>
+          <w:sz w:val="20"/>
+          <w:szCs w:val="20"/>
+        </w:rPr>
+      </w:r>
     </w:p>
     <w:p>
       <w:pPr>
-        <w:pStyle w:val="679"/>
+        <w:pStyle w:val="898"/>
         <w:pBdr/>
         <w:spacing/>
         <w:ind w:firstLine="33"/>
         <w:rPr/>
       </w:pPr>
-      <w:r/>
       <w:bookmarkStart w:id="3" w:name="_ly6murwpyejh"/>
-      <w:r/>
       <w:bookmarkEnd w:id="3"/>
       <w:r>
         <w:rPr>
@@ -848,7 +1019,6 @@
         <w:t xml:space="preserve"> Projects</w:t>
       </w:r>
       <w:bookmarkStart w:id="2" w:name="lvkjjor5zyvb"/>
-      <w:r/>
       <w:bookmarkEnd w:id="2"/>
       <w:r>
         <mc:AlternateContent>
@@ -928,7 +1098,6 @@
           </mc:Fallback>
         </mc:AlternateContent>
       </w:r>
-      <w:r/>
     </w:p>
     <w:p>
       <w:pPr>
@@ -942,7 +1111,6 @@
           <w:rtl w:val="0"/>
         </w:rPr>
       </w:r>
-      <w:r/>
     </w:p>
     <w:p>
       <w:pPr>
@@ -982,6 +1150,12 @@
           <w:bCs/>
         </w:rPr>
       </w:r>
+      <w:r>
+        <w:rPr>
+          <w:b/>
+          <w:bCs/>
+        </w:rPr>
+      </w:r>
     </w:p>
     <w:p>
       <w:pPr>
@@ -996,7 +1170,7 @@
         </w:rPr>
         <w:t xml:space="preserve">CLI tool control Brave browser from the terminal media playback, DuckDuckGo search, tab listing, and one command Brave installation. Distributed via Windows Package Manager. </w:t>
       </w:r>
-      <w:hyperlink r:id="rId13" w:tooltip="https://github.com/Divya-Darshan/fad" w:history="1">
+      <w:hyperlink r:id="rId14" w:tooltip="https://github.com/Divya-Darshan/fad" w:history="1">
         <w:r>
           <w:rPr>
             <w:color w:val="1155cc"/>
@@ -1031,7 +1205,6 @@
           <w:rtl w:val="0"/>
         </w:rPr>
       </w:r>
-      <w:r/>
     </w:p>
     <w:p>
       <w:pPr>
@@ -1045,7 +1218,6 @@
           <w:rtl w:val="0"/>
         </w:rPr>
       </w:r>
-      <w:r/>
     </w:p>
     <w:p>
       <w:pPr>
@@ -1111,6 +1283,12 @@
           <w:bCs/>
         </w:rPr>
       </w:r>
+      <w:r>
+        <w:rPr>
+          <w:b/>
+          <w:bCs/>
+        </w:rPr>
+      </w:r>
     </w:p>
     <w:p>
       <w:pPr>
@@ -1129,7 +1307,7 @@
         </w:rPr>
         <w:t xml:space="preserve">Flappy Bird parody with a real time global leaderboard showing live player scores and rankings. Designed, built and shipped to Play Store independently. </w:t>
       </w:r>
-      <w:hyperlink r:id="rId14" w:tooltip="https://github.com/Divya-Darshan/eagle" w:history="1">
+      <w:hyperlink r:id="rId15" w:tooltip="https://github.com/Divya-Darshan/eagle" w:history="1">
         <w:r>
           <w:rPr>
             <w:color w:val="1155cc"/>
@@ -1153,7 +1331,7 @@
         </w:rPr>
         <w:t xml:space="preserve">|</w:t>
       </w:r>
-      <w:hyperlink r:id="rId15" w:tooltip="https://play.google.com/store/apps/details?id=com.darshni.eagle" w:history="1">
+      <w:hyperlink r:id="rId16" w:tooltip="https://play.google.com/store/apps/details?id=com.darshni.eagle" w:history="1">
         <w:r>
           <w:rPr>
             <w:color w:val="1155cc"/>
@@ -1165,7 +1343,8 @@
       </w:hyperlink>
       <w:r>
         <w:rPr>
-          <w:rtl w:val="0"/>
+          <w:sz w:val="20"/>
+          <w:szCs w:val="20"/>
         </w:rPr>
       </w:r>
       <w:r>
@@ -1177,7 +1356,7 @@
     </w:p>
     <w:p>
       <w:pPr>
-        <w:pStyle w:val="681"/>
+        <w:pStyle w:val="900"/>
         <w:keepNext w:val="false"/>
         <w:keepLines w:val="false"/>
         <w:pBdr/>
@@ -1188,13 +1367,12 @@
           <w:szCs w:val="26"/>
         </w:rPr>
       </w:pPr>
-      <w:r/>
       <w:bookmarkStart w:id="4" w:name="_mflqii74i65c"/>
-      <w:r/>
       <w:bookmarkEnd w:id="4"/>
       <w:r>
         <w:rPr>
-          <w:rtl w:val="0"/>
+          <w:sz w:val="26"/>
+          <w:szCs w:val="26"/>
         </w:rPr>
       </w:r>
       <w:r>
@@ -1206,15 +1384,13 @@
     </w:p>
     <w:p>
       <w:pPr>
-        <w:pStyle w:val="679"/>
+        <w:pStyle w:val="898"/>
         <w:pBdr/>
         <w:spacing/>
         <w:ind w:firstLine="33"/>
         <w:rPr/>
       </w:pPr>
-      <w:r/>
       <w:bookmarkStart w:id="6" w:name="_y7cykarzkx3"/>
-      <w:r/>
       <w:bookmarkEnd w:id="6"/>
       <w:r>
         <w:rPr>
@@ -1223,7 +1399,6 @@
         <w:t xml:space="preserve"> Languages</w:t>
       </w:r>
       <w:bookmarkStart w:id="5" w:name="7qgkbnrr6ygn"/>
-      <w:r/>
       <w:bookmarkEnd w:id="5"/>
       <w:r>
         <mc:AlternateContent>
@@ -1303,7 +1478,6 @@
           </mc:Fallback>
         </mc:AlternateContent>
       </w:r>
-      <w:r/>
     </w:p>
     <w:p>
       <w:pPr>
@@ -1327,7 +1501,6 @@
           <w:rtl w:val="0"/>
         </w:rPr>
       </w:r>
-      <w:r/>
     </w:p>
     <w:p>
       <w:pPr>
@@ -1355,19 +1528,16 @@
         </w:rPr>
         <w:t xml:space="preserve">                  </w:t>
       </w:r>
-      <w:r/>
     </w:p>
     <w:p>
       <w:pPr>
-        <w:pStyle w:val="679"/>
+        <w:pStyle w:val="898"/>
         <w:pBdr/>
         <w:spacing/>
         <w:ind w:firstLine="33"/>
         <w:rPr/>
       </w:pPr>
-      <w:r/>
       <w:bookmarkStart w:id="8" w:name="_qdd9hsoogtel"/>
-      <w:r/>
       <w:bookmarkEnd w:id="8"/>
       <w:r>
         <w:rPr>
@@ -1376,7 +1546,6 @@
         <w:t xml:space="preserve">  Education</w:t>
       </w:r>
       <w:bookmarkStart w:id="7" w:name="t17b7vyt5jtl"/>
-      <w:r/>
       <w:bookmarkEnd w:id="7"/>
       <w:r>
         <mc:AlternateContent>
@@ -1456,7 +1625,6 @@
           </mc:Fallback>
         </mc:AlternateContent>
       </w:r>
-      <w:r/>
     </w:p>
     <w:p>
       <w:pPr>
@@ -1522,10 +1690,27 @@
           <w:vertAlign w:val="baseline"/>
         </w:rPr>
       </w:r>
+      <w:r>
+        <w:rPr>
+          <w:rFonts w:ascii="Times New Roman" w:hAnsi="Times New Roman" w:eastAsia="Times New Roman" w:cs="Times New Roman"/>
+          <w:b/>
+          <w:bCs/>
+          <w:i w:val="0"/>
+          <w:iCs w:val="0"/>
+          <w:smallCaps w:val="0"/>
+          <w:strike w:val="0"/>
+          <w:color w:val="000000"/>
+          <w:sz w:val="6"/>
+          <w:szCs w:val="6"/>
+          <w:u w:val="none"/>
+          <w:shd w:val="clear" w:color="auto" w:fill="auto"/>
+          <w:vertAlign w:val="baseline"/>
+        </w:rPr>
+      </w:r>
     </w:p>
     <w:p>
       <w:pPr>
-        <w:pStyle w:val="680"/>
+        <w:pStyle w:val="899"/>
         <w:numPr>
           <w:ilvl w:val="1"/>
           <w:numId w:val="2"/>
@@ -1562,6 +1747,12 @@
           <w:rtl w:val="0"/>
         </w:rPr>
         <w:t xml:space="preserve">B.E Computer Science and Engineering</w:t>
+      </w:r>
+      <w:r>
+        <w:rPr>
+          <w:sz w:val="22"/>
+          <w:szCs w:val="22"/>
+        </w:rPr>
       </w:r>
       <w:r>
         <w:rPr>
@@ -1632,6 +1823,12 @@
           <w:szCs w:val="22"/>
         </w:rPr>
       </w:r>
+      <w:r>
+        <w:rPr>
+          <w:sz w:val="22"/>
+          <w:szCs w:val="22"/>
+        </w:rPr>
+      </w:r>
     </w:p>
     <w:p>
       <w:pPr>
@@ -1668,10 +1865,16 @@
           <w:szCs w:val="22"/>
         </w:rPr>
       </w:r>
+      <w:r>
+        <w:rPr>
+          <w:sz w:val="22"/>
+          <w:szCs w:val="22"/>
+        </w:rPr>
+      </w:r>
     </w:p>
     <w:p>
       <w:pPr>
-        <w:pStyle w:val="680"/>
+        <w:pStyle w:val="899"/>
         <w:numPr>
           <w:ilvl w:val="1"/>
           <w:numId w:val="2"/>
@@ -1715,6 +1918,12 @@
           <w:szCs w:val="22"/>
         </w:rPr>
       </w:r>
+      <w:r>
+        <w:rPr>
+          <w:sz w:val="22"/>
+          <w:szCs w:val="22"/>
+        </w:rPr>
+      </w:r>
     </w:p>
     <w:p>
       <w:pPr>
@@ -1744,7 +1953,6 @@
         <w:rPr>
           <w:sz w:val="22"/>
           <w:szCs w:val="22"/>
-          <w:rtl w:val="0"/>
         </w:rPr>
       </w:r>
       <w:r>
@@ -1787,6 +1995,12 @@
           <w:szCs w:val="20"/>
         </w:rPr>
       </w:r>
+      <w:r>
+        <w:rPr>
+          <w:sz w:val="20"/>
+          <w:szCs w:val="20"/>
+        </w:rPr>
+      </w:r>
     </w:p>
     <w:p>
       <w:pPr>
@@ -1801,6 +2015,12 @@
       <w:r>
         <w:rPr>
           <w:rtl w:val="0"/>
+        </w:rPr>
+      </w:r>
+      <w:r>
+        <w:rPr>
+          <w:sz w:val="20"/>
+          <w:szCs w:val="20"/>
         </w:rPr>
       </w:r>
       <w:r>
@@ -1835,11 +2055,9 @@
         <w:ind/>
         <w:rPr/>
       </w:pPr>
-      <w:r/>
       <w:r>
         <w:separator/>
       </w:r>
-      <w:r/>
     </w:p>
   </w:endnote>
   <w:endnote w:type="continuationSeparator" w:id="0">
@@ -1850,11 +2068,9 @@
         <w:ind/>
         <w:rPr/>
       </w:pPr>
-      <w:r/>
       <w:r>
         <w:continuationSeparator/>
       </w:r>
-      <w:r/>
     </w:p>
   </w:endnote>
 </w:endnotes>
@@ -1870,11 +2086,9 @@
         <w:ind/>
         <w:rPr/>
       </w:pPr>
-      <w:r/>
       <w:r>
         <w:separator/>
       </w:r>
-      <w:r/>
     </w:p>
   </w:footnote>
   <w:footnote w:type="continuationSeparator" w:id="0">
@@ -1885,11 +2099,9 @@
         <w:ind/>
         <w:rPr/>
       </w:pPr>
-      <w:r/>
       <w:r>
         <w:continuationSeparator/>
       </w:r>
-      <w:r/>
     </w:p>
   </w:footnote>
 </w:footnotes>
@@ -2649,7 +2861,7 @@
     <w:lsdException w:name="Bibliography" w:uiPriority="37"/>
     <w:lsdException w:name="TOC Heading" w:uiPriority="39" w:qFormat="1"/>
   </w:latentStyles>
-  <w:style w:type="table" w:styleId="11" w:default="1">
+  <w:style w:type="table" w:styleId="715" w:default="1">
     <w:name w:val="Normal Table"/>
     <w:uiPriority w:val="99"/>
     <w:semiHidden/>
@@ -2842,9 +3054,9 @@
       </w:tcPr>
     </w:tblStylePr>
   </w:style>
-  <w:style w:type="table" w:styleId="12">
+  <w:style w:type="table" w:styleId="716">
     <w:name w:val="Table Grid"/>
-    <w:basedOn w:val="11"/>
+    <w:basedOn w:val="715"/>
     <w:uiPriority w:val="59"/>
     <w:pPr>
       <w:pBdr/>
@@ -3041,9 +3253,9 @@
       </w:tcPr>
     </w:tblStylePr>
   </w:style>
-  <w:style w:type="table" w:styleId="13">
+  <w:style w:type="table" w:styleId="717">
     <w:name w:val="Table Grid Light"/>
-    <w:basedOn w:val="11"/>
+    <w:basedOn w:val="715"/>
     <w:uiPriority w:val="59"/>
     <w:pPr>
       <w:pBdr/>
@@ -3240,9 +3452,9 @@
       </w:tcPr>
     </w:tblStylePr>
   </w:style>
-  <w:style w:type="table" w:styleId="14">
+  <w:style w:type="table" w:styleId="718">
     <w:name w:val="Plain Table 1"/>
-    <w:basedOn w:val="11"/>
+    <w:basedOn w:val="715"/>
     <w:uiPriority w:val="59"/>
     <w:pPr>
       <w:pBdr/>
@@ -3279,8 +3491,8 @@
         <w:tblBorders/>
       </w:tblPr>
       <w:tcPr>
+        <w:tcBorders/>
         <w:shd w:val="clear" w:color="ffffff" w:themeColor="text1" w:themeTint="0D" w:fill="f2f2f2" w:themeFill="text1" w:themeFillTint="0D"/>
-        <w:tcBorders/>
       </w:tcPr>
     </w:tblStylePr>
     <w:tblStylePr w:type="band1Vert">
@@ -3293,8 +3505,8 @@
         <w:tblBorders/>
       </w:tblPr>
       <w:tcPr>
+        <w:tcBorders/>
         <w:shd w:val="clear" w:color="ffffff" w:themeColor="text1" w:themeTint="0D" w:fill="f2f2f2" w:themeFill="text1" w:themeFillTint="0D"/>
-        <w:tcBorders/>
       </w:tcPr>
     </w:tblStylePr>
     <w:tblStylePr w:type="band2Horz">
@@ -3465,9 +3677,9 @@
       </w:tcPr>
     </w:tblStylePr>
   </w:style>
-  <w:style w:type="table" w:styleId="15">
+  <w:style w:type="table" w:styleId="719">
     <w:name w:val="Plain Table 2"/>
-    <w:basedOn w:val="11"/>
+    <w:basedOn w:val="715"/>
     <w:uiPriority w:val="59"/>
     <w:pPr>
       <w:pBdr/>
@@ -3698,9 +3910,9 @@
       </w:tcPr>
     </w:tblStylePr>
   </w:style>
-  <w:style w:type="table" w:styleId="16">
+  <w:style w:type="table" w:styleId="720">
     <w:name w:val="Plain Table 3"/>
-    <w:basedOn w:val="11"/>
+    <w:basedOn w:val="715"/>
     <w:uiPriority w:val="99"/>
     <w:pPr>
       <w:pBdr/>
@@ -3731,8 +3943,8 @@
         <w:tblBorders/>
       </w:tblPr>
       <w:tcPr>
+        <w:tcBorders/>
         <w:shd w:val="clear" w:color="ffffff" w:themeColor="text1" w:themeTint="0D" w:fill="f2f2f2" w:themeFill="text1" w:themeFillTint="0D"/>
-        <w:tcBorders/>
       </w:tcPr>
     </w:tblStylePr>
     <w:tblStylePr w:type="band1Vert">
@@ -3750,8 +3962,8 @@
         <w:tblBorders/>
       </w:tblPr>
       <w:tcPr>
+        <w:tcBorders/>
         <w:shd w:val="clear" w:color="ffffff" w:themeColor="text1" w:themeTint="0D" w:fill="f2f2f2" w:themeFill="text1" w:themeFillTint="0D"/>
-        <w:tcBorders/>
       </w:tcPr>
     </w:tblStylePr>
     <w:tblStylePr w:type="band2Horz">
@@ -3928,9 +4140,9 @@
       </w:tcPr>
     </w:tblStylePr>
   </w:style>
-  <w:style w:type="table" w:styleId="17">
+  <w:style w:type="table" w:styleId="721">
     <w:name w:val="Plain Table 4"/>
-    <w:basedOn w:val="11"/>
+    <w:basedOn w:val="715"/>
     <w:uiPriority w:val="99"/>
     <w:pPr>
       <w:pBdr/>
@@ -3961,8 +4173,8 @@
         <w:tblBorders/>
       </w:tblPr>
       <w:tcPr>
+        <w:tcBorders/>
         <w:shd w:val="clear" w:color="ffffff" w:themeColor="text1" w:themeTint="0D" w:fill="f2f2f2" w:themeFill="text1" w:themeFillTint="0D"/>
-        <w:tcBorders/>
       </w:tcPr>
     </w:tblStylePr>
     <w:tblStylePr w:type="band1Vert">
@@ -3980,8 +4192,8 @@
         <w:tblBorders/>
       </w:tblPr>
       <w:tcPr>
+        <w:tcBorders/>
         <w:shd w:val="clear" w:color="ffffff" w:themeColor="text1" w:themeTint="0D" w:fill="f2f2f2" w:themeFill="text1" w:themeFillTint="0D"/>
-        <w:tcBorders/>
       </w:tcPr>
     </w:tblStylePr>
     <w:tblStylePr w:type="band2Horz">
@@ -4144,9 +4356,9 @@
       </w:tcPr>
     </w:tblStylePr>
   </w:style>
-  <w:style w:type="table" w:styleId="18">
+  <w:style w:type="table" w:styleId="722">
     <w:name w:val="Plain Table 5"/>
-    <w:basedOn w:val="11"/>
+    <w:basedOn w:val="715"/>
     <w:uiPriority w:val="99"/>
     <w:pPr>
       <w:pBdr/>
@@ -4177,8 +4389,8 @@
         <w:tblBorders/>
       </w:tblPr>
       <w:tcPr>
+        <w:tcBorders/>
         <w:shd w:val="clear" w:color="ffffff" w:themeColor="text1" w:themeTint="0D" w:fill="f2f2f2" w:themeFill="text1" w:themeFillTint="0D"/>
-        <w:tcBorders/>
       </w:tcPr>
     </w:tblStylePr>
     <w:tblStylePr w:type="band1Vert">
@@ -4196,8 +4408,8 @@
         <w:tblBorders/>
       </w:tblPr>
       <w:tcPr>
+        <w:tcBorders/>
         <w:shd w:val="clear" w:color="ffffff" w:themeColor="text1" w:themeTint="0D" w:fill="f2f2f2" w:themeFill="text1" w:themeFillTint="0D"/>
-        <w:tcBorders/>
       </w:tcPr>
     </w:tblStylePr>
     <w:tblStylePr w:type="band2Horz">
@@ -4241,10 +4453,10 @@
         <w:tblBorders/>
       </w:tblPr>
       <w:tcPr>
-        <w:shd w:val="clear" w:color="ffffff"/>
         <w:tcBorders>
           <w:right w:val="single" w:color="404040" w:sz="4" w:space="0"/>
         </w:tcBorders>
+        <w:shd w:val="clear" w:color="ffffff"/>
       </w:tcPr>
     </w:tblStylePr>
     <w:tblStylePr w:type="firstRow">
@@ -4261,12 +4473,12 @@
         <w:tblBorders/>
       </w:tblPr>
       <w:tcPr>
-        <w:shd w:val="clear" w:color="ffffff"/>
         <w:tcBorders>
           <w:left w:val="none" w:color="000000" w:sz="4" w:space="0"/>
           <w:bottom w:val="single" w:color="404040" w:sz="4" w:space="0"/>
           <w:right w:val="none" w:color="000000" w:sz="4" w:space="0"/>
         </w:tcBorders>
+        <w:shd w:val="clear" w:color="ffffff"/>
       </w:tcPr>
     </w:tblStylePr>
     <w:tblStylePr w:type="lastCol">
@@ -4283,10 +4495,10 @@
         <w:tblBorders/>
       </w:tblPr>
       <w:tcPr>
-        <w:shd w:val="clear" w:color="ffffff"/>
         <w:tcBorders>
           <w:left w:val="single" w:color="404040" w:sz="4" w:space="0"/>
         </w:tcBorders>
+        <w:shd w:val="clear" w:color="ffffff"/>
       </w:tcPr>
     </w:tblStylePr>
     <w:tblStylePr w:type="lastRow">
@@ -4303,12 +4515,12 @@
         <w:tblBorders/>
       </w:tblPr>
       <w:tcPr>
-        <w:shd w:val="clear" w:color="ffffff"/>
         <w:tcBorders>
           <w:top w:val="single" w:color="404040" w:sz="4" w:space="0"/>
           <w:left w:val="none" w:color="000000" w:sz="4" w:space="0"/>
           <w:right w:val="none" w:color="000000" w:sz="4" w:space="0"/>
         </w:tcBorders>
+        <w:shd w:val="clear" w:color="ffffff"/>
       </w:tcPr>
     </w:tblStylePr>
     <w:tblStylePr w:type="nwCell">
@@ -4377,9 +4589,9 @@
       </w:tcPr>
     </w:tblStylePr>
   </w:style>
-  <w:style w:type="table" w:styleId="19">
+  <w:style w:type="table" w:styleId="723">
     <w:name w:val="Grid Table 1 Light"/>
-    <w:basedOn w:val="11"/>
+    <w:basedOn w:val="715"/>
     <w:uiPriority w:val="99"/>
     <w:pPr>
       <w:pBdr/>
@@ -4600,9 +4812,9 @@
       </w:tcPr>
     </w:tblStylePr>
   </w:style>
-  <w:style w:type="table" w:styleId="20">
+  <w:style w:type="table" w:styleId="724">
     <w:name w:val="Grid Table 1 Light - Accent 1"/>
-    <w:basedOn w:val="11"/>
+    <w:basedOn w:val="715"/>
     <w:uiPriority w:val="99"/>
     <w:pPr>
       <w:pBdr/>
@@ -4823,9 +5035,9 @@
       </w:tcPr>
     </w:tblStylePr>
   </w:style>
-  <w:style w:type="table" w:styleId="21">
+  <w:style w:type="table" w:styleId="725">
     <w:name w:val="Grid Table 1 Light - Accent 2"/>
-    <w:basedOn w:val="11"/>
+    <w:basedOn w:val="715"/>
     <w:uiPriority w:val="99"/>
     <w:pPr>
       <w:pBdr/>
@@ -5046,9 +5258,9 @@
       </w:tcPr>
     </w:tblStylePr>
   </w:style>
-  <w:style w:type="table" w:styleId="22">
+  <w:style w:type="table" w:styleId="726">
     <w:name w:val="Grid Table 1 Light - Accent 3"/>
-    <w:basedOn w:val="11"/>
+    <w:basedOn w:val="715"/>
     <w:uiPriority w:val="99"/>
     <w:pPr>
       <w:pBdr/>
@@ -5269,9 +5481,9 @@
       </w:tcPr>
     </w:tblStylePr>
   </w:style>
-  <w:style w:type="table" w:styleId="23">
+  <w:style w:type="table" w:styleId="727">
     <w:name w:val="Grid Table 1 Light - Accent 4"/>
-    <w:basedOn w:val="11"/>
+    <w:basedOn w:val="715"/>
     <w:uiPriority w:val="99"/>
     <w:pPr>
       <w:pBdr/>
@@ -5492,9 +5704,9 @@
       </w:tcPr>
     </w:tblStylePr>
   </w:style>
-  <w:style w:type="table" w:styleId="24">
+  <w:style w:type="table" w:styleId="728">
     <w:name w:val="Grid Table 1 Light - Accent 5"/>
-    <w:basedOn w:val="11"/>
+    <w:basedOn w:val="715"/>
     <w:uiPriority w:val="99"/>
     <w:pPr>
       <w:pBdr/>
@@ -5715,9 +5927,9 @@
       </w:tcPr>
     </w:tblStylePr>
   </w:style>
-  <w:style w:type="table" w:styleId="25">
+  <w:style w:type="table" w:styleId="729">
     <w:name w:val="Grid Table 1 Light - Accent 6"/>
-    <w:basedOn w:val="11"/>
+    <w:basedOn w:val="715"/>
     <w:uiPriority w:val="99"/>
     <w:pPr>
       <w:pBdr/>
@@ -5938,9 +6150,9 @@
       </w:tcPr>
     </w:tblStylePr>
   </w:style>
-  <w:style w:type="table" w:styleId="26">
+  <w:style w:type="table" w:styleId="730">
     <w:name w:val="Grid Table 2"/>
-    <w:basedOn w:val="11"/>
+    <w:basedOn w:val="715"/>
     <w:uiPriority w:val="99"/>
     <w:pPr>
       <w:pBdr/>
@@ -5975,8 +6187,8 @@
         <w:tblBorders/>
       </w:tblPr>
       <w:tcPr>
+        <w:tcBorders/>
         <w:shd w:val="clear" w:color="ffffff" w:themeColor="text1" w:themeTint="34" w:fill="cbcbcb" w:themeFill="text1" w:themeFillTint="34"/>
-        <w:tcBorders/>
       </w:tcPr>
     </w:tblStylePr>
     <w:tblStylePr w:type="band1Vert">
@@ -5994,8 +6206,8 @@
         <w:tblBorders/>
       </w:tblPr>
       <w:tcPr>
+        <w:tcBorders/>
         <w:shd w:val="clear" w:color="ffffff" w:themeColor="text1" w:themeTint="34" w:fill="cbcbcb" w:themeFill="text1" w:themeFillTint="34"/>
-        <w:tcBorders/>
       </w:tcPr>
     </w:tblStylePr>
     <w:tblStylePr w:type="band2Horz">
@@ -6055,13 +6267,13 @@
         <w:tblBorders/>
       </w:tblPr>
       <w:tcPr>
-        <w:shd w:val="clear" w:color="ffffff"/>
         <w:tcBorders>
           <w:top w:val="none" w:color="000000" w:sz="4" w:space="0"/>
           <w:left w:val="none" w:color="000000" w:sz="4" w:space="0"/>
           <w:bottom w:val="single" w:color="000000" w:themeColor="text1" w:themeTint="95" w:sz="12" w:space="0"/>
           <w:right w:val="none" w:color="000000" w:sz="4" w:space="0"/>
         </w:tcBorders>
+        <w:shd w:val="clear" w:color="ffffff"/>
       </w:tcPr>
     </w:tblStylePr>
     <w:tblStylePr w:type="lastCol">
@@ -6095,13 +6307,13 @@
         <w:tblBorders/>
       </w:tblPr>
       <w:tcPr>
-        <w:shd w:val="clear" w:color="ffffff"/>
         <w:tcBorders>
           <w:top w:val="single" w:color="000000" w:themeColor="text1" w:themeTint="95" w:sz="4" w:space="0"/>
           <w:left w:val="none" w:color="000000" w:sz="4" w:space="0"/>
           <w:bottom w:val="none" w:color="000000" w:sz="4" w:space="0"/>
           <w:right w:val="none" w:color="000000" w:sz="4" w:space="0"/>
         </w:tcBorders>
+        <w:shd w:val="clear" w:color="ffffff"/>
       </w:tcPr>
     </w:tblStylePr>
     <w:tblStylePr w:type="nwCell">
@@ -6170,9 +6382,9 @@
       </w:tcPr>
     </w:tblStylePr>
   </w:style>
-  <w:style w:type="table" w:styleId="27">
+  <w:style w:type="table" w:styleId="731">
     <w:name w:val="Grid Table 2 - Accent 1"/>
-    <w:basedOn w:val="11"/>
+    <w:basedOn w:val="715"/>
     <w:uiPriority w:val="99"/>
     <w:pPr>
       <w:pBdr/>
@@ -6207,8 +6419,8 @@
         <w:tblBorders/>
       </w:tblPr>
       <w:tcPr>
+        <w:tcBorders/>
         <w:shd w:val="clear" w:color="ffffff" w:themeColor="accent1" w:themeTint="34" w:fill="dbe5f2" w:themeFill="accent1" w:themeFillTint="34"/>
-        <w:tcBorders/>
       </w:tcPr>
     </w:tblStylePr>
     <w:tblStylePr w:type="band1Vert">
@@ -6226,8 +6438,8 @@
         <w:tblBorders/>
       </w:tblPr>
       <w:tcPr>
+        <w:tcBorders/>
         <w:shd w:val="clear" w:color="ffffff" w:themeColor="accent1" w:themeTint="34" w:fill="dbe5f2" w:themeFill="accent1" w:themeFillTint="34"/>
-        <w:tcBorders/>
       </w:tcPr>
     </w:tblStylePr>
     <w:tblStylePr w:type="band2Horz">
@@ -6287,13 +6499,13 @@
         <w:tblBorders/>
       </w:tblPr>
       <w:tcPr>
-        <w:shd w:val="clear" w:color="ffffff"/>
         <w:tcBorders>
           <w:top w:val="none" w:color="000000" w:sz="4" w:space="0"/>
           <w:left w:val="none" w:color="000000" w:sz="4" w:space="0"/>
           <w:bottom w:val="single" w:color="000000" w:themeColor="accent1" w:themeTint="EA" w:sz="12" w:space="0"/>
           <w:right w:val="none" w:color="000000" w:sz="4" w:space="0"/>
         </w:tcBorders>
+        <w:shd w:val="clear" w:color="ffffff"/>
       </w:tcPr>
     </w:tblStylePr>
     <w:tblStylePr w:type="lastCol">
@@ -6327,13 +6539,13 @@
         <w:tblBorders/>
       </w:tblPr>
       <w:tcPr>
-        <w:shd w:val="clear" w:color="ffffff"/>
         <w:tcBorders>
           <w:top w:val="single" w:color="000000" w:themeColor="accent1" w:themeTint="EA" w:sz="4" w:space="0"/>
           <w:left w:val="none" w:color="000000" w:sz="4" w:space="0"/>
           <w:bottom w:val="none" w:color="000000" w:sz="4" w:space="0"/>
           <w:right w:val="none" w:color="000000" w:sz="4" w:space="0"/>
         </w:tcBorders>
+        <w:shd w:val="clear" w:color="ffffff"/>
       </w:tcPr>
     </w:tblStylePr>
     <w:tblStylePr w:type="nwCell">
@@ -6402,9 +6614,9 @@
       </w:tcPr>
     </w:tblStylePr>
   </w:style>
-  <w:style w:type="table" w:styleId="28">
+  <w:style w:type="table" w:styleId="732">
     <w:name w:val="Grid Table 2 - Accent 2"/>
-    <w:basedOn w:val="11"/>
+    <w:basedOn w:val="715"/>
     <w:uiPriority w:val="99"/>
     <w:pPr>
       <w:pBdr/>
@@ -6439,8 +6651,8 @@
         <w:tblBorders/>
       </w:tblPr>
       <w:tcPr>
+        <w:tcBorders/>
         <w:shd w:val="clear" w:color="ffffff" w:themeColor="accent2" w:themeTint="32" w:fill="f3dddc" w:themeFill="accent2" w:themeFillTint="32"/>
-        <w:tcBorders/>
       </w:tcPr>
     </w:tblStylePr>
     <w:tblStylePr w:type="band1Vert">
@@ -6458,8 +6670,8 @@
         <w:tblBorders/>
       </w:tblPr>
       <w:tcPr>
+        <w:tcBorders/>
         <w:shd w:val="clear" w:color="ffffff" w:themeColor="accent2" w:themeTint="32" w:fill="f3dddc" w:themeFill="accent2" w:themeFillTint="32"/>
-        <w:tcBorders/>
       </w:tcPr>
     </w:tblStylePr>
     <w:tblStylePr w:type="band2Horz">
@@ -6519,13 +6731,13 @@
         <w:tblBorders/>
       </w:tblPr>
       <w:tcPr>
-        <w:shd w:val="clear" w:color="ffffff"/>
         <w:tcBorders>
           <w:top w:val="none" w:color="000000" w:sz="4" w:space="0"/>
           <w:left w:val="none" w:color="000000" w:sz="4" w:space="0"/>
           <w:bottom w:val="single" w:color="000000" w:themeColor="accent2" w:themeTint="97" w:sz="12" w:space="0"/>
           <w:right w:val="none" w:color="000000" w:sz="4" w:space="0"/>
         </w:tcBorders>
+        <w:shd w:val="clear" w:color="ffffff"/>
       </w:tcPr>
     </w:tblStylePr>
     <w:tblStylePr w:type="lastCol">
@@ -6559,13 +6771,13 @@
         <w:tblBorders/>
       </w:tblPr>
       <w:tcPr>
-        <w:shd w:val="clear" w:color="ffffff"/>
         <w:tcBorders>
           <w:top w:val="single" w:color="000000" w:themeColor="accent2" w:themeTint="97" w:sz="4" w:space="0"/>
           <w:left w:val="none" w:color="000000" w:sz="4" w:space="0"/>
           <w:bottom w:val="none" w:color="000000" w:sz="4" w:space="0"/>
           <w:right w:val="none" w:color="000000" w:sz="4" w:space="0"/>
         </w:tcBorders>
+        <w:shd w:val="clear" w:color="ffffff"/>
       </w:tcPr>
     </w:tblStylePr>
     <w:tblStylePr w:type="nwCell">
@@ -6634,9 +6846,9 @@
       </w:tcPr>
     </w:tblStylePr>
   </w:style>
-  <w:style w:type="table" w:styleId="29">
+  <w:style w:type="table" w:styleId="733">
     <w:name w:val="Grid Table 2 - Accent 3"/>
-    <w:basedOn w:val="11"/>
+    <w:basedOn w:val="715"/>
     <w:uiPriority w:val="99"/>
     <w:pPr>
       <w:pBdr/>
@@ -6671,8 +6883,8 @@
         <w:tblBorders/>
       </w:tblPr>
       <w:tcPr>
+        <w:tcBorders/>
         <w:shd w:val="clear" w:color="ffffff" w:themeColor="accent3" w:themeTint="34" w:fill="ebf1dd" w:themeFill="accent3" w:themeFillTint="34"/>
-        <w:tcBorders/>
       </w:tcPr>
     </w:tblStylePr>
     <w:tblStylePr w:type="band1Vert">
@@ -6690,8 +6902,8 @@
         <w:tblBorders/>
       </w:tblPr>
       <w:tcPr>
+        <w:tcBorders/>
         <w:shd w:val="clear" w:color="ffffff" w:themeColor="accent3" w:themeTint="34" w:fill="ebf1dd" w:themeFill="accent3" w:themeFillTint="34"/>
-        <w:tcBorders/>
       </w:tcPr>
     </w:tblStylePr>
     <w:tblStylePr w:type="band2Horz">
@@ -6751,13 +6963,13 @@
         <w:tblBorders/>
       </w:tblPr>
       <w:tcPr>
-        <w:shd w:val="clear" w:color="ffffff"/>
         <w:tcBorders>
           <w:top w:val="none" w:color="000000" w:sz="4" w:space="0"/>
           <w:left w:val="none" w:color="000000" w:sz="4" w:space="0"/>
           <w:bottom w:val="single" w:color="000000" w:themeColor="accent3" w:themeTint="FE" w:sz="12" w:space="0"/>
           <w:right w:val="none" w:color="000000" w:sz="4" w:space="0"/>
         </w:tcBorders>
+        <w:shd w:val="clear" w:color="ffffff"/>
       </w:tcPr>
     </w:tblStylePr>
     <w:tblStylePr w:type="lastCol">
@@ -6791,13 +7003,13 @@
         <w:tblBorders/>
       </w:tblPr>
       <w:tcPr>
-        <w:shd w:val="clear" w:color="ffffff"/>
         <w:tcBorders>
           <w:top w:val="single" w:color="000000" w:themeColor="accent3" w:themeTint="FE" w:sz="4" w:space="0"/>
           <w:left w:val="none" w:color="000000" w:sz="4" w:space="0"/>
           <w:bottom w:val="none" w:color="000000" w:sz="4" w:space="0"/>
           <w:right w:val="none" w:color="000000" w:sz="4" w:space="0"/>
         </w:tcBorders>
+        <w:shd w:val="clear" w:color="ffffff"/>
       </w:tcPr>
     </w:tblStylePr>
     <w:tblStylePr w:type="nwCell">
@@ -6866,9 +7078,9 @@
       </w:tcPr>
     </w:tblStylePr>
   </w:style>
-  <w:style w:type="table" w:styleId="30">
+  <w:style w:type="table" w:styleId="734">
     <w:name w:val="Grid Table 2 - Accent 4"/>
-    <w:basedOn w:val="11"/>
+    <w:basedOn w:val="715"/>
     <w:uiPriority w:val="99"/>
     <w:pPr>
       <w:pBdr/>
@@ -6903,8 +7115,8 @@
         <w:tblBorders/>
       </w:tblPr>
       <w:tcPr>
+        <w:tcBorders/>
         <w:shd w:val="clear" w:color="ffffff" w:themeColor="accent4" w:themeTint="34" w:fill="e5dfec" w:themeFill="accent4" w:themeFillTint="34"/>
-        <w:tcBorders/>
       </w:tcPr>
     </w:tblStylePr>
     <w:tblStylePr w:type="band1Vert">
@@ -6922,8 +7134,8 @@
         <w:tblBorders/>
       </w:tblPr>
       <w:tcPr>
+        <w:tcBorders/>
         <w:shd w:val="clear" w:color="ffffff" w:themeColor="accent4" w:themeTint="34" w:fill="e5dfec" w:themeFill="accent4" w:themeFillTint="34"/>
-        <w:tcBorders/>
       </w:tcPr>
     </w:tblStylePr>
     <w:tblStylePr w:type="band2Horz">
@@ -6983,13 +7195,13 @@
         <w:tblBorders/>
       </w:tblPr>
       <w:tcPr>
-        <w:shd w:val="clear" w:color="ffffff"/>
         <w:tcBorders>
           <w:top w:val="none" w:color="000000" w:sz="4" w:space="0"/>
           <w:left w:val="none" w:color="000000" w:sz="4" w:space="0"/>
           <w:bottom w:val="single" w:color="000000" w:themeColor="accent4" w:themeTint="9A" w:sz="12" w:space="0"/>
           <w:right w:val="none" w:color="000000" w:sz="4" w:space="0"/>
         </w:tcBorders>
+        <w:shd w:val="clear" w:color="ffffff"/>
       </w:tcPr>
     </w:tblStylePr>
     <w:tblStylePr w:type="lastCol">
@@ -7023,13 +7235,13 @@
         <w:tblBorders/>
       </w:tblPr>
       <w:tcPr>
-        <w:shd w:val="clear" w:color="ffffff"/>
         <w:tcBorders>
           <w:top w:val="single" w:color="000000" w:themeColor="accent4" w:themeTint="9A" w:sz="4" w:space="0"/>
           <w:left w:val="none" w:color="000000" w:sz="4" w:space="0"/>
           <w:bottom w:val="none" w:color="000000" w:sz="4" w:space="0"/>
           <w:right w:val="none" w:color="000000" w:sz="4" w:space="0"/>
         </w:tcBorders>
+        <w:shd w:val="clear" w:color="ffffff"/>
       </w:tcPr>
     </w:tblStylePr>
     <w:tblStylePr w:type="nwCell">
@@ -7098,9 +7310,9 @@
       </w:tcPr>
     </w:tblStylePr>
   </w:style>
-  <w:style w:type="table" w:styleId="31">
+  <w:style w:type="table" w:styleId="735">
     <w:name w:val="Grid Table 2 - Accent 5"/>
-    <w:basedOn w:val="11"/>
+    <w:basedOn w:val="715"/>
     <w:uiPriority w:val="99"/>
     <w:pPr>
       <w:pBdr/>
@@ -7135,8 +7347,8 @@
         <w:tblBorders/>
       </w:tblPr>
       <w:tcPr>
+        <w:tcBorders/>
         <w:shd w:val="clear" w:color="ffffff" w:themeColor="accent5" w:themeTint="34" w:fill="daeef3" w:themeFill="accent5" w:themeFillTint="34"/>
-        <w:tcBorders/>
       </w:tcPr>
     </w:tblStylePr>
     <w:tblStylePr w:type="band1Vert">
@@ -7154,8 +7366,8 @@
         <w:tblBorders/>
       </w:tblPr>
       <w:tcPr>
+        <w:tcBorders/>
         <w:shd w:val="clear" w:color="ffffff" w:themeColor="accent5" w:themeTint="34" w:fill="daeef3" w:themeFill="accent5" w:themeFillTint="34"/>
-        <w:tcBorders/>
       </w:tcPr>
     </w:tblStylePr>
     <w:tblStylePr w:type="band2Horz">
@@ -7215,13 +7427,13 @@
         <w:tblBorders/>
       </w:tblPr>
       <w:tcPr>
-        <w:shd w:val="clear" w:color="ffffff"/>
         <w:tcBorders>
           <w:top w:val="none" w:color="000000" w:sz="4" w:space="0"/>
           <w:left w:val="none" w:color="000000" w:sz="4" w:space="0"/>
           <w:bottom w:val="single" w:color="000000" w:themeColor="accent5" w:sz="12" w:space="0"/>
           <w:right w:val="none" w:color="000000" w:sz="4" w:space="0"/>
         </w:tcBorders>
+        <w:shd w:val="clear" w:color="ffffff"/>
       </w:tcPr>
     </w:tblStylePr>
     <w:tblStylePr w:type="lastCol">
@@ -7255,13 +7467,13 @@
         <w:tblBorders/>
       </w:tblPr>
       <w:tcPr>
-        <w:shd w:val="clear" w:color="ffffff"/>
         <w:tcBorders>
           <w:top w:val="single" w:color="000000" w:themeColor="accent5" w:sz="4" w:space="0"/>
           <w:left w:val="none" w:color="000000" w:sz="4" w:space="0"/>
           <w:bottom w:val="none" w:color="000000" w:sz="4" w:space="0"/>
           <w:right w:val="none" w:color="000000" w:sz="4" w:space="0"/>
         </w:tcBorders>
+        <w:shd w:val="clear" w:color="ffffff"/>
       </w:tcPr>
     </w:tblStylePr>
     <w:tblStylePr w:type="nwCell">
@@ -7330,9 +7542,9 @@
       </w:tcPr>
     </w:tblStylePr>
   </w:style>
-  <w:style w:type="table" w:styleId="32">
+  <w:style w:type="table" w:styleId="736">
     <w:name w:val="Grid Table 2 - Accent 6"/>
-    <w:basedOn w:val="11"/>
+    <w:basedOn w:val="715"/>
     <w:uiPriority w:val="99"/>
     <w:pPr>
       <w:pBdr/>
@@ -7367,8 +7579,8 @@
         <w:tblBorders/>
       </w:tblPr>
       <w:tcPr>
+        <w:tcBorders/>
         <w:shd w:val="clear" w:color="ffffff" w:themeColor="accent6" w:themeTint="34" w:fill="fdead9" w:themeFill="accent6" w:themeFillTint="34"/>
-        <w:tcBorders/>
       </w:tcPr>
     </w:tblStylePr>
     <w:tblStylePr w:type="band1Vert">
@@ -7386,8 +7598,8 @@
         <w:tblBorders/>
       </w:tblPr>
       <w:tcPr>
+        <w:tcBorders/>
         <w:shd w:val="clear" w:color="ffffff" w:themeColor="accent6" w:themeTint="34" w:fill="fdead9" w:themeFill="accent6" w:themeFillTint="34"/>
-        <w:tcBorders/>
       </w:tcPr>
     </w:tblStylePr>
     <w:tblStylePr w:type="band2Horz">
@@ -7447,13 +7659,13 @@
         <w:tblBorders/>
       </w:tblPr>
       <w:tcPr>
-        <w:shd w:val="clear" w:color="ffffff"/>
         <w:tcBorders>
           <w:top w:val="none" w:color="000000" w:sz="4" w:space="0"/>
           <w:left w:val="none" w:color="000000" w:sz="4" w:space="0"/>
           <w:bottom w:val="single" w:color="000000" w:themeColor="accent6" w:sz="12" w:space="0"/>
           <w:right w:val="none" w:color="000000" w:sz="4" w:space="0"/>
         </w:tcBorders>
+        <w:shd w:val="clear" w:color="ffffff"/>
       </w:tcPr>
     </w:tblStylePr>
     <w:tblStylePr w:type="lastCol">
@@ -7487,13 +7699,13 @@
         <w:tblBorders/>
       </w:tblPr>
       <w:tcPr>
-        <w:shd w:val="clear" w:color="ffffff"/>
         <w:tcBorders>
           <w:top w:val="single" w:color="000000" w:themeColor="accent6" w:sz="4" w:space="0"/>
           <w:left w:val="none" w:color="000000" w:sz="4" w:space="0"/>
           <w:bottom w:val="none" w:color="000000" w:sz="4" w:space="0"/>
           <w:right w:val="none" w:color="000000" w:sz="4" w:space="0"/>
         </w:tcBorders>
+        <w:shd w:val="clear" w:color="ffffff"/>
       </w:tcPr>
     </w:tblStylePr>
     <w:tblStylePr w:type="nwCell">
@@ -7562,9 +7774,9 @@
       </w:tcPr>
     </w:tblStylePr>
   </w:style>
-  <w:style w:type="table" w:styleId="33">
+  <w:style w:type="table" w:styleId="737">
     <w:name w:val="Grid Table 3"/>
-    <w:basedOn w:val="11"/>
+    <w:basedOn w:val="715"/>
     <w:uiPriority w:val="99"/>
     <w:pPr>
       <w:pBdr/>
@@ -7599,8 +7811,8 @@
         <w:tblBorders/>
       </w:tblPr>
       <w:tcPr>
+        <w:tcBorders/>
         <w:shd w:val="clear" w:color="ffffff" w:themeColor="text1" w:themeTint="34" w:fill="cbcbcb" w:themeFill="text1" w:themeFillTint="34"/>
-        <w:tcBorders/>
       </w:tcPr>
     </w:tblStylePr>
     <w:tblStylePr w:type="band1Vert">
@@ -7618,8 +7830,8 @@
         <w:tblBorders/>
       </w:tblPr>
       <w:tcPr>
+        <w:tcBorders/>
         <w:shd w:val="clear" w:color="ffffff" w:themeColor="text1" w:themeTint="34" w:fill="cbcbcb" w:themeFill="text1" w:themeFillTint="34"/>
-        <w:tcBorders/>
       </w:tcPr>
     </w:tblStylePr>
     <w:tblStylePr w:type="band2Horz">
@@ -7663,13 +7875,13 @@
         <w:tblBorders/>
       </w:tblPr>
       <w:tcPr>
-        <w:shd w:color="ffffff"/>
         <w:tcBorders>
           <w:top w:val="none" w:color="000000" w:sz="4" w:space="0"/>
           <w:left w:val="none" w:color="000000" w:sz="4" w:space="0"/>
           <w:bottom w:val="none" w:color="000000" w:sz="4" w:space="0"/>
           <w:right w:val="none" w:color="000000" w:sz="4" w:space="0"/>
         </w:tcBorders>
+        <w:shd w:val="clear" w:color="ffffff"/>
       </w:tcPr>
     </w:tblStylePr>
     <w:tblStylePr w:type="firstRow">
@@ -7686,13 +7898,13 @@
         <w:tblBorders/>
       </w:tblPr>
       <w:tcPr>
-        <w:shd w:val="clear" w:color="ffffff"/>
         <w:tcBorders>
           <w:top w:val="none" w:color="000000" w:sz="4" w:space="0"/>
           <w:left w:val="none" w:color="000000" w:sz="4" w:space="0"/>
           <w:bottom w:val="none" w:color="000000" w:sz="4" w:space="0"/>
           <w:right w:val="none" w:color="000000" w:sz="4" w:space="0"/>
         </w:tcBorders>
+        <w:shd w:val="clear" w:color="ffffff"/>
       </w:tcPr>
     </w:tblStylePr>
     <w:tblStylePr w:type="lastCol">
@@ -7709,13 +7921,13 @@
         <w:tblBorders/>
       </w:tblPr>
       <w:tcPr>
-        <w:shd w:color="ffffff"/>
         <w:tcBorders>
           <w:top w:val="none" w:color="000000" w:sz="4" w:space="0"/>
           <w:left w:val="none" w:color="000000" w:sz="4" w:space="0"/>
           <w:bottom w:val="none" w:color="000000" w:sz="4" w:space="0"/>
           <w:right w:val="none" w:color="000000" w:sz="4" w:space="0"/>
         </w:tcBorders>
+        <w:shd w:val="clear" w:color="ffffff"/>
       </w:tcPr>
     </w:tblStylePr>
     <w:tblStylePr w:type="lastRow">
@@ -7732,13 +7944,13 @@
         <w:tblBorders/>
       </w:tblPr>
       <w:tcPr>
-        <w:shd w:val="clear" w:color="ffffff"/>
         <w:tcBorders>
           <w:top w:val="none" w:color="000000" w:sz="4" w:space="0"/>
           <w:left w:val="none" w:color="000000" w:sz="4" w:space="0"/>
           <w:bottom w:val="none" w:color="000000" w:sz="4" w:space="0"/>
           <w:right w:val="none" w:color="000000" w:sz="4" w:space="0"/>
         </w:tcBorders>
+        <w:shd w:val="clear" w:color="ffffff"/>
       </w:tcPr>
     </w:tblStylePr>
     <w:tblStylePr w:type="nwCell">
@@ -7807,9 +8019,9 @@
       </w:tcPr>
     </w:tblStylePr>
   </w:style>
-  <w:style w:type="table" w:styleId="34">
+  <w:style w:type="table" w:styleId="738">
     <w:name w:val="Grid Table 3 - Accent 1"/>
-    <w:basedOn w:val="11"/>
+    <w:basedOn w:val="715"/>
     <w:uiPriority w:val="99"/>
     <w:pPr>
       <w:pBdr/>
@@ -7844,8 +8056,8 @@
         <w:tblBorders/>
       </w:tblPr>
       <w:tcPr>
+        <w:tcBorders/>
         <w:shd w:val="clear" w:color="ffffff" w:themeColor="accent1" w:themeTint="34" w:fill="dbe5f2" w:themeFill="accent1" w:themeFillTint="34"/>
-        <w:tcBorders/>
       </w:tcPr>
     </w:tblStylePr>
     <w:tblStylePr w:type="band1Vert">
@@ -7863,8 +8075,8 @@
         <w:tblBorders/>
       </w:tblPr>
       <w:tcPr>
+        <w:tcBorders/>
         <w:shd w:val="clear" w:color="ffffff" w:themeColor="accent1" w:themeTint="34" w:fill="dbe5f2" w:themeFill="accent1" w:themeFillTint="34"/>
-        <w:tcBorders/>
       </w:tcPr>
     </w:tblStylePr>
     <w:tblStylePr w:type="band2Horz">
@@ -7908,13 +8120,13 @@
         <w:tblBorders/>
       </w:tblPr>
       <w:tcPr>
-        <w:shd w:color="ffffff"/>
         <w:tcBorders>
           <w:top w:val="none" w:color="000000" w:sz="4" w:space="0"/>
           <w:left w:val="none" w:color="000000" w:sz="4" w:space="0"/>
           <w:bottom w:val="none" w:color="000000" w:sz="4" w:space="0"/>
           <w:right w:val="none" w:color="000000" w:sz="4" w:space="0"/>
         </w:tcBorders>
+        <w:shd w:val="clear" w:color="ffffff"/>
       </w:tcPr>
     </w:tblStylePr>
     <w:tblStylePr w:type="firstRow">
@@ -7931,13 +8143,13 @@
         <w:tblBorders/>
       </w:tblPr>
       <w:tcPr>
-        <w:shd w:val="clear" w:color="ffffff"/>
         <w:tcBorders>
           <w:top w:val="none" w:color="000000" w:sz="4" w:space="0"/>
           <w:left w:val="none" w:color="000000" w:sz="4" w:space="0"/>
           <w:bottom w:val="none" w:color="000000" w:sz="4" w:space="0"/>
           <w:right w:val="none" w:color="000000" w:sz="4" w:space="0"/>
         </w:tcBorders>
+        <w:shd w:val="clear" w:color="ffffff"/>
       </w:tcPr>
     </w:tblStylePr>
     <w:tblStylePr w:type="lastCol">
@@ -7954,13 +8166,13 @@
         <w:tblBorders/>
       </w:tblPr>
       <w:tcPr>
-        <w:shd w:color="ffffff"/>
         <w:tcBorders>
           <w:top w:val="none" w:color="000000" w:sz="4" w:space="0"/>
           <w:left w:val="none" w:color="000000" w:sz="4" w:space="0"/>
           <w:bottom w:val="none" w:color="000000" w:sz="4" w:space="0"/>
           <w:right w:val="none" w:color="000000" w:sz="4" w:space="0"/>
         </w:tcBorders>
+        <w:shd w:val="clear" w:color="ffffff"/>
       </w:tcPr>
     </w:tblStylePr>
     <w:tblStylePr w:type="lastRow">
@@ -7977,13 +8189,13 @@
         <w:tblBorders/>
       </w:tblPr>
       <w:tcPr>
-        <w:shd w:val="clear" w:color="ffffff"/>
         <w:tcBorders>
           <w:top w:val="none" w:color="000000" w:sz="4" w:space="0"/>
           <w:left w:val="none" w:color="000000" w:sz="4" w:space="0"/>
           <w:bottom w:val="none" w:color="000000" w:sz="4" w:space="0"/>
           <w:right w:val="none" w:color="000000" w:sz="4" w:space="0"/>
         </w:tcBorders>
+        <w:shd w:val="clear" w:color="ffffff"/>
       </w:tcPr>
     </w:tblStylePr>
     <w:tblStylePr w:type="nwCell">
@@ -8052,9 +8264,9 @@
       </w:tcPr>
     </w:tblStylePr>
   </w:style>
-  <w:style w:type="table" w:styleId="35">
+  <w:style w:type="table" w:styleId="739">
     <w:name w:val="Grid Table 3 - Accent 2"/>
-    <w:basedOn w:val="11"/>
+    <w:basedOn w:val="715"/>
     <w:uiPriority w:val="99"/>
     <w:pPr>
       <w:pBdr/>
@@ -8089,8 +8301,8 @@
         <w:tblBorders/>
       </w:tblPr>
       <w:tcPr>
+        <w:tcBorders/>
         <w:shd w:val="clear" w:color="ffffff" w:themeColor="accent2" w:themeTint="32" w:fill="f3dddc" w:themeFill="accent2" w:themeFillTint="32"/>
-        <w:tcBorders/>
       </w:tcPr>
     </w:tblStylePr>
     <w:tblStylePr w:type="band1Vert">
@@ -8108,8 +8320,8 @@
         <w:tblBorders/>
       </w:tblPr>
       <w:tcPr>
+        <w:tcBorders/>
         <w:shd w:val="clear" w:color="ffffff" w:themeColor="accent2" w:themeTint="32" w:fill="f3dddc" w:themeFill="accent2" w:themeFillTint="32"/>
-        <w:tcBorders/>
       </w:tcPr>
     </w:tblStylePr>
     <w:tblStylePr w:type="band2Horz">
@@ -8153,13 +8365,13 @@
         <w:tblBorders/>
       </w:tblPr>
       <w:tcPr>
-        <w:shd w:color="ffffff"/>
         <w:tcBorders>
           <w:top w:val="none" w:color="000000" w:sz="4" w:space="0"/>
           <w:left w:val="none" w:color="000000" w:sz="4" w:space="0"/>
           <w:bottom w:val="none" w:color="000000" w:sz="4" w:space="0"/>
           <w:right w:val="none" w:color="000000" w:sz="4" w:space="0"/>
         </w:tcBorders>
+        <w:shd w:val="clear" w:color="ffffff"/>
       </w:tcPr>
     </w:tblStylePr>
     <w:tblStylePr w:type="firstRow">
@@ -8176,13 +8388,13 @@
         <w:tblBorders/>
       </w:tblPr>
       <w:tcPr>
-        <w:shd w:val="clear" w:color="ffffff"/>
         <w:tcBorders>
           <w:top w:val="none" w:color="000000" w:sz="4" w:space="0"/>
           <w:left w:val="none" w:color="000000" w:sz="4" w:space="0"/>
           <w:bottom w:val="none" w:color="000000" w:sz="4" w:space="0"/>
           <w:right w:val="none" w:color="000000" w:sz="4" w:space="0"/>
         </w:tcBorders>
+        <w:shd w:val="clear" w:color="ffffff"/>
       </w:tcPr>
     </w:tblStylePr>
     <w:tblStylePr w:type="lastCol">
@@ -8199,13 +8411,13 @@
         <w:tblBorders/>
       </w:tblPr>
       <w:tcPr>
-        <w:shd w:color="ffffff"/>
         <w:tcBorders>
           <w:top w:val="none" w:color="000000" w:sz="4" w:space="0"/>
           <w:left w:val="none" w:color="000000" w:sz="4" w:space="0"/>
           <w:bottom w:val="none" w:color="000000" w:sz="4" w:space="0"/>
           <w:right w:val="none" w:color="000000" w:sz="4" w:space="0"/>
         </w:tcBorders>
+        <w:shd w:val="clear" w:color="ffffff"/>
       </w:tcPr>
     </w:tblStylePr>
     <w:tblStylePr w:type="lastRow">
@@ -8222,13 +8434,13 @@
         <w:tblBorders/>
       </w:tblPr>
       <w:tcPr>
-        <w:shd w:val="clear" w:color="ffffff"/>
         <w:tcBorders>
           <w:top w:val="none" w:color="000000" w:sz="4" w:space="0"/>
           <w:left w:val="none" w:color="000000" w:sz="4" w:space="0"/>
           <w:bottom w:val="none" w:color="000000" w:sz="4" w:space="0"/>
           <w:right w:val="none" w:color="000000" w:sz="4" w:space="0"/>
         </w:tcBorders>
+        <w:shd w:val="clear" w:color="ffffff"/>
       </w:tcPr>
     </w:tblStylePr>
     <w:tblStylePr w:type="nwCell">
@@ -8297,9 +8509,9 @@
       </w:tcPr>
     </w:tblStylePr>
   </w:style>
-  <w:style w:type="table" w:styleId="36">
+  <w:style w:type="table" w:styleId="740">
     <w:name w:val="Grid Table 3 - Accent 3"/>
-    <w:basedOn w:val="11"/>
+    <w:basedOn w:val="715"/>
     <w:uiPriority w:val="99"/>
     <w:pPr>
       <w:pBdr/>
@@ -8334,8 +8546,8 @@
         <w:tblBorders/>
       </w:tblPr>
       <w:tcPr>
+        <w:tcBorders/>
         <w:shd w:val="clear" w:color="ffffff" w:themeColor="accent3" w:themeTint="34" w:fill="ebf1dd" w:themeFill="accent3" w:themeFillTint="34"/>
-        <w:tcBorders/>
       </w:tcPr>
     </w:tblStylePr>
     <w:tblStylePr w:type="band1Vert">
@@ -8353,8 +8565,8 @@
         <w:tblBorders/>
       </w:tblPr>
       <w:tcPr>
+        <w:tcBorders/>
         <w:shd w:val="clear" w:color="ffffff" w:themeColor="accent3" w:themeTint="34" w:fill="ebf1dd" w:themeFill="accent3" w:themeFillTint="34"/>
-        <w:tcBorders/>
       </w:tcPr>
     </w:tblStylePr>
     <w:tblStylePr w:type="band2Horz">
@@ -8398,13 +8610,13 @@
         <w:tblBorders/>
       </w:tblPr>
       <w:tcPr>
-        <w:shd w:color="ffffff"/>
         <w:tcBorders>
           <w:top w:val="none" w:color="000000" w:sz="4" w:space="0"/>
           <w:left w:val="none" w:color="000000" w:sz="4" w:space="0"/>
           <w:bottom w:val="none" w:color="000000" w:sz="4" w:space="0"/>
           <w:right w:val="none" w:color="000000" w:sz="4" w:space="0"/>
         </w:tcBorders>
+        <w:shd w:val="clear" w:color="ffffff"/>
       </w:tcPr>
     </w:tblStylePr>
     <w:tblStylePr w:type="firstRow">
@@ -8421,13 +8633,13 @@
         <w:tblBorders/>
       </w:tblPr>
       <w:tcPr>
-        <w:shd w:val="clear" w:color="ffffff"/>
         <w:tcBorders>
           <w:top w:val="none" w:color="000000" w:sz="4" w:space="0"/>
           <w:left w:val="none" w:color="000000" w:sz="4" w:space="0"/>
           <w:bottom w:val="none" w:color="000000" w:sz="4" w:space="0"/>
           <w:right w:val="none" w:color="000000" w:sz="4" w:space="0"/>
         </w:tcBorders>
+        <w:shd w:val="clear" w:color="ffffff"/>
       </w:tcPr>
     </w:tblStylePr>
     <w:tblStylePr w:type="lastCol">
@@ -8444,13 +8656,13 @@
         <w:tblBorders/>
       </w:tblPr>
       <w:tcPr>
-        <w:shd w:color="ffffff"/>
         <w:tcBorders>
           <w:top w:val="none" w:color="000000" w:sz="4" w:space="0"/>
           <w:left w:val="none" w:color="000000" w:sz="4" w:space="0"/>
           <w:bottom w:val="none" w:color="000000" w:sz="4" w:space="0"/>
           <w:right w:val="none" w:color="000000" w:sz="4" w:space="0"/>
         </w:tcBorders>
+        <w:shd w:val="clear" w:color="ffffff"/>
       </w:tcPr>
     </w:tblStylePr>
     <w:tblStylePr w:type="lastRow">
@@ -8467,13 +8679,13 @@
         <w:tblBorders/>
       </w:tblPr>
       <w:tcPr>
-        <w:shd w:val="clear" w:color="ffffff"/>
         <w:tcBorders>
           <w:top w:val="none" w:color="000000" w:sz="4" w:space="0"/>
           <w:left w:val="none" w:color="000000" w:sz="4" w:space="0"/>
           <w:bottom w:val="none" w:color="000000" w:sz="4" w:space="0"/>
           <w:right w:val="none" w:color="000000" w:sz="4" w:space="0"/>
         </w:tcBorders>
+        <w:shd w:val="clear" w:color="ffffff"/>
       </w:tcPr>
     </w:tblStylePr>
     <w:tblStylePr w:type="nwCell">
@@ -8542,9 +8754,9 @@
       </w:tcPr>
     </w:tblStylePr>
   </w:style>
-  <w:style w:type="table" w:styleId="37">
+  <w:style w:type="table" w:styleId="741">
     <w:name w:val="Grid Table 3 - Accent 4"/>
-    <w:basedOn w:val="11"/>
+    <w:basedOn w:val="715"/>
     <w:uiPriority w:val="99"/>
     <w:pPr>
       <w:pBdr/>
@@ -8579,8 +8791,8 @@
         <w:tblBorders/>
       </w:tblPr>
       <w:tcPr>
+        <w:tcBorders/>
         <w:shd w:val="clear" w:color="ffffff" w:themeColor="accent4" w:themeTint="34" w:fill="e5dfec" w:themeFill="accent4" w:themeFillTint="34"/>
-        <w:tcBorders/>
       </w:tcPr>
     </w:tblStylePr>
     <w:tblStylePr w:type="band1Vert">
@@ -8598,8 +8810,8 @@
         <w:tblBorders/>
       </w:tblPr>
       <w:tcPr>
+        <w:tcBorders/>
         <w:shd w:val="clear" w:color="ffffff" w:themeColor="accent4" w:themeTint="34" w:fill="e5dfec" w:themeFill="accent4" w:themeFillTint="34"/>
-        <w:tcBorders/>
       </w:tcPr>
     </w:tblStylePr>
     <w:tblStylePr w:type="band2Horz">
@@ -8643,13 +8855,13 @@
         <w:tblBorders/>
       </w:tblPr>
       <w:tcPr>
-        <w:shd w:color="ffffff"/>
         <w:tcBorders>
           <w:top w:val="none" w:color="000000" w:sz="4" w:space="0"/>
           <w:left w:val="none" w:color="000000" w:sz="4" w:space="0"/>
           <w:bottom w:val="none" w:color="000000" w:sz="4" w:space="0"/>
           <w:right w:val="none" w:color="000000" w:sz="4" w:space="0"/>
         </w:tcBorders>
+        <w:shd w:val="clear" w:color="ffffff"/>
       </w:tcPr>
     </w:tblStylePr>
     <w:tblStylePr w:type="firstRow">
@@ -8666,13 +8878,13 @@
         <w:tblBorders/>
       </w:tblPr>
       <w:tcPr>
-        <w:shd w:val="clear" w:color="ffffff"/>
         <w:tcBorders>
           <w:top w:val="none" w:color="000000" w:sz="4" w:space="0"/>
           <w:left w:val="none" w:color="000000" w:sz="4" w:space="0"/>
           <w:bottom w:val="none" w:color="000000" w:sz="4" w:space="0"/>
           <w:right w:val="none" w:color="000000" w:sz="4" w:space="0"/>
         </w:tcBorders>
+        <w:shd w:val="clear" w:color="ffffff"/>
       </w:tcPr>
     </w:tblStylePr>
     <w:tblStylePr w:type="lastCol">
@@ -8689,13 +8901,13 @@
         <w:tblBorders/>
       </w:tblPr>
       <w:tcPr>
-        <w:shd w:color="ffffff"/>
         <w:tcBorders>
           <w:top w:val="none" w:color="000000" w:sz="4" w:space="0"/>
           <w:left w:val="none" w:color="000000" w:sz="4" w:space="0"/>
           <w:bottom w:val="none" w:color="000000" w:sz="4" w:space="0"/>
           <w:right w:val="none" w:color="000000" w:sz="4" w:space="0"/>
         </w:tcBorders>
+        <w:shd w:val="clear" w:color="ffffff"/>
       </w:tcPr>
     </w:tblStylePr>
     <w:tblStylePr w:type="lastRow">
@@ -8712,13 +8924,13 @@
         <w:tblBorders/>
       </w:tblPr>
       <w:tcPr>
-        <w:shd w:val="clear" w:color="ffffff"/>
         <w:tcBorders>
           <w:top w:val="none" w:color="000000" w:sz="4" w:space="0"/>
           <w:left w:val="none" w:color="000000" w:sz="4" w:space="0"/>
           <w:bottom w:val="none" w:color="000000" w:sz="4" w:space="0"/>
           <w:right w:val="none" w:color="000000" w:sz="4" w:space="0"/>
         </w:tcBorders>
+        <w:shd w:val="clear" w:color="ffffff"/>
       </w:tcPr>
     </w:tblStylePr>
     <w:tblStylePr w:type="nwCell">
@@ -8787,9 +8999,9 @@
       </w:tcPr>
     </w:tblStylePr>
   </w:style>
-  <w:style w:type="table" w:styleId="38">
+  <w:style w:type="table" w:styleId="742">
     <w:name w:val="Grid Table 3 - Accent 5"/>
-    <w:basedOn w:val="11"/>
+    <w:basedOn w:val="715"/>
     <w:uiPriority w:val="99"/>
     <w:pPr>
       <w:pBdr/>
@@ -8824,8 +9036,8 @@
         <w:tblBorders/>
       </w:tblPr>
       <w:tcPr>
+        <w:tcBorders/>
         <w:shd w:val="clear" w:color="ffffff" w:themeColor="accent5" w:themeTint="34" w:fill="daeef3" w:themeFill="accent5" w:themeFillTint="34"/>
-        <w:tcBorders/>
       </w:tcPr>
     </w:tblStylePr>
     <w:tblStylePr w:type="band1Vert">
@@ -8843,8 +9055,8 @@
         <w:tblBorders/>
       </w:tblPr>
       <w:tcPr>
+        <w:tcBorders/>
         <w:shd w:val="clear" w:color="ffffff" w:themeColor="accent5" w:themeTint="34" w:fill="daeef3" w:themeFill="accent5" w:themeFillTint="34"/>
-        <w:tcBorders/>
       </w:tcPr>
     </w:tblStylePr>
     <w:tblStylePr w:type="band2Horz">
@@ -8888,13 +9100,13 @@
         <w:tblBorders/>
       </w:tblPr>
       <w:tcPr>
-        <w:shd w:color="ffffff"/>
         <w:tcBorders>
           <w:top w:val="none" w:color="000000" w:sz="4" w:space="0"/>
           <w:left w:val="none" w:color="000000" w:sz="4" w:space="0"/>
           <w:bottom w:val="none" w:color="000000" w:sz="4" w:space="0"/>
           <w:right w:val="none" w:color="000000" w:sz="4" w:space="0"/>
         </w:tcBorders>
+        <w:shd w:val="clear" w:color="ffffff"/>
       </w:tcPr>
     </w:tblStylePr>
     <w:tblStylePr w:type="firstRow">
@@ -8911,13 +9123,13 @@
         <w:tblBorders/>
       </w:tblPr>
       <w:tcPr>
-        <w:shd w:val="clear" w:color="ffffff"/>
         <w:tcBorders>
           <w:top w:val="none" w:color="000000" w:sz="4" w:space="0"/>
           <w:left w:val="none" w:color="000000" w:sz="4" w:space="0"/>
           <w:bottom w:val="none" w:color="000000" w:sz="4" w:space="0"/>
           <w:right w:val="none" w:color="000000" w:sz="4" w:space="0"/>
         </w:tcBorders>
+        <w:shd w:val="clear" w:color="ffffff"/>
       </w:tcPr>
     </w:tblStylePr>
     <w:tblStylePr w:type="lastCol">
@@ -8934,13 +9146,13 @@
         <w:tblBorders/>
       </w:tblPr>
       <w:tcPr>
-        <w:shd w:color="ffffff"/>
         <w:tcBorders>
           <w:top w:val="none" w:color="000000" w:sz="4" w:space="0"/>
           <w:left w:val="none" w:color="000000" w:sz="4" w:space="0"/>
           <w:bottom w:val="none" w:color="000000" w:sz="4" w:space="0"/>
           <w:right w:val="none" w:color="000000" w:sz="4" w:space="0"/>
         </w:tcBorders>
+        <w:shd w:val="clear" w:color="ffffff"/>
       </w:tcPr>
     </w:tblStylePr>
     <w:tblStylePr w:type="lastRow">
@@ -8957,13 +9169,13 @@
         <w:tblBorders/>
       </w:tblPr>
       <w:tcPr>
-        <w:shd w:val="clear" w:color="ffffff"/>
         <w:tcBorders>
           <w:top w:val="none" w:color="000000" w:sz="4" w:space="0"/>
           <w:left w:val="none" w:color="000000" w:sz="4" w:space="0"/>
           <w:bottom w:val="none" w:color="000000" w:sz="4" w:space="0"/>
           <w:right w:val="none" w:color="000000" w:sz="4" w:space="0"/>
         </w:tcBorders>
+        <w:shd w:val="clear" w:color="ffffff"/>
       </w:tcPr>
     </w:tblStylePr>
     <w:tblStylePr w:type="nwCell">
@@ -9032,9 +9244,9 @@
       </w:tcPr>
     </w:tblStylePr>
   </w:style>
-  <w:style w:type="table" w:styleId="39">
+  <w:style w:type="table" w:styleId="743">
     <w:name w:val="Grid Table 3 - Accent 6"/>
-    <w:basedOn w:val="11"/>
+    <w:basedOn w:val="715"/>
     <w:uiPriority w:val="99"/>
     <w:pPr>
       <w:pBdr/>
@@ -9069,8 +9281,8 @@
         <w:tblBorders/>
       </w:tblPr>
       <w:tcPr>
+        <w:tcBorders/>
         <w:shd w:val="clear" w:color="ffffff" w:themeColor="accent6" w:themeTint="34" w:fill="fdead9" w:themeFill="accent6" w:themeFillTint="34"/>
-        <w:tcBorders/>
       </w:tcPr>
     </w:tblStylePr>
     <w:tblStylePr w:type="band1Vert">
@@ -9088,8 +9300,8 @@
         <w:tblBorders/>
       </w:tblPr>
       <w:tcPr>
+        <w:tcBorders/>
         <w:shd w:val="clear" w:color="ffffff" w:themeColor="accent6" w:themeTint="34" w:fill="fdead9" w:themeFill="accent6" w:themeFillTint="34"/>
-        <w:tcBorders/>
       </w:tcPr>
     </w:tblStylePr>
     <w:tblStylePr w:type="band2Horz">
@@ -9133,13 +9345,13 @@
         <w:tblBorders/>
       </w:tblPr>
       <w:tcPr>
-        <w:shd w:color="ffffff"/>
         <w:tcBorders>
           <w:top w:val="none" w:color="000000" w:sz="4" w:space="0"/>
           <w:left w:val="none" w:color="000000" w:sz="4" w:space="0"/>
           <w:bottom w:val="none" w:color="000000" w:sz="4" w:space="0"/>
           <w:right w:val="none" w:color="000000" w:sz="4" w:space="0"/>
         </w:tcBorders>
+        <w:shd w:val="clear" w:color="ffffff"/>
       </w:tcPr>
     </w:tblStylePr>
     <w:tblStylePr w:type="firstRow">
@@ -9156,13 +9368,13 @@
         <w:tblBorders/>
       </w:tblPr>
       <w:tcPr>
-        <w:shd w:val="clear" w:color="ffffff"/>
         <w:tcBorders>
           <w:top w:val="none" w:color="000000" w:sz="4" w:space="0"/>
           <w:left w:val="none" w:color="000000" w:sz="4" w:space="0"/>
           <w:bottom w:val="none" w:color="000000" w:sz="4" w:space="0"/>
           <w:right w:val="none" w:color="000000" w:sz="4" w:space="0"/>
         </w:tcBorders>
+        <w:shd w:val="clear" w:color="ffffff"/>
       </w:tcPr>
     </w:tblStylePr>
     <w:tblStylePr w:type="lastCol">
@@ -9179,13 +9391,13 @@
         <w:tblBorders/>
       </w:tblPr>
       <w:tcPr>
-        <w:shd w:color="ffffff"/>
         <w:tcBorders>
           <w:top w:val="none" w:color="000000" w:sz="4" w:space="0"/>
           <w:left w:val="none" w:color="000000" w:sz="4" w:space="0"/>
           <w:bottom w:val="none" w:color="000000" w:sz="4" w:space="0"/>
           <w:right w:val="none" w:color="000000" w:sz="4" w:space="0"/>
         </w:tcBorders>
+        <w:shd w:val="clear" w:color="ffffff"/>
       </w:tcPr>
     </w:tblStylePr>
     <w:tblStylePr w:type="lastRow">
@@ -9202,13 +9414,13 @@
         <w:tblBorders/>
       </w:tblPr>
       <w:tcPr>
-        <w:shd w:val="clear" w:color="ffffff"/>
         <w:tcBorders>
           <w:top w:val="none" w:color="000000" w:sz="4" w:space="0"/>
           <w:left w:val="none" w:color="000000" w:sz="4" w:space="0"/>
           <w:bottom w:val="none" w:color="000000" w:sz="4" w:space="0"/>
           <w:right w:val="none" w:color="000000" w:sz="4" w:space="0"/>
         </w:tcBorders>
+        <w:shd w:val="clear" w:color="ffffff"/>
       </w:tcPr>
     </w:tblStylePr>
     <w:tblStylePr w:type="nwCell">
@@ -9277,9 +9489,9 @@
       </w:tcPr>
     </w:tblStylePr>
   </w:style>
-  <w:style w:type="table" w:styleId="40">
+  <w:style w:type="table" w:styleId="744">
     <w:name w:val="Grid Table 4"/>
-    <w:basedOn w:val="11"/>
+    <w:basedOn w:val="715"/>
     <w:uiPriority w:val="59"/>
     <w:pPr>
       <w:pBdr/>
@@ -9317,8 +9529,8 @@
         <w:tblBorders/>
       </w:tblPr>
       <w:tcPr>
+        <w:tcBorders/>
         <w:shd w:val="clear" w:color="ffffff" w:themeColor="text1" w:themeTint="34" w:fill="cbcbcb" w:themeFill="text1" w:themeFillTint="34"/>
-        <w:tcBorders/>
       </w:tcPr>
     </w:tblStylePr>
     <w:tblStylePr w:type="band1Vert">
@@ -9336,8 +9548,8 @@
         <w:tblBorders/>
       </w:tblPr>
       <w:tcPr>
+        <w:tcBorders/>
         <w:shd w:val="clear" w:color="ffffff" w:themeColor="text1" w:themeTint="34" w:fill="cbcbcb" w:themeFill="text1" w:themeFillTint="34"/>
-        <w:tcBorders/>
       </w:tcPr>
     </w:tblStylePr>
     <w:tblStylePr w:type="band2Horz">
@@ -9399,13 +9611,13 @@
         <w:tblBorders/>
       </w:tblPr>
       <w:tcPr>
-        <w:shd w:val="clear" w:color="ffffff" w:themeColor="text1" w:fill="000000" w:themeFill="text1"/>
         <w:tcBorders>
           <w:top w:val="single" w:color="000000" w:themeColor="text1" w:sz="4" w:space="0"/>
           <w:left w:val="single" w:color="000000" w:themeColor="text1" w:sz="4" w:space="0"/>
           <w:bottom w:val="single" w:color="000000" w:themeColor="text1" w:sz="4" w:space="0"/>
           <w:right w:val="single" w:color="000000" w:themeColor="text1" w:sz="4" w:space="0"/>
         </w:tcBorders>
+        <w:shd w:val="clear" w:color="ffffff" w:themeColor="text1" w:fill="000000" w:themeFill="text1"/>
       </w:tcPr>
     </w:tblStylePr>
     <w:tblStylePr w:type="lastCol">
@@ -9510,9 +9722,9 @@
       </w:tcPr>
     </w:tblStylePr>
   </w:style>
-  <w:style w:type="table" w:styleId="41">
+  <w:style w:type="table" w:styleId="745">
     <w:name w:val="Grid Table 4 - Accent 1"/>
-    <w:basedOn w:val="11"/>
+    <w:basedOn w:val="715"/>
     <w:uiPriority w:val="59"/>
     <w:pPr>
       <w:pBdr/>
@@ -9550,8 +9762,8 @@
         <w:tblBorders/>
       </w:tblPr>
       <w:tcPr>
+        <w:tcBorders/>
         <w:shd w:val="clear" w:color="ffffff" w:themeColor="accent1" w:themeTint="32" w:fill="dce6f2" w:themeFill="accent1" w:themeFillTint="32"/>
-        <w:tcBorders/>
       </w:tcPr>
     </w:tblStylePr>
     <w:tblStylePr w:type="band1Vert">
@@ -9569,8 +9781,8 @@
         <w:tblBorders/>
       </w:tblPr>
       <w:tcPr>
+        <w:tcBorders/>
         <w:shd w:val="clear" w:color="ffffff" w:themeColor="accent1" w:themeTint="32" w:fill="dce6f2" w:themeFill="accent1" w:themeFillTint="32"/>
-        <w:tcBorders/>
       </w:tcPr>
     </w:tblStylePr>
     <w:tblStylePr w:type="band2Horz">
@@ -9632,13 +9844,13 @@
         <w:tblBorders/>
       </w:tblPr>
       <w:tcPr>
-        <w:shd w:val="clear" w:color="ffffff" w:themeColor="accent1" w:themeTint="EA" w:fill="5d8bc2" w:themeFill="accent1" w:themeFillTint="EA"/>
         <w:tcBorders>
           <w:top w:val="single" w:color="000000" w:themeColor="accent1" w:themeTint="EA" w:sz="4" w:space="0"/>
           <w:left w:val="single" w:color="000000" w:themeColor="accent1" w:themeTint="EA" w:sz="4" w:space="0"/>
           <w:bottom w:val="single" w:color="000000" w:themeColor="accent1" w:themeTint="EA" w:sz="4" w:space="0"/>
           <w:right w:val="single" w:color="000000" w:themeColor="accent1" w:themeTint="EA" w:sz="4" w:space="0"/>
         </w:tcBorders>
+        <w:shd w:val="clear" w:color="ffffff" w:themeColor="accent1" w:themeTint="EA" w:fill="5d8bc2" w:themeFill="accent1" w:themeFillTint="EA"/>
       </w:tcPr>
     </w:tblStylePr>
     <w:tblStylePr w:type="lastCol">
@@ -9743,9 +9955,9 @@
       </w:tcPr>
     </w:tblStylePr>
   </w:style>
-  <w:style w:type="table" w:styleId="42">
+  <w:style w:type="table" w:styleId="746">
     <w:name w:val="Grid Table 4 - Accent 2"/>
-    <w:basedOn w:val="11"/>
+    <w:basedOn w:val="715"/>
     <w:uiPriority w:val="59"/>
     <w:pPr>
       <w:pBdr/>
@@ -9783,8 +9995,8 @@
         <w:tblBorders/>
       </w:tblPr>
       <w:tcPr>
+        <w:tcBorders/>
         <w:shd w:val="clear" w:color="ffffff" w:themeColor="accent2" w:themeTint="32" w:fill="f3dddc" w:themeFill="accent2" w:themeFillTint="32"/>
-        <w:tcBorders/>
       </w:tcPr>
     </w:tblStylePr>
     <w:tblStylePr w:type="band1Vert">
@@ -9802,8 +10014,8 @@
         <w:tblBorders/>
       </w:tblPr>
       <w:tcPr>
+        <w:tcBorders/>
         <w:shd w:val="clear" w:color="ffffff" w:themeColor="accent2" w:themeTint="32" w:fill="f3dddc" w:themeFill="accent2" w:themeFillTint="32"/>
-        <w:tcBorders/>
       </w:tcPr>
     </w:tblStylePr>
     <w:tblStylePr w:type="band2Horz">
@@ -9865,13 +10077,13 @@
         <w:tblBorders/>
       </w:tblPr>
       <w:tcPr>
-        <w:shd w:val="clear" w:color="ffffff" w:themeColor="accent2" w:themeTint="97" w:fill="da9796" w:themeFill="accent2" w:themeFillTint="97"/>
         <w:tcBorders>
           <w:top w:val="single" w:color="000000" w:themeColor="accent2" w:themeTint="97" w:sz="4" w:space="0"/>
           <w:left w:val="single" w:color="000000" w:themeColor="accent2" w:themeTint="97" w:sz="4" w:space="0"/>
           <w:bottom w:val="single" w:color="000000" w:themeColor="accent2" w:themeTint="97" w:sz="4" w:space="0"/>
           <w:right w:val="single" w:color="000000" w:themeColor="accent2" w:themeTint="97" w:sz="4" w:space="0"/>
         </w:tcBorders>
+        <w:shd w:val="clear" w:color="ffffff" w:themeColor="accent2" w:themeTint="97" w:fill="da9796" w:themeFill="accent2" w:themeFillTint="97"/>
       </w:tcPr>
     </w:tblStylePr>
     <w:tblStylePr w:type="lastCol">
@@ -9976,9 +10188,9 @@
       </w:tcPr>
     </w:tblStylePr>
   </w:style>
-  <w:style w:type="table" w:styleId="43">
+  <w:style w:type="table" w:styleId="747">
     <w:name w:val="Grid Table 4 - Accent 3"/>
-    <w:basedOn w:val="11"/>
+    <w:basedOn w:val="715"/>
     <w:uiPriority w:val="59"/>
     <w:pPr>
       <w:pBdr/>
@@ -10016,8 +10228,8 @@
         <w:tblBorders/>
       </w:tblPr>
       <w:tcPr>
+        <w:tcBorders/>
         <w:shd w:val="clear" w:color="ffffff" w:themeColor="accent3" w:themeTint="34" w:fill="ebf1dd" w:themeFill="accent3" w:themeFillTint="34"/>
-        <w:tcBorders/>
       </w:tcPr>
     </w:tblStylePr>
     <w:tblStylePr w:type="band1Vert">
@@ -10035,8 +10247,8 @@
         <w:tblBorders/>
       </w:tblPr>
       <w:tcPr>
+        <w:tcBorders/>
         <w:shd w:val="clear" w:color="ffffff" w:themeColor="accent3" w:themeTint="34" w:fill="ebf1dd" w:themeFill="accent3" w:themeFillTint="34"/>
-        <w:tcBorders/>
       </w:tcPr>
     </w:tblStylePr>
     <w:tblStylePr w:type="band2Horz">
@@ -10098,13 +10310,13 @@
         <w:tblBorders/>
       </w:tblPr>
       <w:tcPr>
-        <w:shd w:val="clear" w:color="ffffff" w:themeColor="accent3" w:themeTint="FE" w:fill="9bbb5a" w:themeFill="accent3" w:themeFillTint="FE"/>
         <w:tcBorders>
           <w:top w:val="single" w:color="000000" w:themeColor="accent3" w:themeTint="FE" w:sz="4" w:space="0"/>
           <w:left w:val="single" w:color="000000" w:themeColor="accent3" w:themeTint="FE" w:sz="4" w:space="0"/>
           <w:bottom w:val="single" w:color="000000" w:themeColor="accent3" w:themeTint="FE" w:sz="4" w:space="0"/>
           <w:right w:val="single" w:color="000000" w:themeColor="accent3" w:themeTint="FE" w:sz="4" w:space="0"/>
         </w:tcBorders>
+        <w:shd w:val="clear" w:color="ffffff" w:themeColor="accent3" w:themeTint="FE" w:fill="9bbb5a" w:themeFill="accent3" w:themeFillTint="FE"/>
       </w:tcPr>
     </w:tblStylePr>
     <w:tblStylePr w:type="lastCol">
@@ -10209,9 +10421,9 @@
       </w:tcPr>
     </w:tblStylePr>
   </w:style>
-  <w:style w:type="table" w:styleId="44">
+  <w:style w:type="table" w:styleId="748">
     <w:name w:val="Grid Table 4 - Accent 4"/>
-    <w:basedOn w:val="11"/>
+    <w:basedOn w:val="715"/>
     <w:uiPriority w:val="59"/>
     <w:pPr>
       <w:pBdr/>
@@ -10249,8 +10461,8 @@
         <w:tblBorders/>
       </w:tblPr>
       <w:tcPr>
+        <w:tcBorders/>
         <w:shd w:val="clear" w:color="ffffff" w:themeColor="accent4" w:themeTint="34" w:fill="e5dfec" w:themeFill="accent4" w:themeFillTint="34"/>
-        <w:tcBorders/>
       </w:tcPr>
     </w:tblStylePr>
     <w:tblStylePr w:type="band1Vert">
@@ -10268,8 +10480,8 @@
         <w:tblBorders/>
       </w:tblPr>
       <w:tcPr>
+        <w:tcBorders/>
         <w:shd w:val="clear" w:color="ffffff" w:themeColor="accent4" w:themeTint="34" w:fill="e5dfec" w:themeFill="accent4" w:themeFillTint="34"/>
-        <w:tcBorders/>
       </w:tcPr>
     </w:tblStylePr>
     <w:tblStylePr w:type="band2Horz">
@@ -10331,13 +10543,13 @@
         <w:tblBorders/>
       </w:tblPr>
       <w:tcPr>
-        <w:shd w:val="clear" w:color="ffffff" w:themeColor="accent4" w:themeTint="9A" w:fill="b2a1c7" w:themeFill="accent4" w:themeFillTint="9A"/>
         <w:tcBorders>
           <w:top w:val="single" w:color="000000" w:themeColor="accent4" w:themeTint="9A" w:sz="4" w:space="0"/>
           <w:left w:val="single" w:color="000000" w:themeColor="accent4" w:themeTint="9A" w:sz="4" w:space="0"/>
           <w:bottom w:val="single" w:color="000000" w:themeColor="accent4" w:themeTint="9A" w:sz="4" w:space="0"/>
           <w:right w:val="single" w:color="000000" w:themeColor="accent4" w:themeTint="9A" w:sz="4" w:space="0"/>
         </w:tcBorders>
+        <w:shd w:val="clear" w:color="ffffff" w:themeColor="accent4" w:themeTint="9A" w:fill="b2a1c7" w:themeFill="accent4" w:themeFillTint="9A"/>
       </w:tcPr>
     </w:tblStylePr>
     <w:tblStylePr w:type="lastCol">
@@ -10442,9 +10654,9 @@
       </w:tcPr>
     </w:tblStylePr>
   </w:style>
-  <w:style w:type="table" w:styleId="45">
+  <w:style w:type="table" w:styleId="749">
     <w:name w:val="Grid Table 4 - Accent 5"/>
-    <w:basedOn w:val="11"/>
+    <w:basedOn w:val="715"/>
     <w:uiPriority w:val="59"/>
     <w:pPr>
       <w:pBdr/>
@@ -10482,8 +10694,8 @@
         <w:tblBorders/>
       </w:tblPr>
       <w:tcPr>
+        <w:tcBorders/>
         <w:shd w:val="clear" w:color="ffffff" w:themeColor="accent5" w:themeTint="34" w:fill="daeef3" w:themeFill="accent5" w:themeFillTint="34"/>
-        <w:tcBorders/>
       </w:tcPr>
     </w:tblStylePr>
     <w:tblStylePr w:type="band1Vert">
@@ -10501,8 +10713,8 @@
         <w:tblBorders/>
       </w:tblPr>
       <w:tcPr>
+        <w:tcBorders/>
         <w:shd w:val="clear" w:color="ffffff" w:themeColor="accent5" w:themeTint="34" w:fill="daeef3" w:themeFill="accent5" w:themeFillTint="34"/>
-        <w:tcBorders/>
       </w:tcPr>
     </w:tblStylePr>
     <w:tblStylePr w:type="band2Horz">
@@ -10564,13 +10776,13 @@
         <w:tblBorders/>
       </w:tblPr>
       <w:tcPr>
-        <w:shd w:val="clear" w:color="ffffff" w:themeColor="accent5" w:fill="4bacc6" w:themeFill="accent5"/>
         <w:tcBorders>
           <w:top w:val="single" w:color="000000" w:themeColor="accent5" w:sz="4" w:space="0"/>
           <w:left w:val="single" w:color="000000" w:themeColor="accent5" w:sz="4" w:space="0"/>
           <w:bottom w:val="single" w:color="000000" w:themeColor="accent5" w:sz="4" w:space="0"/>
           <w:right w:val="single" w:color="000000" w:themeColor="accent5" w:sz="4" w:space="0"/>
         </w:tcBorders>
+        <w:shd w:val="clear" w:color="ffffff" w:themeColor="accent5" w:fill="4bacc6" w:themeFill="accent5"/>
       </w:tcPr>
     </w:tblStylePr>
     <w:tblStylePr w:type="lastCol">
@@ -10675,9 +10887,9 @@
       </w:tcPr>
     </w:tblStylePr>
   </w:style>
-  <w:style w:type="table" w:styleId="46">
+  <w:style w:type="table" w:styleId="750">
     <w:name w:val="Grid Table 4 - Accent 6"/>
-    <w:basedOn w:val="11"/>
+    <w:basedOn w:val="715"/>
     <w:uiPriority w:val="59"/>
     <w:pPr>
       <w:pBdr/>
@@ -10715,8 +10927,8 @@
         <w:tblBorders/>
       </w:tblPr>
       <w:tcPr>
+        <w:tcBorders/>
         <w:shd w:val="clear" w:color="ffffff" w:themeColor="accent6" w:themeTint="34" w:fill="fdead9" w:themeFill="accent6" w:themeFillTint="34"/>
-        <w:tcBorders/>
       </w:tcPr>
     </w:tblStylePr>
     <w:tblStylePr w:type="band1Vert">
@@ -10734,8 +10946,8 @@
         <w:tblBorders/>
       </w:tblPr>
       <w:tcPr>
+        <w:tcBorders/>
         <w:shd w:val="clear" w:color="ffffff" w:themeColor="accent6" w:themeTint="34" w:fill="fdead9" w:themeFill="accent6" w:themeFillTint="34"/>
-        <w:tcBorders/>
       </w:tcPr>
     </w:tblStylePr>
     <w:tblStylePr w:type="band2Horz">
@@ -10797,13 +11009,13 @@
         <w:tblBorders/>
       </w:tblPr>
       <w:tcPr>
-        <w:shd w:val="clear" w:color="ffffff" w:themeColor="accent6" w:fill="f79646" w:themeFill="accent6"/>
         <w:tcBorders>
           <w:top w:val="single" w:color="000000" w:themeColor="accent6" w:sz="4" w:space="0"/>
           <w:left w:val="single" w:color="000000" w:themeColor="accent6" w:sz="4" w:space="0"/>
           <w:bottom w:val="single" w:color="000000" w:themeColor="accent6" w:sz="4" w:space="0"/>
           <w:right w:val="single" w:color="000000" w:themeColor="accent6" w:sz="4" w:space="0"/>
         </w:tcBorders>
+        <w:shd w:val="clear" w:color="ffffff" w:themeColor="accent6" w:fill="f79646" w:themeFill="accent6"/>
       </w:tcPr>
     </w:tblStylePr>
     <w:tblStylePr w:type="lastCol">
@@ -10908,9 +11120,9 @@
       </w:tcPr>
     </w:tblStylePr>
   </w:style>
-  <w:style w:type="table" w:styleId="47">
+  <w:style w:type="table" w:styleId="751">
     <w:name w:val="Grid Table 5 Dark"/>
-    <w:basedOn w:val="11"/>
+    <w:basedOn w:val="715"/>
     <w:uiPriority w:val="99"/>
     <w:pPr>
       <w:pBdr/>
@@ -10944,8 +11156,8 @@
         <w:tblBorders/>
       </w:tblPr>
       <w:tcPr>
+        <w:tcBorders/>
         <w:shd w:val="clear" w:color="ffffff" w:themeColor="text1" w:themeTint="75" w:fill="8a8a8a" w:themeFill="text1" w:themeFillTint="75"/>
-        <w:tcBorders/>
       </w:tcPr>
     </w:tblStylePr>
     <w:tblStylePr w:type="band1Vert">
@@ -10958,8 +11170,8 @@
         <w:tblBorders/>
       </w:tblPr>
       <w:tcPr>
+        <w:tcBorders/>
         <w:shd w:val="clear" w:color="ffffff" w:themeColor="text1" w:themeTint="75" w:fill="8a8a8a" w:themeFill="text1" w:themeFillTint="75"/>
-        <w:tcBorders/>
       </w:tcPr>
     </w:tblStylePr>
     <w:tblStylePr w:type="band2Horz">
@@ -11004,8 +11216,8 @@
         <w:tblBorders/>
       </w:tblPr>
       <w:tcPr>
+        <w:tcBorders/>
         <w:shd w:val="clear" w:color="ffffff" w:themeColor="text1" w:fill="000000" w:themeFill="text1"/>
-        <w:tcBorders/>
       </w:tcPr>
     </w:tblStylePr>
     <w:tblStylePr w:type="firstRow">
@@ -11024,8 +11236,8 @@
         <w:tblBorders/>
       </w:tblPr>
       <w:tcPr>
+        <w:tcBorders/>
         <w:shd w:val="clear" w:color="ffffff" w:themeColor="text1" w:fill="000000" w:themeFill="text1"/>
-        <w:tcBorders/>
       </w:tcPr>
     </w:tblStylePr>
     <w:tblStylePr w:type="lastCol">
@@ -11044,8 +11256,8 @@
         <w:tblBorders/>
       </w:tblPr>
       <w:tcPr>
+        <w:tcBorders/>
         <w:shd w:val="clear" w:color="ffffff" w:themeColor="text1" w:fill="000000" w:themeFill="text1"/>
-        <w:tcBorders/>
       </w:tcPr>
     </w:tblStylePr>
     <w:tblStylePr w:type="lastRow">
@@ -11064,10 +11276,10 @@
         <w:tblBorders/>
       </w:tblPr>
       <w:tcPr>
-        <w:shd w:val="clear" w:color="ffffff" w:themeColor="text1" w:fill="000000" w:themeFill="text1"/>
         <w:tcBorders>
           <w:top w:val="single" w:color="000000" w:themeColor="light1" w:sz="4" w:space="0"/>
         </w:tcBorders>
+        <w:shd w:val="clear" w:color="ffffff" w:themeColor="text1" w:fill="000000" w:themeFill="text1"/>
       </w:tcPr>
     </w:tblStylePr>
     <w:tblStylePr w:type="nwCell">
@@ -11136,9 +11348,9 @@
       </w:tcPr>
     </w:tblStylePr>
   </w:style>
-  <w:style w:type="table" w:styleId="48">
+  <w:style w:type="table" w:styleId="752">
     <w:name w:val="Grid Table 5 Dark- Accent 1"/>
-    <w:basedOn w:val="11"/>
+    <w:basedOn w:val="715"/>
     <w:uiPriority w:val="99"/>
     <w:pPr>
       <w:pBdr/>
@@ -11172,8 +11384,8 @@
         <w:tblBorders/>
       </w:tblPr>
       <w:tcPr>
+        <w:tcBorders/>
         <w:shd w:val="clear" w:color="ffffff" w:themeColor="accent1" w:themeTint="75" w:fill="aec5e1" w:themeFill="accent1" w:themeFillTint="75"/>
-        <w:tcBorders/>
       </w:tcPr>
     </w:tblStylePr>
     <w:tblStylePr w:type="band1Vert">
@@ -11186,8 +11398,8 @@
         <w:tblBorders/>
       </w:tblPr>
       <w:tcPr>
+        <w:tcBorders/>
         <w:shd w:val="clear" w:color="ffffff" w:themeColor="accent1" w:themeTint="75" w:fill="aec5e1" w:themeFill="accent1" w:themeFillTint="75"/>
-        <w:tcBorders/>
       </w:tcPr>
     </w:tblStylePr>
     <w:tblStylePr w:type="band2Horz">
@@ -11232,8 +11444,8 @@
         <w:tblBorders/>
       </w:tblPr>
       <w:tcPr>
+        <w:tcBorders/>
         <w:shd w:val="clear" w:color="ffffff" w:themeColor="accent1" w:fill="4f81bd" w:themeFill="accent1"/>
-        <w:tcBorders/>
       </w:tcPr>
     </w:tblStylePr>
     <w:tblStylePr w:type="firstRow">
@@ -11252,8 +11464,8 @@
         <w:tblBorders/>
       </w:tblPr>
       <w:tcPr>
+        <w:tcBorders/>
         <w:shd w:val="clear" w:color="ffffff" w:themeColor="accent1" w:fill="4f81bd" w:themeFill="accent1"/>
-        <w:tcBorders/>
       </w:tcPr>
     </w:tblStylePr>
     <w:tblStylePr w:type="lastCol">
@@ -11272,8 +11484,8 @@
         <w:tblBorders/>
       </w:tblPr>
       <w:tcPr>
+        <w:tcBorders/>
         <w:shd w:val="clear" w:color="ffffff" w:themeColor="accent1" w:fill="4f81bd" w:themeFill="accent1"/>
-        <w:tcBorders/>
       </w:tcPr>
     </w:tblStylePr>
     <w:tblStylePr w:type="lastRow">
@@ -11292,10 +11504,10 @@
         <w:tblBorders/>
       </w:tblPr>
       <w:tcPr>
-        <w:shd w:val="clear" w:color="ffffff" w:themeColor="accent1" w:fill="4f81bd" w:themeFill="accent1"/>
         <w:tcBorders>
           <w:top w:val="single" w:color="000000" w:themeColor="light1" w:sz="4" w:space="0"/>
         </w:tcBorders>
+        <w:shd w:val="clear" w:color="ffffff" w:themeColor="accent1" w:fill="4f81bd" w:themeFill="accent1"/>
       </w:tcPr>
     </w:tblStylePr>
     <w:tblStylePr w:type="nwCell">
@@ -11364,9 +11576,9 @@
       </w:tcPr>
     </w:tblStylePr>
   </w:style>
-  <w:style w:type="table" w:styleId="49">
+  <w:style w:type="table" w:styleId="753">
     <w:name w:val="Grid Table 5 Dark - Accent 2"/>
-    <w:basedOn w:val="11"/>
+    <w:basedOn w:val="715"/>
     <w:uiPriority w:val="99"/>
     <w:pPr>
       <w:pBdr/>
@@ -11400,8 +11612,8 @@
         <w:tblBorders/>
       </w:tblPr>
       <w:tcPr>
+        <w:tcBorders/>
         <w:shd w:val="clear" w:color="ffffff" w:themeColor="accent2" w:themeTint="75" w:fill="e2afad" w:themeFill="accent2" w:themeFillTint="75"/>
-        <w:tcBorders/>
       </w:tcPr>
     </w:tblStylePr>
     <w:tblStylePr w:type="band1Vert">
@@ -11414,8 +11626,8 @@
         <w:tblBorders/>
       </w:tblPr>
       <w:tcPr>
+        <w:tcBorders/>
         <w:shd w:val="clear" w:color="ffffff" w:themeColor="accent2" w:themeTint="75" w:fill="e2afad" w:themeFill="accent2" w:themeFillTint="75"/>
-        <w:tcBorders/>
       </w:tcPr>
     </w:tblStylePr>
     <w:tblStylePr w:type="band2Horz">
@@ -11460,8 +11672,8 @@
         <w:tblBorders/>
       </w:tblPr>
       <w:tcPr>
+        <w:tcBorders/>
         <w:shd w:val="clear" w:color="ffffff" w:themeColor="accent2" w:fill="c0504d" w:themeFill="accent2"/>
-        <w:tcBorders/>
       </w:tcPr>
     </w:tblStylePr>
     <w:tblStylePr w:type="firstRow">
@@ -11480,8 +11692,8 @@
         <w:tblBorders/>
       </w:tblPr>
       <w:tcPr>
+        <w:tcBorders/>
         <w:shd w:val="clear" w:color="ffffff" w:themeColor="accent2" w:fill="c0504d" w:themeFill="accent2"/>
-        <w:tcBorders/>
       </w:tcPr>
     </w:tblStylePr>
     <w:tblStylePr w:type="lastCol">
@@ -11500,8 +11712,8 @@
         <w:tblBorders/>
       </w:tblPr>
       <w:tcPr>
+        <w:tcBorders/>
         <w:shd w:val="clear" w:color="ffffff" w:themeColor="accent2" w:fill="c0504d" w:themeFill="accent2"/>
-        <w:tcBorders/>
       </w:tcPr>
     </w:tblStylePr>
     <w:tblStylePr w:type="lastRow">
@@ -11520,10 +11732,10 @@
         <w:tblBorders/>
       </w:tblPr>
       <w:tcPr>
-        <w:shd w:val="clear" w:color="ffffff" w:themeColor="accent2" w:fill="c0504d" w:themeFill="accent2"/>
         <w:tcBorders>
           <w:top w:val="single" w:color="000000" w:themeColor="light1" w:sz="4" w:space="0"/>
         </w:tcBorders>
+        <w:shd w:val="clear" w:color="ffffff" w:themeColor="accent2" w:fill="c0504d" w:themeFill="accent2"/>
       </w:tcPr>
     </w:tblStylePr>
     <w:tblStylePr w:type="nwCell">
@@ -11592,9 +11804,9 @@
       </w:tcPr>
     </w:tblStylePr>
   </w:style>
-  <w:style w:type="table" w:styleId="50">
+  <w:style w:type="table" w:styleId="754">
     <w:name w:val="Grid Table 5 Dark - Accent 3"/>
-    <w:basedOn w:val="11"/>
+    <w:basedOn w:val="715"/>
     <w:uiPriority w:val="99"/>
     <w:pPr>
       <w:pBdr/>
@@ -11628,8 +11840,8 @@
         <w:tblBorders/>
       </w:tblPr>
       <w:tcPr>
+        <w:tcBorders/>
         <w:shd w:val="clear" w:color="ffffff" w:themeColor="accent3" w:themeTint="75" w:fill="d1e0b3" w:themeFill="accent3" w:themeFillTint="75"/>
-        <w:tcBorders/>
       </w:tcPr>
     </w:tblStylePr>
     <w:tblStylePr w:type="band1Vert">
@@ -11642,8 +11854,8 @@
         <w:tblBorders/>
       </w:tblPr>
       <w:tcPr>
+        <w:tcBorders/>
         <w:shd w:val="clear" w:color="ffffff" w:themeColor="accent3" w:themeTint="75" w:fill="d1e0b3" w:themeFill="accent3" w:themeFillTint="75"/>
-        <w:tcBorders/>
       </w:tcPr>
     </w:tblStylePr>
     <w:tblStylePr w:type="band2Horz">
@@ -11688,8 +11900,8 @@
         <w:tblBorders/>
       </w:tblPr>
       <w:tcPr>
+        <w:tcBorders/>
         <w:shd w:val="clear" w:color="ffffff" w:themeColor="accent3" w:fill="9bbb59" w:themeFill="accent3"/>
-        <w:tcBorders/>
       </w:tcPr>
     </w:tblStylePr>
     <w:tblStylePr w:type="firstRow">
@@ -11708,8 +11920,8 @@
         <w:tblBorders/>
       </w:tblPr>
       <w:tcPr>
+        <w:tcBorders/>
         <w:shd w:val="clear" w:color="ffffff" w:themeColor="accent3" w:fill="9bbb59" w:themeFill="accent3"/>
-        <w:tcBorders/>
       </w:tcPr>
     </w:tblStylePr>
     <w:tblStylePr w:type="lastCol">
@@ -11728,8 +11940,8 @@
         <w:tblBorders/>
       </w:tblPr>
       <w:tcPr>
+        <w:tcBorders/>
         <w:shd w:val="clear" w:color="ffffff" w:themeColor="accent3" w:fill="9bbb59" w:themeFill="accent3"/>
-        <w:tcBorders/>
       </w:tcPr>
     </w:tblStylePr>
     <w:tblStylePr w:type="lastRow">
@@ -11748,10 +11960,10 @@
         <w:tblBorders/>
       </w:tblPr>
       <w:tcPr>
-        <w:shd w:val="clear" w:color="ffffff" w:themeColor="accent3" w:fill="9bbb59" w:themeFill="accent3"/>
         <w:tcBorders>
           <w:top w:val="single" w:color="000000" w:themeColor="light1" w:sz="4" w:space="0"/>
         </w:tcBorders>
+        <w:shd w:val="clear" w:color="ffffff" w:themeColor="accent3" w:fill="9bbb59" w:themeFill="accent3"/>
       </w:tcPr>
     </w:tblStylePr>
     <w:tblStylePr w:type="nwCell">
@@ -11820,9 +12032,9 @@
       </w:tcPr>
     </w:tblStylePr>
   </w:style>
-  <w:style w:type="table" w:styleId="51">
+  <w:style w:type="table" w:styleId="755">
     <w:name w:val="Grid Table 5 Dark- Accent 4"/>
-    <w:basedOn w:val="11"/>
+    <w:basedOn w:val="715"/>
     <w:uiPriority w:val="99"/>
     <w:pPr>
       <w:pBdr/>
@@ -11856,8 +12068,8 @@
         <w:tblBorders/>
       </w:tblPr>
       <w:tcPr>
+        <w:tcBorders/>
         <w:shd w:val="clear" w:color="ffffff" w:themeColor="accent4" w:themeTint="75" w:fill="c5b8d4" w:themeFill="accent4" w:themeFillTint="75"/>
-        <w:tcBorders/>
       </w:tcPr>
     </w:tblStylePr>
     <w:tblStylePr w:type="band1Vert">
@@ -11870,8 +12082,8 @@
         <w:tblBorders/>
       </w:tblPr>
       <w:tcPr>
+        <w:tcBorders/>
         <w:shd w:val="clear" w:color="ffffff" w:themeColor="accent4" w:themeTint="75" w:fill="c5b8d4" w:themeFill="accent4" w:themeFillTint="75"/>
-        <w:tcBorders/>
       </w:tcPr>
     </w:tblStylePr>
     <w:tblStylePr w:type="band2Horz">
@@ -11916,8 +12128,8 @@
         <w:tblBorders/>
       </w:tblPr>
       <w:tcPr>
+        <w:tcBorders/>
         <w:shd w:val="clear" w:color="ffffff" w:themeColor="accent4" w:fill="8064a2" w:themeFill="accent4"/>
-        <w:tcBorders/>
       </w:tcPr>
     </w:tblStylePr>
     <w:tblStylePr w:type="firstRow">
@@ -11936,8 +12148,8 @@
         <w:tblBorders/>
       </w:tblPr>
       <w:tcPr>
+        <w:tcBorders/>
         <w:shd w:val="clear" w:color="ffffff" w:themeColor="accent4" w:fill="8064a2" w:themeFill="accent4"/>
-        <w:tcBorders/>
       </w:tcPr>
     </w:tblStylePr>
     <w:tblStylePr w:type="lastCol">
@@ -11956,8 +12168,8 @@
         <w:tblBorders/>
       </w:tblPr>
       <w:tcPr>
+        <w:tcBorders/>
         <w:shd w:val="clear" w:color="ffffff" w:themeColor="accent4" w:fill="8064a2" w:themeFill="accent4"/>
-        <w:tcBorders/>
       </w:tcPr>
     </w:tblStylePr>
     <w:tblStylePr w:type="lastRow">
@@ -11976,10 +12188,10 @@
         <w:tblBorders/>
       </w:tblPr>
       <w:tcPr>
-        <w:shd w:val="clear" w:color="ffffff" w:themeColor="accent4" w:fill="8064a2" w:themeFill="accent4"/>
         <w:tcBorders>
           <w:top w:val="single" w:color="000000" w:themeColor="light1" w:sz="4" w:space="0"/>
         </w:tcBorders>
+        <w:shd w:val="clear" w:color="ffffff" w:themeColor="accent4" w:fill="8064a2" w:themeFill="accent4"/>
       </w:tcPr>
     </w:tblStylePr>
     <w:tblStylePr w:type="nwCell">
@@ -12048,9 +12260,9 @@
       </w:tcPr>
     </w:tblStylePr>
   </w:style>
-  <w:style w:type="table" w:styleId="52">
+  <w:style w:type="table" w:styleId="756">
     <w:name w:val="Grid Table 5 Dark - Accent 5"/>
-    <w:basedOn w:val="11"/>
+    <w:basedOn w:val="715"/>
     <w:uiPriority w:val="99"/>
     <w:pPr>
       <w:pBdr/>
@@ -12084,8 +12296,8 @@
         <w:tblBorders/>
       </w:tblPr>
       <w:tcPr>
+        <w:tcBorders/>
         <w:shd w:val="clear" w:color="ffffff" w:themeColor="accent5" w:themeTint="75" w:fill="acd9e5" w:themeFill="accent5" w:themeFillTint="75"/>
-        <w:tcBorders/>
       </w:tcPr>
     </w:tblStylePr>
     <w:tblStylePr w:type="band1Vert">
@@ -12098,8 +12310,8 @@
         <w:tblBorders/>
       </w:tblPr>
       <w:tcPr>
+        <w:tcBorders/>
         <w:shd w:val="clear" w:color="ffffff" w:themeColor="accent5" w:themeTint="75" w:fill="acd9e5" w:themeFill="accent5" w:themeFillTint="75"/>
-        <w:tcBorders/>
       </w:tcPr>
     </w:tblStylePr>
     <w:tblStylePr w:type="band2Horz">
@@ -12144,8 +12356,8 @@
         <w:tblBorders/>
       </w:tblPr>
       <w:tcPr>
+        <w:tcBorders/>
         <w:shd w:val="clear" w:color="ffffff" w:themeColor="accent5" w:fill="4bacc6" w:themeFill="accent5"/>
-        <w:tcBorders/>
       </w:tcPr>
     </w:tblStylePr>
     <w:tblStylePr w:type="firstRow">
@@ -12164,8 +12376,8 @@
         <w:tblBorders/>
       </w:tblPr>
       <w:tcPr>
+        <w:tcBorders/>
         <w:shd w:val="clear" w:color="ffffff" w:themeColor="accent5" w:fill="4bacc6" w:themeFill="accent5"/>
-        <w:tcBorders/>
       </w:tcPr>
     </w:tblStylePr>
     <w:tblStylePr w:type="lastCol">
@@ -12184,8 +12396,8 @@
         <w:tblBorders/>
       </w:tblPr>
       <w:tcPr>
+        <w:tcBorders/>
         <w:shd w:val="clear" w:color="ffffff" w:themeColor="accent5" w:fill="4bacc6" w:themeFill="accent5"/>
-        <w:tcBorders/>
       </w:tcPr>
     </w:tblStylePr>
     <w:tblStylePr w:type="lastRow">
@@ -12204,10 +12416,10 @@
         <w:tblBorders/>
       </w:tblPr>
       <w:tcPr>
-        <w:shd w:val="clear" w:color="ffffff" w:themeColor="accent5" w:fill="4bacc6" w:themeFill="accent5"/>
         <w:tcBorders>
           <w:top w:val="single" w:color="000000" w:themeColor="light1" w:sz="4" w:space="0"/>
         </w:tcBorders>
+        <w:shd w:val="clear" w:color="ffffff" w:themeColor="accent5" w:fill="4bacc6" w:themeFill="accent5"/>
       </w:tcPr>
     </w:tblStylePr>
     <w:tblStylePr w:type="nwCell">
@@ -12276,9 +12488,9 @@
       </w:tcPr>
     </w:tblStylePr>
   </w:style>
-  <w:style w:type="table" w:styleId="53">
+  <w:style w:type="table" w:styleId="757">
     <w:name w:val="Grid Table 5 Dark - Accent 6"/>
-    <w:basedOn w:val="11"/>
+    <w:basedOn w:val="715"/>
     <w:uiPriority w:val="99"/>
     <w:pPr>
       <w:pBdr/>
@@ -12312,8 +12524,8 @@
         <w:tblBorders/>
       </w:tblPr>
       <w:tcPr>
+        <w:tcBorders/>
         <w:shd w:val="clear" w:color="ffffff" w:themeColor="accent6" w:themeTint="75" w:fill="fbcfaa" w:themeFill="accent6" w:themeFillTint="75"/>
-        <w:tcBorders/>
       </w:tcPr>
     </w:tblStylePr>
     <w:tblStylePr w:type="band1Vert">
@@ -12326,8 +12538,8 @@
         <w:tblBorders/>
       </w:tblPr>
       <w:tcPr>
+        <w:tcBorders/>
         <w:shd w:val="clear" w:color="ffffff" w:themeColor="accent6" w:themeTint="75" w:fill="fbcfaa" w:themeFill="accent6" w:themeFillTint="75"/>
-        <w:tcBorders/>
       </w:tcPr>
     </w:tblStylePr>
     <w:tblStylePr w:type="band2Horz">
@@ -12372,8 +12584,8 @@
         <w:tblBorders/>
       </w:tblPr>
       <w:tcPr>
+        <w:tcBorders/>
         <w:shd w:val="clear" w:color="ffffff" w:themeColor="accent6" w:fill="f79646" w:themeFill="accent6"/>
-        <w:tcBorders/>
       </w:tcPr>
     </w:tblStylePr>
     <w:tblStylePr w:type="firstRow">
@@ -12392,8 +12604,8 @@
         <w:tblBorders/>
       </w:tblPr>
       <w:tcPr>
+        <w:tcBorders/>
         <w:shd w:val="clear" w:color="ffffff" w:themeColor="accent6" w:fill="f79646" w:themeFill="accent6"/>
-        <w:tcBorders/>
       </w:tcPr>
     </w:tblStylePr>
     <w:tblStylePr w:type="lastCol">
@@ -12412,8 +12624,8 @@
         <w:tblBorders/>
       </w:tblPr>
       <w:tcPr>
+        <w:tcBorders/>
         <w:shd w:val="clear" w:color="ffffff" w:themeColor="accent6" w:fill="f79646" w:themeFill="accent6"/>
-        <w:tcBorders/>
       </w:tcPr>
     </w:tblStylePr>
     <w:tblStylePr w:type="lastRow">
@@ -12432,10 +12644,10 @@
         <w:tblBorders/>
       </w:tblPr>
       <w:tcPr>
-        <w:shd w:val="clear" w:color="ffffff" w:themeColor="accent6" w:fill="f79646" w:themeFill="accent6"/>
         <w:tcBorders>
           <w:top w:val="single" w:color="000000" w:themeColor="light1" w:sz="4" w:space="0"/>
         </w:tcBorders>
+        <w:shd w:val="clear" w:color="ffffff" w:themeColor="accent6" w:fill="f79646" w:themeFill="accent6"/>
       </w:tcPr>
     </w:tblStylePr>
     <w:tblStylePr w:type="nwCell">
@@ -12504,9 +12716,9 @@
       </w:tcPr>
     </w:tblStylePr>
   </w:style>
-  <w:style w:type="table" w:styleId="54">
+  <w:style w:type="table" w:styleId="758">
     <w:name w:val="Grid Table 6 Colorful"/>
-    <w:basedOn w:val="11"/>
+    <w:basedOn w:val="715"/>
     <w:uiPriority w:val="99"/>
     <w:pPr>
       <w:pBdr/>
@@ -12544,8 +12756,8 @@
         <w:tblBorders/>
       </w:tblPr>
       <w:tcPr>
+        <w:tcBorders/>
         <w:shd w:val="clear" w:color="ffffff" w:themeColor="text1" w:themeTint="34" w:fill="cbcbcb" w:themeFill="text1" w:themeFillTint="34"/>
-        <w:tcBorders/>
       </w:tcPr>
     </w:tblStylePr>
     <w:tblStylePr w:type="band1Vert">
@@ -12558,8 +12770,8 @@
         <w:tblBorders/>
       </w:tblPr>
       <w:tcPr>
+        <w:tcBorders/>
         <w:shd w:val="clear" w:color="ffffff" w:themeColor="text1" w:themeTint="34" w:fill="cbcbcb" w:themeFill="text1" w:themeFillTint="34"/>
-        <w:tcBorders/>
       </w:tcPr>
     </w:tblStylePr>
     <w:tblStylePr w:type="band2Horz">
@@ -12734,9 +12946,9 @@
       </w:tcPr>
     </w:tblStylePr>
   </w:style>
-  <w:style w:type="table" w:styleId="55">
+  <w:style w:type="table" w:styleId="759">
     <w:name w:val="Grid Table 6 Colorful - Accent 1"/>
-    <w:basedOn w:val="11"/>
+    <w:basedOn w:val="715"/>
     <w:uiPriority w:val="99"/>
     <w:pPr>
       <w:pBdr/>
@@ -12774,8 +12986,8 @@
         <w:tblBorders/>
       </w:tblPr>
       <w:tcPr>
+        <w:tcBorders/>
         <w:shd w:val="clear" w:color="ffffff" w:themeColor="accent1" w:themeTint="34" w:fill="dbe5f2" w:themeFill="accent1" w:themeFillTint="34"/>
-        <w:tcBorders/>
       </w:tcPr>
     </w:tblStylePr>
     <w:tblStylePr w:type="band1Vert">
@@ -12788,8 +13000,8 @@
         <w:tblBorders/>
       </w:tblPr>
       <w:tcPr>
+        <w:tcBorders/>
         <w:shd w:val="clear" w:color="ffffff" w:themeColor="accent1" w:themeTint="34" w:fill="dbe5f2" w:themeFill="accent1" w:themeFillTint="34"/>
-        <w:tcBorders/>
       </w:tcPr>
     </w:tblStylePr>
     <w:tblStylePr w:type="band2Horz">
@@ -12964,9 +13176,9 @@
       </w:tcPr>
     </w:tblStylePr>
   </w:style>
-  <w:style w:type="table" w:styleId="56">
+  <w:style w:type="table" w:styleId="760">
     <w:name w:val="Grid Table 6 Colorful - Accent 2"/>
-    <w:basedOn w:val="11"/>
+    <w:basedOn w:val="715"/>
     <w:uiPriority w:val="99"/>
     <w:pPr>
       <w:pBdr/>
@@ -13004,8 +13216,8 @@
         <w:tblBorders/>
       </w:tblPr>
       <w:tcPr>
+        <w:tcBorders/>
         <w:shd w:val="clear" w:color="ffffff" w:themeColor="accent2" w:themeTint="32" w:fill="f3dddc" w:themeFill="accent2" w:themeFillTint="32"/>
-        <w:tcBorders/>
       </w:tcPr>
     </w:tblStylePr>
     <w:tblStylePr w:type="band1Vert">
@@ -13018,8 +13230,8 @@
         <w:tblBorders/>
       </w:tblPr>
       <w:tcPr>
+        <w:tcBorders/>
         <w:shd w:val="clear" w:color="ffffff" w:themeColor="accent2" w:themeTint="32" w:fill="f3dddc" w:themeFill="accent2" w:themeFillTint="32"/>
-        <w:tcBorders/>
       </w:tcPr>
     </w:tblStylePr>
     <w:tblStylePr w:type="band2Horz">
@@ -13194,9 +13406,9 @@
       </w:tcPr>
     </w:tblStylePr>
   </w:style>
-  <w:style w:type="table" w:styleId="57">
+  <w:style w:type="table" w:styleId="761">
     <w:name w:val="Grid Table 6 Colorful - Accent 3"/>
-    <w:basedOn w:val="11"/>
+    <w:basedOn w:val="715"/>
     <w:uiPriority w:val="99"/>
     <w:pPr>
       <w:pBdr/>
@@ -13234,8 +13446,8 @@
         <w:tblBorders/>
       </w:tblPr>
       <w:tcPr>
+        <w:tcBorders/>
         <w:shd w:val="clear" w:color="ffffff" w:themeColor="accent3" w:themeTint="34" w:fill="ebf1dd" w:themeFill="accent3" w:themeFillTint="34"/>
-        <w:tcBorders/>
       </w:tcPr>
     </w:tblStylePr>
     <w:tblStylePr w:type="band1Vert">
@@ -13248,8 +13460,8 @@
         <w:tblBorders/>
       </w:tblPr>
       <w:tcPr>
+        <w:tcBorders/>
         <w:shd w:val="clear" w:color="ffffff" w:themeColor="accent3" w:themeTint="34" w:fill="ebf1dd" w:themeFill="accent3" w:themeFillTint="34"/>
-        <w:tcBorders/>
       </w:tcPr>
     </w:tblStylePr>
     <w:tblStylePr w:type="band2Horz">
@@ -13424,9 +13636,9 @@
       </w:tcPr>
     </w:tblStylePr>
   </w:style>
-  <w:style w:type="table" w:styleId="58">
+  <w:style w:type="table" w:styleId="762">
     <w:name w:val="Grid Table 6 Colorful - Accent 4"/>
-    <w:basedOn w:val="11"/>
+    <w:basedOn w:val="715"/>
     <w:uiPriority w:val="99"/>
     <w:pPr>
       <w:pBdr/>
@@ -13464,8 +13676,8 @@
         <w:tblBorders/>
       </w:tblPr>
       <w:tcPr>
+        <w:tcBorders/>
         <w:shd w:val="clear" w:color="ffffff" w:themeColor="accent4" w:themeTint="34" w:fill="e5dfec" w:themeFill="accent4" w:themeFillTint="34"/>
-        <w:tcBorders/>
       </w:tcPr>
     </w:tblStylePr>
     <w:tblStylePr w:type="band1Vert">
@@ -13478,8 +13690,8 @@
         <w:tblBorders/>
       </w:tblPr>
       <w:tcPr>
+        <w:tcBorders/>
         <w:shd w:val="clear" w:color="ffffff" w:themeColor="accent4" w:themeTint="34" w:fill="e5dfec" w:themeFill="accent4" w:themeFillTint="34"/>
-        <w:tcBorders/>
       </w:tcPr>
     </w:tblStylePr>
     <w:tblStylePr w:type="band2Horz">
@@ -13654,9 +13866,9 @@
       </w:tcPr>
     </w:tblStylePr>
   </w:style>
-  <w:style w:type="table" w:styleId="59">
+  <w:style w:type="table" w:styleId="763">
     <w:name w:val="Grid Table 6 Colorful - Accent 5"/>
-    <w:basedOn w:val="11"/>
+    <w:basedOn w:val="715"/>
     <w:uiPriority w:val="99"/>
     <w:pPr>
       <w:pBdr/>
@@ -13694,8 +13906,8 @@
         <w:tblBorders/>
       </w:tblPr>
       <w:tcPr>
+        <w:tcBorders/>
         <w:shd w:val="clear" w:color="ffffff" w:themeColor="accent5" w:themeTint="34" w:fill="daeef3" w:themeFill="accent5" w:themeFillTint="34"/>
-        <w:tcBorders/>
       </w:tcPr>
     </w:tblStylePr>
     <w:tblStylePr w:type="band1Vert">
@@ -13708,8 +13920,8 @@
         <w:tblBorders/>
       </w:tblPr>
       <w:tcPr>
+        <w:tcBorders/>
         <w:shd w:val="clear" w:color="ffffff" w:themeColor="accent5" w:themeTint="34" w:fill="daeef3" w:themeFill="accent5" w:themeFillTint="34"/>
-        <w:tcBorders/>
       </w:tcPr>
     </w:tblStylePr>
     <w:tblStylePr w:type="band2Horz">
@@ -13884,9 +14096,9 @@
       </w:tcPr>
     </w:tblStylePr>
   </w:style>
-  <w:style w:type="table" w:styleId="60">
+  <w:style w:type="table" w:styleId="764">
     <w:name w:val="Grid Table 6 Colorful - Accent 6"/>
-    <w:basedOn w:val="11"/>
+    <w:basedOn w:val="715"/>
     <w:uiPriority w:val="99"/>
     <w:pPr>
       <w:pBdr/>
@@ -13924,8 +14136,8 @@
         <w:tblBorders/>
       </w:tblPr>
       <w:tcPr>
+        <w:tcBorders/>
         <w:shd w:val="clear" w:color="ffffff" w:themeColor="accent6" w:themeTint="34" w:fill="fdead9" w:themeFill="accent6" w:themeFillTint="34"/>
-        <w:tcBorders/>
       </w:tcPr>
     </w:tblStylePr>
     <w:tblStylePr w:type="band1Vert">
@@ -13938,8 +14150,8 @@
         <w:tblBorders/>
       </w:tblPr>
       <w:tcPr>
+        <w:tcBorders/>
         <w:shd w:val="clear" w:color="ffffff" w:themeColor="accent6" w:themeTint="34" w:fill="fdead9" w:themeFill="accent6" w:themeFillTint="34"/>
-        <w:tcBorders/>
       </w:tcPr>
     </w:tblStylePr>
     <w:tblStylePr w:type="band2Horz">
@@ -14114,9 +14326,9 @@
       </w:tcPr>
     </w:tblStylePr>
   </w:style>
-  <w:style w:type="table" w:styleId="61">
+  <w:style w:type="table" w:styleId="765">
     <w:name w:val="Grid Table 7 Colorful"/>
-    <w:basedOn w:val="11"/>
+    <w:basedOn w:val="715"/>
     <w:uiPriority w:val="99"/>
     <w:pPr>
       <w:pBdr/>
@@ -14152,8 +14364,8 @@
         <w:tblBorders/>
       </w:tblPr>
       <w:tcPr>
+        <w:tcBorders/>
         <w:shd w:val="clear" w:color="ffffff" w:themeColor="text1" w:themeTint="0D" w:fill="f2f2f2" w:themeFill="text1" w:themeFillTint="0D"/>
-        <w:tcBorders/>
       </w:tcPr>
     </w:tblStylePr>
     <w:tblStylePr w:type="band1Vert">
@@ -14166,8 +14378,8 @@
         <w:tblBorders/>
       </w:tblPr>
       <w:tcPr>
+        <w:tcBorders/>
         <w:shd w:val="clear" w:color="ffffff" w:themeColor="text1" w:themeTint="0D" w:fill="f2f2f2" w:themeFill="text1" w:themeFillTint="0D"/>
-        <w:tcBorders/>
       </w:tcPr>
     </w:tblStylePr>
     <w:tblStylePr w:type="band2Horz">
@@ -14218,13 +14430,13 @@
         <w:tblBorders/>
       </w:tblPr>
       <w:tcPr>
-        <w:shd w:color="ffffff"/>
         <w:tcBorders>
-          <w:top w:val="none"/>
-          <w:left w:val="none"/>
-          <w:bottom w:val="none"/>
+          <w:top w:val="none" w:color="000000" w:sz="4" w:space="0"/>
+          <w:left w:val="none" w:color="000000" w:sz="4" w:space="0"/>
+          <w:bottom w:val="none" w:color="000000" w:sz="4" w:space="0"/>
           <w:right w:val="single" w:color="000000" w:themeColor="text1" w:themeTint="80" w:sz="4" w:space="0"/>
         </w:tcBorders>
+        <w:shd w:val="clear" w:color="ffffff"/>
       </w:tcPr>
     </w:tblStylePr>
     <w:tblStylePr w:type="firstRow">
@@ -14243,13 +14455,13 @@
         <w:tblBorders/>
       </w:tblPr>
       <w:tcPr>
+        <w:tcBorders>
+          <w:top w:val="none" w:color="000000" w:sz="4" w:space="0"/>
+          <w:left w:val="none" w:color="000000" w:sz="4" w:space="0"/>
+          <w:bottom w:val="single" w:color="000000" w:themeColor="text1" w:themeTint="80" w:sz="4" w:space="0"/>
+          <w:right w:val="none" w:color="000000" w:sz="4" w:space="0"/>
+        </w:tcBorders>
         <w:shd w:val="clear" w:color="ffffff" w:themeColor="light1" w:fill="ffffff" w:themeFill="light1"/>
-        <w:tcBorders>
-          <w:top w:val="none"/>
-          <w:left w:val="none"/>
-          <w:bottom w:val="single" w:color="000000" w:themeColor="text1" w:themeTint="80" w:sz="4" w:space="0"/>
-          <w:right w:val="none"/>
-        </w:tcBorders>
       </w:tcPr>
     </w:tblStylePr>
     <w:tblStylePr w:type="lastCol">
@@ -14268,13 +14480,13 @@
         <w:tblBorders/>
       </w:tblPr>
       <w:tcPr>
-        <w:shd w:color="ffffff"/>
         <w:tcBorders>
-          <w:top w:val="none"/>
+          <w:top w:val="none" w:color="000000" w:sz="4" w:space="0"/>
           <w:left w:val="single" w:color="000000" w:themeColor="text1" w:themeTint="80" w:sz="4" w:space="0"/>
-          <w:bottom w:val="none"/>
-          <w:right w:val="none"/>
+          <w:bottom w:val="none" w:color="000000" w:sz="4" w:space="0"/>
+          <w:right w:val="none" w:color="000000" w:sz="4" w:space="0"/>
         </w:tcBorders>
+        <w:shd w:val="clear" w:color="ffffff"/>
       </w:tcPr>
     </w:tblStylePr>
     <w:tblStylePr w:type="lastRow">
@@ -14293,13 +14505,13 @@
         <w:tblBorders/>
       </w:tblPr>
       <w:tcPr>
-        <w:shd w:val="clear" w:color="ffffff" w:themeColor="light1" w:fill="ffffff" w:themeFill="light1"/>
         <w:tcBorders>
           <w:top w:val="single" w:color="000000" w:themeColor="text1" w:themeTint="80" w:sz="4" w:space="0"/>
-          <w:left w:val="none"/>
-          <w:bottom w:val="none"/>
-          <w:right w:val="none"/>
+          <w:left w:val="none" w:color="000000" w:sz="4" w:space="0"/>
+          <w:bottom w:val="none" w:color="000000" w:sz="4" w:space="0"/>
+          <w:right w:val="none" w:color="000000" w:sz="4" w:space="0"/>
         </w:tcBorders>
+        <w:shd w:val="clear" w:color="ffffff" w:themeColor="light1" w:fill="ffffff" w:themeFill="light1"/>
       </w:tcPr>
     </w:tblStylePr>
     <w:tblStylePr w:type="nwCell">
@@ -14368,9 +14580,9 @@
       </w:tcPr>
     </w:tblStylePr>
   </w:style>
-  <w:style w:type="table" w:styleId="62">
+  <w:style w:type="table" w:styleId="766">
     <w:name w:val="Grid Table 7 Colorful - Accent 1"/>
-    <w:basedOn w:val="11"/>
+    <w:basedOn w:val="715"/>
     <w:uiPriority w:val="99"/>
     <w:pPr>
       <w:pBdr/>
@@ -14406,8 +14618,8 @@
         <w:tblBorders/>
       </w:tblPr>
       <w:tcPr>
+        <w:tcBorders/>
         <w:shd w:val="clear" w:color="ffffff" w:themeColor="accent1" w:themeTint="34" w:fill="dbe5f2" w:themeFill="accent1" w:themeFillTint="34"/>
-        <w:tcBorders/>
       </w:tcPr>
     </w:tblStylePr>
     <w:tblStylePr w:type="band1Vert">
@@ -14420,8 +14632,8 @@
         <w:tblBorders/>
       </w:tblPr>
       <w:tcPr>
+        <w:tcBorders/>
         <w:shd w:val="clear" w:color="ffffff" w:themeColor="accent1" w:themeTint="34" w:fill="dbe5f2" w:themeFill="accent1" w:themeFillTint="34"/>
-        <w:tcBorders/>
       </w:tcPr>
     </w:tblStylePr>
     <w:tblStylePr w:type="band2Horz">
@@ -14472,13 +14684,13 @@
         <w:tblBorders/>
       </w:tblPr>
       <w:tcPr>
-        <w:shd w:color="ffffff"/>
         <w:tcBorders>
-          <w:top w:val="none"/>
-          <w:left w:val="none"/>
-          <w:bottom w:val="none"/>
+          <w:top w:val="none" w:color="000000" w:sz="4" w:space="0"/>
+          <w:left w:val="none" w:color="000000" w:sz="4" w:space="0"/>
+          <w:bottom w:val="none" w:color="000000" w:sz="4" w:space="0"/>
           <w:right w:val="single" w:color="000000" w:themeColor="accent1" w:themeTint="80" w:sz="4" w:space="0"/>
         </w:tcBorders>
+        <w:shd w:val="clear" w:color="ffffff"/>
       </w:tcPr>
     </w:tblStylePr>
     <w:tblStylePr w:type="firstRow">
@@ -14497,13 +14709,13 @@
         <w:tblBorders/>
       </w:tblPr>
       <w:tcPr>
+        <w:tcBorders>
+          <w:top w:val="none" w:color="000000" w:sz="4" w:space="0"/>
+          <w:left w:val="none" w:color="000000" w:sz="4" w:space="0"/>
+          <w:bottom w:val="single" w:color="000000" w:themeColor="accent1" w:themeTint="80" w:sz="4" w:space="0"/>
+          <w:right w:val="none" w:color="000000" w:sz="4" w:space="0"/>
+        </w:tcBorders>
         <w:shd w:val="clear" w:color="ffffff" w:themeColor="light1" w:fill="ffffff" w:themeFill="light1"/>
-        <w:tcBorders>
-          <w:top w:val="none"/>
-          <w:left w:val="none"/>
-          <w:bottom w:val="single" w:color="000000" w:themeColor="accent1" w:themeTint="80" w:sz="4" w:space="0"/>
-          <w:right w:val="none"/>
-        </w:tcBorders>
       </w:tcPr>
     </w:tblStylePr>
     <w:tblStylePr w:type="lastCol">
@@ -14522,13 +14734,13 @@
         <w:tblBorders/>
       </w:tblPr>
       <w:tcPr>
-        <w:shd w:color="ffffff"/>
         <w:tcBorders>
-          <w:top w:val="none"/>
+          <w:top w:val="none" w:color="000000" w:sz="4" w:space="0"/>
           <w:left w:val="single" w:color="000000" w:themeColor="accent1" w:themeTint="80" w:sz="4" w:space="0"/>
-          <w:bottom w:val="none"/>
-          <w:right w:val="none"/>
+          <w:bottom w:val="none" w:color="000000" w:sz="4" w:space="0"/>
+          <w:right w:val="none" w:color="000000" w:sz="4" w:space="0"/>
         </w:tcBorders>
+        <w:shd w:val="clear" w:color="ffffff"/>
       </w:tcPr>
     </w:tblStylePr>
     <w:tblStylePr w:type="lastRow">
@@ -14547,13 +14759,13 @@
         <w:tblBorders/>
       </w:tblPr>
       <w:tcPr>
-        <w:shd w:val="clear" w:color="ffffff" w:themeColor="light1" w:fill="ffffff" w:themeFill="light1"/>
         <w:tcBorders>
           <w:top w:val="single" w:color="000000" w:themeColor="accent1" w:themeTint="80" w:sz="4" w:space="0"/>
-          <w:left w:val="none"/>
-          <w:bottom w:val="none"/>
-          <w:right w:val="none"/>
+          <w:left w:val="none" w:color="000000" w:sz="4" w:space="0"/>
+          <w:bottom w:val="none" w:color="000000" w:sz="4" w:space="0"/>
+          <w:right w:val="none" w:color="000000" w:sz="4" w:space="0"/>
         </w:tcBorders>
+        <w:shd w:val="clear" w:color="ffffff" w:themeColor="light1" w:fill="ffffff" w:themeFill="light1"/>
       </w:tcPr>
     </w:tblStylePr>
     <w:tblStylePr w:type="nwCell">
@@ -14622,9 +14834,9 @@
       </w:tcPr>
     </w:tblStylePr>
   </w:style>
-  <w:style w:type="table" w:styleId="63">
+  <w:style w:type="table" w:styleId="767">
     <w:name w:val="Grid Table 7 Colorful - Accent 2"/>
-    <w:basedOn w:val="11"/>
+    <w:basedOn w:val="715"/>
     <w:uiPriority w:val="99"/>
     <w:pPr>
       <w:pBdr/>
@@ -14660,8 +14872,8 @@
         <w:tblBorders/>
       </w:tblPr>
       <w:tcPr>
+        <w:tcBorders/>
         <w:shd w:val="clear" w:color="ffffff" w:themeColor="accent2" w:themeTint="32" w:fill="f3dddc" w:themeFill="accent2" w:themeFillTint="32"/>
-        <w:tcBorders/>
       </w:tcPr>
     </w:tblStylePr>
     <w:tblStylePr w:type="band1Vert">
@@ -14674,8 +14886,8 @@
         <w:tblBorders/>
       </w:tblPr>
       <w:tcPr>
+        <w:tcBorders/>
         <w:shd w:val="clear" w:color="ffffff" w:themeColor="accent2" w:themeTint="32" w:fill="f3dddc" w:themeFill="accent2" w:themeFillTint="32"/>
-        <w:tcBorders/>
       </w:tcPr>
     </w:tblStylePr>
     <w:tblStylePr w:type="band2Horz">
@@ -14726,13 +14938,13 @@
         <w:tblBorders/>
       </w:tblPr>
       <w:tcPr>
-        <w:shd w:color="ffffff"/>
         <w:tcBorders>
-          <w:top w:val="none"/>
-          <w:left w:val="none"/>
-          <w:bottom w:val="none"/>
+          <w:top w:val="none" w:color="000000" w:sz="4" w:space="0"/>
+          <w:left w:val="none" w:color="000000" w:sz="4" w:space="0"/>
+          <w:bottom w:val="none" w:color="000000" w:sz="4" w:space="0"/>
           <w:right w:val="single" w:color="000000" w:themeColor="accent2" w:themeTint="97" w:sz="4" w:space="0"/>
         </w:tcBorders>
+        <w:shd w:val="clear" w:color="ffffff"/>
       </w:tcPr>
     </w:tblStylePr>
     <w:tblStylePr w:type="firstRow">
@@ -14751,13 +14963,13 @@
         <w:tblBorders/>
       </w:tblPr>
       <w:tcPr>
+        <w:tcBorders>
+          <w:top w:val="none" w:color="000000" w:sz="4" w:space="0"/>
+          <w:left w:val="none" w:color="000000" w:sz="4" w:space="0"/>
+          <w:bottom w:val="single" w:color="000000" w:themeColor="accent2" w:themeTint="97" w:sz="4" w:space="0"/>
+          <w:right w:val="none" w:color="000000" w:sz="4" w:space="0"/>
+        </w:tcBorders>
         <w:shd w:val="clear" w:color="ffffff" w:themeColor="light1" w:fill="ffffff" w:themeFill="light1"/>
-        <w:tcBorders>
-          <w:top w:val="none"/>
-          <w:left w:val="none"/>
-          <w:bottom w:val="single" w:color="000000" w:themeColor="accent2" w:themeTint="97" w:sz="4" w:space="0"/>
-          <w:right w:val="none"/>
-        </w:tcBorders>
       </w:tcPr>
     </w:tblStylePr>
     <w:tblStylePr w:type="lastCol">
@@ -14776,13 +14988,13 @@
         <w:tblBorders/>
       </w:tblPr>
       <w:tcPr>
-        <w:shd w:color="ffffff"/>
         <w:tcBorders>
-          <w:top w:val="none"/>
+          <w:top w:val="none" w:color="000000" w:sz="4" w:space="0"/>
           <w:left w:val="single" w:color="000000" w:themeColor="accent2" w:themeTint="97" w:sz="4" w:space="0"/>
-          <w:bottom w:val="none"/>
-          <w:right w:val="none"/>
+          <w:bottom w:val="none" w:color="000000" w:sz="4" w:space="0"/>
+          <w:right w:val="none" w:color="000000" w:sz="4" w:space="0"/>
         </w:tcBorders>
+        <w:shd w:val="clear" w:color="ffffff"/>
       </w:tcPr>
     </w:tblStylePr>
     <w:tblStylePr w:type="lastRow">
@@ -14801,13 +15013,13 @@
         <w:tblBorders/>
       </w:tblPr>
       <w:tcPr>
-        <w:shd w:val="clear" w:color="ffffff" w:themeColor="light1" w:fill="ffffff" w:themeFill="light1"/>
         <w:tcBorders>
           <w:top w:val="single" w:color="000000" w:themeColor="accent2" w:themeTint="97" w:sz="4" w:space="0"/>
-          <w:left w:val="none"/>
-          <w:bottom w:val="none"/>
-          <w:right w:val="none"/>
+          <w:left w:val="none" w:color="000000" w:sz="4" w:space="0"/>
+          <w:bottom w:val="none" w:color="000000" w:sz="4" w:space="0"/>
+          <w:right w:val="none" w:color="000000" w:sz="4" w:space="0"/>
         </w:tcBorders>
+        <w:shd w:val="clear" w:color="ffffff" w:themeColor="light1" w:fill="ffffff" w:themeFill="light1"/>
       </w:tcPr>
     </w:tblStylePr>
     <w:tblStylePr w:type="nwCell">
@@ -14876,9 +15088,9 @@
       </w:tcPr>
     </w:tblStylePr>
   </w:style>
-  <w:style w:type="table" w:styleId="64">
+  <w:style w:type="table" w:styleId="768">
     <w:name w:val="Grid Table 7 Colorful - Accent 3"/>
-    <w:basedOn w:val="11"/>
+    <w:basedOn w:val="715"/>
     <w:uiPriority w:val="99"/>
     <w:pPr>
       <w:pBdr/>
@@ -14914,8 +15126,8 @@
         <w:tblBorders/>
       </w:tblPr>
       <w:tcPr>
+        <w:tcBorders/>
         <w:shd w:val="clear" w:color="ffffff" w:themeColor="accent3" w:themeTint="34" w:fill="ebf1dd" w:themeFill="accent3" w:themeFillTint="34"/>
-        <w:tcBorders/>
       </w:tcPr>
     </w:tblStylePr>
     <w:tblStylePr w:type="band1Vert">
@@ -14928,8 +15140,8 @@
         <w:tblBorders/>
       </w:tblPr>
       <w:tcPr>
+        <w:tcBorders/>
         <w:shd w:val="clear" w:color="ffffff" w:themeColor="accent3" w:themeTint="34" w:fill="ebf1dd" w:themeFill="accent3" w:themeFillTint="34"/>
-        <w:tcBorders/>
       </w:tcPr>
     </w:tblStylePr>
     <w:tblStylePr w:type="band2Horz">
@@ -14980,13 +15192,13 @@
         <w:tblBorders/>
       </w:tblPr>
       <w:tcPr>
-        <w:shd w:color="ffffff"/>
         <w:tcBorders>
-          <w:top w:val="none"/>
-          <w:left w:val="none"/>
-          <w:bottom w:val="none"/>
+          <w:top w:val="none" w:color="000000" w:sz="4" w:space="0"/>
+          <w:left w:val="none" w:color="000000" w:sz="4" w:space="0"/>
+          <w:bottom w:val="none" w:color="000000" w:sz="4" w:space="0"/>
           <w:right w:val="single" w:color="000000" w:themeColor="accent3" w:themeTint="FE" w:sz="4" w:space="0"/>
         </w:tcBorders>
+        <w:shd w:val="clear" w:color="ffffff"/>
       </w:tcPr>
     </w:tblStylePr>
     <w:tblStylePr w:type="firstRow">
@@ -15005,13 +15217,13 @@
         <w:tblBorders/>
       </w:tblPr>
       <w:tcPr>
+        <w:tcBorders>
+          <w:top w:val="none" w:color="000000" w:sz="4" w:space="0"/>
+          <w:left w:val="none" w:color="000000" w:sz="4" w:space="0"/>
+          <w:bottom w:val="single" w:color="000000" w:themeColor="accent3" w:themeTint="FE" w:sz="4" w:space="0"/>
+          <w:right w:val="none" w:color="000000" w:sz="4" w:space="0"/>
+        </w:tcBorders>
         <w:shd w:val="clear" w:color="ffffff" w:themeColor="light1" w:fill="ffffff" w:themeFill="light1"/>
-        <w:tcBorders>
-          <w:top w:val="none"/>
-          <w:left w:val="none"/>
-          <w:bottom w:val="single" w:color="000000" w:themeColor="accent3" w:themeTint="FE" w:sz="4" w:space="0"/>
-          <w:right w:val="none"/>
-        </w:tcBorders>
       </w:tcPr>
     </w:tblStylePr>
     <w:tblStylePr w:type="lastCol">
@@ -15030,13 +15242,13 @@
         <w:tblBorders/>
       </w:tblPr>
       <w:tcPr>
-        <w:shd w:color="ffffff"/>
         <w:tcBorders>
-          <w:top w:val="none"/>
+          <w:top w:val="none" w:color="000000" w:sz="4" w:space="0"/>
           <w:left w:val="single" w:color="000000" w:themeColor="accent3" w:themeTint="FE" w:sz="4" w:space="0"/>
-          <w:bottom w:val="none"/>
-          <w:right w:val="none"/>
+          <w:bottom w:val="none" w:color="000000" w:sz="4" w:space="0"/>
+          <w:right w:val="none" w:color="000000" w:sz="4" w:space="0"/>
         </w:tcBorders>
+        <w:shd w:val="clear" w:color="ffffff"/>
       </w:tcPr>
     </w:tblStylePr>
     <w:tblStylePr w:type="lastRow">
@@ -15055,13 +15267,13 @@
         <w:tblBorders/>
       </w:tblPr>
       <w:tcPr>
-        <w:shd w:val="clear" w:color="ffffff" w:themeColor="light1" w:fill="ffffff" w:themeFill="light1"/>
         <w:tcBorders>
           <w:top w:val="single" w:color="000000" w:themeColor="accent3" w:themeTint="FE" w:sz="4" w:space="0"/>
-          <w:left w:val="none"/>
-          <w:bottom w:val="none"/>
-          <w:right w:val="none"/>
+          <w:left w:val="none" w:color="000000" w:sz="4" w:space="0"/>
+          <w:bottom w:val="none" w:color="000000" w:sz="4" w:space="0"/>
+          <w:right w:val="none" w:color="000000" w:sz="4" w:space="0"/>
         </w:tcBorders>
+        <w:shd w:val="clear" w:color="ffffff" w:themeColor="light1" w:fill="ffffff" w:themeFill="light1"/>
       </w:tcPr>
     </w:tblStylePr>
     <w:tblStylePr w:type="nwCell">
@@ -15130,9 +15342,9 @@
       </w:tcPr>
     </w:tblStylePr>
   </w:style>
-  <w:style w:type="table" w:styleId="65">
+  <w:style w:type="table" w:styleId="769">
     <w:name w:val="Grid Table 7 Colorful - Accent 4"/>
-    <w:basedOn w:val="11"/>
+    <w:basedOn w:val="715"/>
     <w:uiPriority w:val="99"/>
     <w:pPr>
       <w:pBdr/>
@@ -15168,8 +15380,8 @@
         <w:tblBorders/>
       </w:tblPr>
       <w:tcPr>
+        <w:tcBorders/>
         <w:shd w:val="clear" w:color="ffffff" w:themeColor="accent4" w:themeTint="34" w:fill="e5dfec" w:themeFill="accent4" w:themeFillTint="34"/>
-        <w:tcBorders/>
       </w:tcPr>
     </w:tblStylePr>
     <w:tblStylePr w:type="band1Vert">
@@ -15182,8 +15394,8 @@
         <w:tblBorders/>
       </w:tblPr>
       <w:tcPr>
+        <w:tcBorders/>
         <w:shd w:val="clear" w:color="ffffff" w:themeColor="accent4" w:themeTint="34" w:fill="e5dfec" w:themeFill="accent4" w:themeFillTint="34"/>
-        <w:tcBorders/>
       </w:tcPr>
     </w:tblStylePr>
     <w:tblStylePr w:type="band2Horz">
@@ -15234,13 +15446,13 @@
         <w:tblBorders/>
       </w:tblPr>
       <w:tcPr>
-        <w:shd w:color="ffffff"/>
         <w:tcBorders>
-          <w:top w:val="none"/>
-          <w:left w:val="none"/>
-          <w:bottom w:val="none"/>
+          <w:top w:val="none" w:color="000000" w:sz="4" w:space="0"/>
+          <w:left w:val="none" w:color="000000" w:sz="4" w:space="0"/>
+          <w:bottom w:val="none" w:color="000000" w:sz="4" w:space="0"/>
           <w:right w:val="single" w:color="000000" w:themeColor="accent4" w:themeTint="9A" w:sz="4" w:space="0"/>
         </w:tcBorders>
+        <w:shd w:val="clear" w:color="ffffff"/>
       </w:tcPr>
     </w:tblStylePr>
     <w:tblStylePr w:type="firstRow">
@@ -15259,13 +15471,13 @@
         <w:tblBorders/>
       </w:tblPr>
       <w:tcPr>
+        <w:tcBorders>
+          <w:top w:val="none" w:color="000000" w:sz="4" w:space="0"/>
+          <w:left w:val="none" w:color="000000" w:sz="4" w:space="0"/>
+          <w:bottom w:val="single" w:color="000000" w:themeColor="accent4" w:themeTint="9A" w:sz="4" w:space="0"/>
+          <w:right w:val="none" w:color="000000" w:sz="4" w:space="0"/>
+        </w:tcBorders>
         <w:shd w:val="clear" w:color="ffffff" w:themeColor="light1" w:fill="ffffff" w:themeFill="light1"/>
-        <w:tcBorders>
-          <w:top w:val="none"/>
-          <w:left w:val="none"/>
-          <w:bottom w:val="single" w:color="000000" w:themeColor="accent4" w:themeTint="9A" w:sz="4" w:space="0"/>
-          <w:right w:val="none"/>
-        </w:tcBorders>
       </w:tcPr>
     </w:tblStylePr>
     <w:tblStylePr w:type="lastCol">
@@ -15284,13 +15496,13 @@
         <w:tblBorders/>
       </w:tblPr>
       <w:tcPr>
-        <w:shd w:color="ffffff"/>
         <w:tcBorders>
-          <w:top w:val="none"/>
+          <w:top w:val="none" w:color="000000" w:sz="4" w:space="0"/>
           <w:left w:val="single" w:color="000000" w:themeColor="accent4" w:themeTint="9A" w:sz="4" w:space="0"/>
-          <w:bottom w:val="none"/>
-          <w:right w:val="none"/>
+          <w:bottom w:val="none" w:color="000000" w:sz="4" w:space="0"/>
+          <w:right w:val="none" w:color="000000" w:sz="4" w:space="0"/>
         </w:tcBorders>
+        <w:shd w:val="clear" w:color="ffffff"/>
       </w:tcPr>
     </w:tblStylePr>
     <w:tblStylePr w:type="lastRow">
@@ -15309,13 +15521,13 @@
         <w:tblBorders/>
       </w:tblPr>
       <w:tcPr>
-        <w:shd w:val="clear" w:color="ffffff" w:themeColor="light1" w:fill="ffffff" w:themeFill="light1"/>
         <w:tcBorders>
           <w:top w:val="single" w:color="000000" w:themeColor="accent4" w:themeTint="9A" w:sz="4" w:space="0"/>
-          <w:left w:val="none"/>
-          <w:bottom w:val="none"/>
-          <w:right w:val="none"/>
+          <w:left w:val="none" w:color="000000" w:sz="4" w:space="0"/>
+          <w:bottom w:val="none" w:color="000000" w:sz="4" w:space="0"/>
+          <w:right w:val="none" w:color="000000" w:sz="4" w:space="0"/>
         </w:tcBorders>
+        <w:shd w:val="clear" w:color="ffffff" w:themeColor="light1" w:fill="ffffff" w:themeFill="light1"/>
       </w:tcPr>
     </w:tblStylePr>
     <w:tblStylePr w:type="nwCell">
@@ -15384,9 +15596,9 @@
       </w:tcPr>
     </w:tblStylePr>
   </w:style>
-  <w:style w:type="table" w:styleId="66">
+  <w:style w:type="table" w:styleId="770">
     <w:name w:val="Grid Table 7 Colorful - Accent 5"/>
-    <w:basedOn w:val="11"/>
+    <w:basedOn w:val="715"/>
     <w:uiPriority w:val="99"/>
     <w:pPr>
       <w:pBdr/>
@@ -15422,8 +15634,8 @@
         <w:tblBorders/>
       </w:tblPr>
       <w:tcPr>
+        <w:tcBorders/>
         <w:shd w:val="clear" w:color="ffffff" w:themeColor="accent5" w:themeTint="34" w:fill="daeef3" w:themeFill="accent5" w:themeFillTint="34"/>
-        <w:tcBorders/>
       </w:tcPr>
     </w:tblStylePr>
     <w:tblStylePr w:type="band1Vert">
@@ -15436,8 +15648,8 @@
         <w:tblBorders/>
       </w:tblPr>
       <w:tcPr>
+        <w:tcBorders/>
         <w:shd w:val="clear" w:color="ffffff" w:themeColor="accent5" w:themeTint="34" w:fill="daeef3" w:themeFill="accent5" w:themeFillTint="34"/>
-        <w:tcBorders/>
       </w:tcPr>
     </w:tblStylePr>
     <w:tblStylePr w:type="band2Horz">
@@ -15488,13 +15700,13 @@
         <w:tblBorders/>
       </w:tblPr>
       <w:tcPr>
-        <w:shd w:color="ffffff"/>
         <w:tcBorders>
-          <w:top w:val="none"/>
-          <w:left w:val="none"/>
-          <w:bottom w:val="none"/>
+          <w:top w:val="none" w:color="000000" w:sz="4" w:space="0"/>
+          <w:left w:val="none" w:color="000000" w:sz="4" w:space="0"/>
+          <w:bottom w:val="none" w:color="000000" w:sz="4" w:space="0"/>
           <w:right w:val="single" w:color="000000" w:themeColor="accent5" w:themeTint="90" w:sz="4" w:space="0"/>
         </w:tcBorders>
+        <w:shd w:val="clear" w:color="ffffff"/>
       </w:tcPr>
     </w:tblStylePr>
     <w:tblStylePr w:type="firstRow">
@@ -15513,13 +15725,13 @@
         <w:tblBorders/>
       </w:tblPr>
       <w:tcPr>
+        <w:tcBorders>
+          <w:top w:val="none" w:color="000000" w:sz="4" w:space="0"/>
+          <w:left w:val="none" w:color="000000" w:sz="4" w:space="0"/>
+          <w:bottom w:val="single" w:color="000000" w:themeColor="accent5" w:themeTint="90" w:sz="4" w:space="0"/>
+          <w:right w:val="none" w:color="000000" w:sz="4" w:space="0"/>
+        </w:tcBorders>
         <w:shd w:val="clear" w:color="ffffff" w:themeColor="light1" w:fill="ffffff" w:themeFill="light1"/>
-        <w:tcBorders>
-          <w:top w:val="none"/>
-          <w:left w:val="none"/>
-          <w:bottom w:val="single" w:color="000000" w:themeColor="accent5" w:themeTint="90" w:sz="4" w:space="0"/>
-          <w:right w:val="none"/>
-        </w:tcBorders>
       </w:tcPr>
     </w:tblStylePr>
     <w:tblStylePr w:type="lastCol">
@@ -15538,13 +15750,13 @@
         <w:tblBorders/>
       </w:tblPr>
       <w:tcPr>
-        <w:shd w:color="ffffff"/>
         <w:tcBorders>
-          <w:top w:val="none"/>
+          <w:top w:val="none" w:color="000000" w:sz="4" w:space="0"/>
           <w:left w:val="single" w:color="000000" w:themeColor="accent5" w:themeTint="90" w:sz="4" w:space="0"/>
-          <w:bottom w:val="none"/>
-          <w:right w:val="none"/>
+          <w:bottom w:val="none" w:color="000000" w:sz="4" w:space="0"/>
+          <w:right w:val="none" w:color="000000" w:sz="4" w:space="0"/>
         </w:tcBorders>
+        <w:shd w:val="clear" w:color="ffffff"/>
       </w:tcPr>
     </w:tblStylePr>
     <w:tblStylePr w:type="lastRow">
@@ -15563,13 +15775,13 @@
         <w:tblBorders/>
       </w:tblPr>
       <w:tcPr>
-        <w:shd w:val="clear" w:color="ffffff" w:themeColor="light1" w:fill="ffffff" w:themeFill="light1"/>
         <w:tcBorders>
           <w:top w:val="single" w:color="000000" w:themeColor="accent5" w:themeTint="90" w:sz="4" w:space="0"/>
-          <w:left w:val="none"/>
-          <w:bottom w:val="none"/>
-          <w:right w:val="none"/>
+          <w:left w:val="none" w:color="000000" w:sz="4" w:space="0"/>
+          <w:bottom w:val="none" w:color="000000" w:sz="4" w:space="0"/>
+          <w:right w:val="none" w:color="000000" w:sz="4" w:space="0"/>
         </w:tcBorders>
+        <w:shd w:val="clear" w:color="ffffff" w:themeColor="light1" w:fill="ffffff" w:themeFill="light1"/>
       </w:tcPr>
     </w:tblStylePr>
     <w:tblStylePr w:type="nwCell">
@@ -15638,9 +15850,9 @@
       </w:tcPr>
     </w:tblStylePr>
   </w:style>
-  <w:style w:type="table" w:styleId="67">
+  <w:style w:type="table" w:styleId="771">
     <w:name w:val="Grid Table 7 Colorful - Accent 6"/>
-    <w:basedOn w:val="11"/>
+    <w:basedOn w:val="715"/>
     <w:uiPriority w:val="99"/>
     <w:pPr>
       <w:pBdr/>
@@ -15676,8 +15888,8 @@
         <w:tblBorders/>
       </w:tblPr>
       <w:tcPr>
+        <w:tcBorders/>
         <w:shd w:val="clear" w:color="ffffff" w:themeColor="accent6" w:themeTint="34" w:fill="fdead9" w:themeFill="accent6" w:themeFillTint="34"/>
-        <w:tcBorders/>
       </w:tcPr>
     </w:tblStylePr>
     <w:tblStylePr w:type="band1Vert">
@@ -15690,8 +15902,8 @@
         <w:tblBorders/>
       </w:tblPr>
       <w:tcPr>
+        <w:tcBorders/>
         <w:shd w:val="clear" w:color="ffffff" w:themeColor="accent6" w:themeTint="34" w:fill="fdead9" w:themeFill="accent6" w:themeFillTint="34"/>
-        <w:tcBorders/>
       </w:tcPr>
     </w:tblStylePr>
     <w:tblStylePr w:type="band2Horz">
@@ -15742,13 +15954,13 @@
         <w:tblBorders/>
       </w:tblPr>
       <w:tcPr>
-        <w:shd w:color="ffffff"/>
         <w:tcBorders>
-          <w:top w:val="none"/>
-          <w:left w:val="none"/>
-          <w:bottom w:val="none"/>
+          <w:top w:val="none" w:color="000000" w:sz="4" w:space="0"/>
+          <w:left w:val="none" w:color="000000" w:sz="4" w:space="0"/>
+          <w:bottom w:val="none" w:color="000000" w:sz="4" w:space="0"/>
           <w:right w:val="single" w:color="000000" w:themeColor="accent6" w:themeTint="90" w:sz="4" w:space="0"/>
         </w:tcBorders>
+        <w:shd w:val="clear" w:color="ffffff"/>
       </w:tcPr>
     </w:tblStylePr>
     <w:tblStylePr w:type="firstRow">
@@ -15767,13 +15979,13 @@
         <w:tblBorders/>
       </w:tblPr>
       <w:tcPr>
+        <w:tcBorders>
+          <w:top w:val="none" w:color="000000" w:sz="4" w:space="0"/>
+          <w:left w:val="none" w:color="000000" w:sz="4" w:space="0"/>
+          <w:bottom w:val="single" w:color="000000" w:themeColor="accent6" w:themeTint="90" w:sz="4" w:space="0"/>
+          <w:right w:val="none" w:color="000000" w:sz="4" w:space="0"/>
+        </w:tcBorders>
         <w:shd w:val="clear" w:color="ffffff" w:themeColor="light1" w:fill="ffffff" w:themeFill="light1"/>
-        <w:tcBorders>
-          <w:top w:val="none"/>
-          <w:left w:val="none"/>
-          <w:bottom w:val="single" w:color="000000" w:themeColor="accent6" w:themeTint="90" w:sz="4" w:space="0"/>
-          <w:right w:val="none"/>
-        </w:tcBorders>
       </w:tcPr>
     </w:tblStylePr>
     <w:tblStylePr w:type="lastCol">
@@ -15792,13 +16004,13 @@
         <w:tblBorders/>
       </w:tblPr>
       <w:tcPr>
-        <w:shd w:color="ffffff"/>
         <w:tcBorders>
-          <w:top w:val="none"/>
+          <w:top w:val="none" w:color="000000" w:sz="4" w:space="0"/>
           <w:left w:val="single" w:color="000000" w:themeColor="accent6" w:themeTint="90" w:sz="4" w:space="0"/>
-          <w:bottom w:val="none"/>
-          <w:right w:val="none"/>
+          <w:bottom w:val="none" w:color="000000" w:sz="4" w:space="0"/>
+          <w:right w:val="none" w:color="000000" w:sz="4" w:space="0"/>
         </w:tcBorders>
+        <w:shd w:val="clear" w:color="ffffff"/>
       </w:tcPr>
     </w:tblStylePr>
     <w:tblStylePr w:type="lastRow">
@@ -15817,13 +16029,13 @@
         <w:tblBorders/>
       </w:tblPr>
       <w:tcPr>
-        <w:shd w:val="clear" w:color="ffffff" w:themeColor="light1" w:fill="ffffff" w:themeFill="light1"/>
         <w:tcBorders>
           <w:top w:val="single" w:color="000000" w:themeColor="accent6" w:themeTint="90" w:sz="4" w:space="0"/>
-          <w:left w:val="none"/>
-          <w:bottom w:val="none"/>
-          <w:right w:val="none"/>
+          <w:left w:val="none" w:color="000000" w:sz="4" w:space="0"/>
+          <w:bottom w:val="none" w:color="000000" w:sz="4" w:space="0"/>
+          <w:right w:val="none" w:color="000000" w:sz="4" w:space="0"/>
         </w:tcBorders>
+        <w:shd w:val="clear" w:color="ffffff" w:themeColor="light1" w:fill="ffffff" w:themeFill="light1"/>
       </w:tcPr>
     </w:tblStylePr>
     <w:tblStylePr w:type="nwCell">
@@ -15892,9 +16104,9 @@
       </w:tcPr>
     </w:tblStylePr>
   </w:style>
-  <w:style w:type="table" w:styleId="68">
+  <w:style w:type="table" w:styleId="772">
     <w:name w:val="List Table 1 Light"/>
-    <w:basedOn w:val="11"/>
+    <w:basedOn w:val="715"/>
     <w:uiPriority w:val="99"/>
     <w:pPr>
       <w:pBdr/>
@@ -15920,8 +16132,8 @@
         <w:tblBorders/>
       </w:tblPr>
       <w:tcPr>
+        <w:tcBorders/>
         <w:shd w:val="clear" w:color="ffffff" w:themeColor="text1" w:themeTint="40" w:fill="bfbfbf" w:themeFill="text1" w:themeFillTint="40"/>
-        <w:tcBorders/>
       </w:tcPr>
     </w:tblStylePr>
     <w:tblStylePr w:type="band1Vert">
@@ -15934,8 +16146,8 @@
         <w:tblBorders/>
       </w:tblPr>
       <w:tcPr>
+        <w:tcBorders/>
         <w:shd w:val="clear" w:color="ffffff" w:themeColor="text1" w:themeTint="40" w:fill="bfbfbf" w:themeFill="text1" w:themeFillTint="40"/>
-        <w:tcBorders/>
       </w:tcPr>
     </w:tblStylePr>
     <w:tblStylePr w:type="band2Horz">
@@ -16108,9 +16320,9 @@
       </w:tcPr>
     </w:tblStylePr>
   </w:style>
-  <w:style w:type="table" w:styleId="69">
+  <w:style w:type="table" w:styleId="773">
     <w:name w:val="List Table 1 Light - Accent 1"/>
-    <w:basedOn w:val="11"/>
+    <w:basedOn w:val="715"/>
     <w:uiPriority w:val="99"/>
     <w:pPr>
       <w:pBdr/>
@@ -16136,8 +16348,8 @@
         <w:tblBorders/>
       </w:tblPr>
       <w:tcPr>
+        <w:tcBorders/>
         <w:shd w:val="clear" w:color="ffffff" w:themeColor="accent1" w:themeTint="40" w:fill="d3dfee" w:themeFill="accent1" w:themeFillTint="40"/>
-        <w:tcBorders/>
       </w:tcPr>
     </w:tblStylePr>
     <w:tblStylePr w:type="band1Vert">
@@ -16150,8 +16362,8 @@
         <w:tblBorders/>
       </w:tblPr>
       <w:tcPr>
+        <w:tcBorders/>
         <w:shd w:val="clear" w:color="ffffff" w:themeColor="accent1" w:themeTint="40" w:fill="d3dfee" w:themeFill="accent1" w:themeFillTint="40"/>
-        <w:tcBorders/>
       </w:tcPr>
     </w:tblStylePr>
     <w:tblStylePr w:type="band2Horz">
@@ -16324,9 +16536,9 @@
       </w:tcPr>
     </w:tblStylePr>
   </w:style>
-  <w:style w:type="table" w:styleId="70">
+  <w:style w:type="table" w:styleId="774">
     <w:name w:val="List Table 1 Light - Accent 2"/>
-    <w:basedOn w:val="11"/>
+    <w:basedOn w:val="715"/>
     <w:uiPriority w:val="99"/>
     <w:pPr>
       <w:pBdr/>
@@ -16352,8 +16564,8 @@
         <w:tblBorders/>
       </w:tblPr>
       <w:tcPr>
+        <w:tcBorders/>
         <w:shd w:val="clear" w:color="ffffff" w:themeColor="accent2" w:themeTint="40" w:fill="efd3d2" w:themeFill="accent2" w:themeFillTint="40"/>
-        <w:tcBorders/>
       </w:tcPr>
     </w:tblStylePr>
     <w:tblStylePr w:type="band1Vert">
@@ -16366,8 +16578,8 @@
         <w:tblBorders/>
       </w:tblPr>
       <w:tcPr>
+        <w:tcBorders/>
         <w:shd w:val="clear" w:color="ffffff" w:themeColor="accent2" w:themeTint="40" w:fill="efd3d2" w:themeFill="accent2" w:themeFillTint="40"/>
-        <w:tcBorders/>
       </w:tcPr>
     </w:tblStylePr>
     <w:tblStylePr w:type="band2Horz">
@@ -16540,9 +16752,9 @@
       </w:tcPr>
     </w:tblStylePr>
   </w:style>
-  <w:style w:type="table" w:styleId="71">
+  <w:style w:type="table" w:styleId="775">
     <w:name w:val="List Table 1 Light - Accent 3"/>
-    <w:basedOn w:val="11"/>
+    <w:basedOn w:val="715"/>
     <w:uiPriority w:val="99"/>
     <w:pPr>
       <w:pBdr/>
@@ -16568,8 +16780,8 @@
         <w:tblBorders/>
       </w:tblPr>
       <w:tcPr>
+        <w:tcBorders/>
         <w:shd w:val="clear" w:color="ffffff" w:themeColor="accent3" w:themeTint="40" w:fill="e6eed5" w:themeFill="accent3" w:themeFillTint="40"/>
-        <w:tcBorders/>
       </w:tcPr>
     </w:tblStylePr>
     <w:tblStylePr w:type="band1Vert">
@@ -16582,8 +16794,8 @@
         <w:tblBorders/>
       </w:tblPr>
       <w:tcPr>
+        <w:tcBorders/>
         <w:shd w:val="clear" w:color="ffffff" w:themeColor="accent3" w:themeTint="40" w:fill="e6eed5" w:themeFill="accent3" w:themeFillTint="40"/>
-        <w:tcBorders/>
       </w:tcPr>
     </w:tblStylePr>
     <w:tblStylePr w:type="band2Horz">
@@ -16756,9 +16968,9 @@
       </w:tcPr>
     </w:tblStylePr>
   </w:style>
-  <w:style w:type="table" w:styleId="72">
+  <w:style w:type="table" w:styleId="776">
     <w:name w:val="List Table 1 Light - Accent 4"/>
-    <w:basedOn w:val="11"/>
+    <w:basedOn w:val="715"/>
     <w:uiPriority w:val="99"/>
     <w:pPr>
       <w:pBdr/>
@@ -16784,8 +16996,8 @@
         <w:tblBorders/>
       </w:tblPr>
       <w:tcPr>
+        <w:tcBorders/>
         <w:shd w:val="clear" w:color="ffffff" w:themeColor="accent4" w:themeTint="40" w:fill="dfd8e8" w:themeFill="accent4" w:themeFillTint="40"/>
-        <w:tcBorders/>
       </w:tcPr>
     </w:tblStylePr>
     <w:tblStylePr w:type="band1Vert">
@@ -16798,8 +17010,8 @@
         <w:tblBorders/>
       </w:tblPr>
       <w:tcPr>
+        <w:tcBorders/>
         <w:shd w:val="clear" w:color="ffffff" w:themeColor="accent4" w:themeTint="40" w:fill="dfd8e8" w:themeFill="accent4" w:themeFillTint="40"/>
-        <w:tcBorders/>
       </w:tcPr>
     </w:tblStylePr>
     <w:tblStylePr w:type="band2Horz">
@@ -16972,9 +17184,9 @@
       </w:tcPr>
     </w:tblStylePr>
   </w:style>
-  <w:style w:type="table" w:styleId="73">
+  <w:style w:type="table" w:styleId="777">
     <w:name w:val="List Table 1 Light - Accent 5"/>
-    <w:basedOn w:val="11"/>
+    <w:basedOn w:val="715"/>
     <w:uiPriority w:val="99"/>
     <w:pPr>
       <w:pBdr/>
@@ -17000,8 +17212,8 @@
         <w:tblBorders/>
       </w:tblPr>
       <w:tcPr>
+        <w:tcBorders/>
         <w:shd w:val="clear" w:color="ffffff" w:themeColor="accent5" w:themeTint="40" w:fill="d2eaf1" w:themeFill="accent5" w:themeFillTint="40"/>
-        <w:tcBorders/>
       </w:tcPr>
     </w:tblStylePr>
     <w:tblStylePr w:type="band1Vert">
@@ -17014,8 +17226,8 @@
         <w:tblBorders/>
       </w:tblPr>
       <w:tcPr>
+        <w:tcBorders/>
         <w:shd w:val="clear" w:color="ffffff" w:themeColor="accent5" w:themeTint="40" w:fill="d2eaf1" w:themeFill="accent5" w:themeFillTint="40"/>
-        <w:tcBorders/>
       </w:tcPr>
     </w:tblStylePr>
     <w:tblStylePr w:type="band2Horz">
@@ -17188,9 +17400,9 @@
       </w:tcPr>
     </w:tblStylePr>
   </w:style>
-  <w:style w:type="table" w:styleId="74">
+  <w:style w:type="table" w:styleId="778">
     <w:name w:val="List Table 1 Light - Accent 6"/>
-    <w:basedOn w:val="11"/>
+    <w:basedOn w:val="715"/>
     <w:uiPriority w:val="99"/>
     <w:pPr>
       <w:pBdr/>
@@ -17216,8 +17428,8 @@
         <w:tblBorders/>
       </w:tblPr>
       <w:tcPr>
+        <w:tcBorders/>
         <w:shd w:val="clear" w:color="ffffff" w:themeColor="accent6" w:themeTint="40" w:fill="fde5d1" w:themeFill="accent6" w:themeFillTint="40"/>
-        <w:tcBorders/>
       </w:tcPr>
     </w:tblStylePr>
     <w:tblStylePr w:type="band1Vert">
@@ -17230,8 +17442,8 @@
         <w:tblBorders/>
       </w:tblPr>
       <w:tcPr>
+        <w:tcBorders/>
         <w:shd w:val="clear" w:color="ffffff" w:themeColor="accent6" w:themeTint="40" w:fill="fde5d1" w:themeFill="accent6" w:themeFillTint="40"/>
-        <w:tcBorders/>
       </w:tcPr>
     </w:tblStylePr>
     <w:tblStylePr w:type="band2Horz">
@@ -17404,9 +17616,9 @@
       </w:tcPr>
     </w:tblStylePr>
   </w:style>
-  <w:style w:type="table" w:styleId="75">
+  <w:style w:type="table" w:styleId="779">
     <w:name w:val="List Table 2"/>
-    <w:basedOn w:val="11"/>
+    <w:basedOn w:val="715"/>
     <w:uiPriority w:val="99"/>
     <w:pPr>
       <w:pBdr/>
@@ -17441,8 +17653,8 @@
         <w:tblBorders/>
       </w:tblPr>
       <w:tcPr>
+        <w:tcBorders/>
         <w:shd w:val="clear" w:color="ffffff" w:themeColor="text1" w:themeTint="40" w:fill="bfbfbf" w:themeFill="text1" w:themeFillTint="40"/>
-        <w:tcBorders/>
       </w:tcPr>
     </w:tblStylePr>
     <w:tblStylePr w:type="band1Vert">
@@ -17460,8 +17672,8 @@
         <w:tblBorders/>
       </w:tblPr>
       <w:tcPr>
+        <w:tcBorders/>
         <w:shd w:val="clear" w:color="ffffff" w:themeColor="text1" w:themeTint="40" w:fill="bfbfbf" w:themeFill="text1" w:themeFillTint="40"/>
-        <w:tcBorders/>
       </w:tcPr>
     </w:tblStylePr>
     <w:tblStylePr w:type="band2Horz">
@@ -17642,9 +17854,9 @@
       </w:tcPr>
     </w:tblStylePr>
   </w:style>
-  <w:style w:type="table" w:styleId="76">
+  <w:style w:type="table" w:styleId="780">
     <w:name w:val="List Table 2 - Accent 1"/>
-    <w:basedOn w:val="11"/>
+    <w:basedOn w:val="715"/>
     <w:uiPriority w:val="99"/>
     <w:pPr>
       <w:pBdr/>
@@ -17679,8 +17891,8 @@
         <w:tblBorders/>
       </w:tblPr>
       <w:tcPr>
+        <w:tcBorders/>
         <w:shd w:val="clear" w:color="ffffff" w:themeColor="accent1" w:themeTint="40" w:fill="d3dfee" w:themeFill="accent1" w:themeFillTint="40"/>
-        <w:tcBorders/>
       </w:tcPr>
     </w:tblStylePr>
     <w:tblStylePr w:type="band1Vert">
@@ -17698,8 +17910,8 @@
         <w:tblBorders/>
       </w:tblPr>
       <w:tcPr>
+        <w:tcBorders/>
         <w:shd w:val="clear" w:color="ffffff" w:themeColor="accent1" w:themeTint="40" w:fill="d3dfee" w:themeFill="accent1" w:themeFillTint="40"/>
-        <w:tcBorders/>
       </w:tcPr>
     </w:tblStylePr>
     <w:tblStylePr w:type="band2Horz">
@@ -17880,9 +18092,9 @@
       </w:tcPr>
     </w:tblStylePr>
   </w:style>
-  <w:style w:type="table" w:styleId="77">
+  <w:style w:type="table" w:styleId="781">
     <w:name w:val="List Table 2 - Accent 2"/>
-    <w:basedOn w:val="11"/>
+    <w:basedOn w:val="715"/>
     <w:uiPriority w:val="99"/>
     <w:pPr>
       <w:pBdr/>
@@ -17917,8 +18129,8 @@
         <w:tblBorders/>
       </w:tblPr>
       <w:tcPr>
+        <w:tcBorders/>
         <w:shd w:val="clear" w:color="ffffff" w:themeColor="accent2" w:themeTint="40" w:fill="efd3d2" w:themeFill="accent2" w:themeFillTint="40"/>
-        <w:tcBorders/>
       </w:tcPr>
     </w:tblStylePr>
     <w:tblStylePr w:type="band1Vert">
@@ -17936,8 +18148,8 @@
         <w:tblBorders/>
       </w:tblPr>
       <w:tcPr>
+        <w:tcBorders/>
         <w:shd w:val="clear" w:color="ffffff" w:themeColor="accent2" w:themeTint="40" w:fill="efd3d2" w:themeFill="accent2" w:themeFillTint="40"/>
-        <w:tcBorders/>
       </w:tcPr>
     </w:tblStylePr>
     <w:tblStylePr w:type="band2Horz">
@@ -18118,9 +18330,9 @@
       </w:tcPr>
     </w:tblStylePr>
   </w:style>
-  <w:style w:type="table" w:styleId="78">
+  <w:style w:type="table" w:styleId="782">
     <w:name w:val="List Table 2 - Accent 3"/>
-    <w:basedOn w:val="11"/>
+    <w:basedOn w:val="715"/>
     <w:uiPriority w:val="99"/>
     <w:pPr>
       <w:pBdr/>
@@ -18155,8 +18367,8 @@
         <w:tblBorders/>
       </w:tblPr>
       <w:tcPr>
+        <w:tcBorders/>
         <w:shd w:val="clear" w:color="ffffff" w:themeColor="accent3" w:themeTint="40" w:fill="e6eed5" w:themeFill="accent3" w:themeFillTint="40"/>
-        <w:tcBorders/>
       </w:tcPr>
     </w:tblStylePr>
     <w:tblStylePr w:type="band1Vert">
@@ -18174,8 +18386,8 @@
         <w:tblBorders/>
       </w:tblPr>
       <w:tcPr>
+        <w:tcBorders/>
         <w:shd w:val="clear" w:color="ffffff" w:themeColor="accent3" w:themeTint="40" w:fill="e6eed5" w:themeFill="accent3" w:themeFillTint="40"/>
-        <w:tcBorders/>
       </w:tcPr>
     </w:tblStylePr>
     <w:tblStylePr w:type="band2Horz">
@@ -18356,9 +18568,9 @@
       </w:tcPr>
     </w:tblStylePr>
   </w:style>
-  <w:style w:type="table" w:styleId="79">
+  <w:style w:type="table" w:styleId="783">
     <w:name w:val="List Table 2 - Accent 4"/>
-    <w:basedOn w:val="11"/>
+    <w:basedOn w:val="715"/>
     <w:uiPriority w:val="99"/>
     <w:pPr>
       <w:pBdr/>
@@ -18393,8 +18605,8 @@
         <w:tblBorders/>
       </w:tblPr>
       <w:tcPr>
+        <w:tcBorders/>
         <w:shd w:val="clear" w:color="ffffff" w:themeColor="accent4" w:themeTint="40" w:fill="dfd8e8" w:themeFill="accent4" w:themeFillTint="40"/>
-        <w:tcBorders/>
       </w:tcPr>
     </w:tblStylePr>
     <w:tblStylePr w:type="band1Vert">
@@ -18412,8 +18624,8 @@
         <w:tblBorders/>
       </w:tblPr>
       <w:tcPr>
+        <w:tcBorders/>
         <w:shd w:val="clear" w:color="ffffff" w:themeColor="accent4" w:themeTint="40" w:fill="dfd8e8" w:themeFill="accent4" w:themeFillTint="40"/>
-        <w:tcBorders/>
       </w:tcPr>
     </w:tblStylePr>
     <w:tblStylePr w:type="band2Horz">
@@ -18594,9 +18806,9 @@
       </w:tcPr>
     </w:tblStylePr>
   </w:style>
-  <w:style w:type="table" w:styleId="80">
+  <w:style w:type="table" w:styleId="784">
     <w:name w:val="List Table 2 - Accent 5"/>
-    <w:basedOn w:val="11"/>
+    <w:basedOn w:val="715"/>
     <w:uiPriority w:val="99"/>
     <w:pPr>
       <w:pBdr/>
@@ -18631,8 +18843,8 @@
         <w:tblBorders/>
       </w:tblPr>
       <w:tcPr>
+        <w:tcBorders/>
         <w:shd w:val="clear" w:color="ffffff" w:themeColor="accent5" w:themeTint="40" w:fill="d2eaf1" w:themeFill="accent5" w:themeFillTint="40"/>
-        <w:tcBorders/>
       </w:tcPr>
     </w:tblStylePr>
     <w:tblStylePr w:type="band1Vert">
@@ -18650,8 +18862,8 @@
         <w:tblBorders/>
       </w:tblPr>
       <w:tcPr>
+        <w:tcBorders/>
         <w:shd w:val="clear" w:color="ffffff" w:themeColor="accent5" w:themeTint="40" w:fill="d2eaf1" w:themeFill="accent5" w:themeFillTint="40"/>
-        <w:tcBorders/>
       </w:tcPr>
     </w:tblStylePr>
     <w:tblStylePr w:type="band2Horz">
@@ -18832,9 +19044,9 @@
       </w:tcPr>
     </w:tblStylePr>
   </w:style>
-  <w:style w:type="table" w:styleId="81">
+  <w:style w:type="table" w:styleId="785">
     <w:name w:val="List Table 2 - Accent 6"/>
-    <w:basedOn w:val="11"/>
+    <w:basedOn w:val="715"/>
     <w:uiPriority w:val="99"/>
     <w:pPr>
       <w:pBdr/>
@@ -18869,8 +19081,8 @@
         <w:tblBorders/>
       </w:tblPr>
       <w:tcPr>
+        <w:tcBorders/>
         <w:shd w:val="clear" w:color="ffffff" w:themeColor="accent6" w:themeTint="40" w:fill="fde5d1" w:themeFill="accent6" w:themeFillTint="40"/>
-        <w:tcBorders/>
       </w:tcPr>
     </w:tblStylePr>
     <w:tblStylePr w:type="band1Vert">
@@ -18888,8 +19100,8 @@
         <w:tblBorders/>
       </w:tblPr>
       <w:tcPr>
+        <w:tcBorders/>
         <w:shd w:val="clear" w:color="ffffff" w:themeColor="accent6" w:themeTint="40" w:fill="fde5d1" w:themeFill="accent6" w:themeFillTint="40"/>
-        <w:tcBorders/>
       </w:tcPr>
     </w:tblStylePr>
     <w:tblStylePr w:type="band2Horz">
@@ -19070,9 +19282,9 @@
       </w:tcPr>
     </w:tblStylePr>
   </w:style>
-  <w:style w:type="table" w:styleId="82">
+  <w:style w:type="table" w:styleId="786">
     <w:name w:val="List Table 3"/>
-    <w:basedOn w:val="11"/>
+    <w:basedOn w:val="715"/>
     <w:uiPriority w:val="99"/>
     <w:pPr>
       <w:pBdr/>
@@ -19194,8 +19406,8 @@
         <w:tblBorders/>
       </w:tblPr>
       <w:tcPr>
+        <w:tcBorders/>
         <w:shd w:val="clear" w:color="ffffff" w:themeColor="text1" w:fill="000000" w:themeFill="text1"/>
-        <w:tcBorders/>
       </w:tcPr>
     </w:tblStylePr>
     <w:tblStylePr w:type="lastCol">
@@ -19298,9 +19510,9 @@
       </w:tcPr>
     </w:tblStylePr>
   </w:style>
-  <w:style w:type="table" w:styleId="83">
+  <w:style w:type="table" w:styleId="787">
     <w:name w:val="List Table 3 - Accent 1"/>
-    <w:basedOn w:val="11"/>
+    <w:basedOn w:val="715"/>
     <w:uiPriority w:val="99"/>
     <w:pPr>
       <w:pBdr/>
@@ -19422,8 +19634,8 @@
         <w:tblBorders/>
       </w:tblPr>
       <w:tcPr>
+        <w:tcBorders/>
         <w:shd w:val="clear" w:color="ffffff" w:themeColor="accent1" w:fill="4f81bd" w:themeFill="accent1"/>
-        <w:tcBorders/>
       </w:tcPr>
     </w:tblStylePr>
     <w:tblStylePr w:type="lastCol">
@@ -19526,9 +19738,9 @@
       </w:tcPr>
     </w:tblStylePr>
   </w:style>
-  <w:style w:type="table" w:styleId="84">
+  <w:style w:type="table" w:styleId="788">
     <w:name w:val="List Table 3 - Accent 2"/>
-    <w:basedOn w:val="11"/>
+    <w:basedOn w:val="715"/>
     <w:uiPriority w:val="99"/>
     <w:pPr>
       <w:pBdr/>
@@ -19650,8 +19862,8 @@
         <w:tblBorders/>
       </w:tblPr>
       <w:tcPr>
+        <w:tcBorders/>
         <w:shd w:val="clear" w:color="ffffff" w:themeColor="accent2" w:themeTint="97" w:fill="da9796" w:themeFill="accent2" w:themeFillTint="97"/>
-        <w:tcBorders/>
       </w:tcPr>
     </w:tblStylePr>
     <w:tblStylePr w:type="lastCol">
@@ -19754,9 +19966,9 @@
       </w:tcPr>
     </w:tblStylePr>
   </w:style>
-  <w:style w:type="table" w:styleId="85">
+  <w:style w:type="table" w:styleId="789">
     <w:name w:val="List Table 3 - Accent 3"/>
-    <w:basedOn w:val="11"/>
+    <w:basedOn w:val="715"/>
     <w:uiPriority w:val="99"/>
     <w:pPr>
       <w:pBdr/>
@@ -19878,8 +20090,8 @@
         <w:tblBorders/>
       </w:tblPr>
       <w:tcPr>
+        <w:tcBorders/>
         <w:shd w:val="clear" w:color="ffffff" w:themeColor="accent3" w:themeTint="98" w:fill="c3d69c" w:themeFill="accent3" w:themeFillTint="98"/>
-        <w:tcBorders/>
       </w:tcPr>
     </w:tblStylePr>
     <w:tblStylePr w:type="lastCol">
@@ -19982,9 +20194,9 @@
       </w:tcPr>
     </w:tblStylePr>
   </w:style>
-  <w:style w:type="table" w:styleId="86">
+  <w:style w:type="table" w:styleId="790">
     <w:name w:val="List Table 3 - Accent 4"/>
-    <w:basedOn w:val="11"/>
+    <w:basedOn w:val="715"/>
     <w:uiPriority w:val="99"/>
     <w:pPr>
       <w:pBdr/>
@@ -20106,8 +20318,8 @@
         <w:tblBorders/>
       </w:tblPr>
       <w:tcPr>
+        <w:tcBorders/>
         <w:shd w:val="clear" w:color="ffffff" w:themeColor="accent4" w:themeTint="9A" w:fill="b2a1c7" w:themeFill="accent4" w:themeFillTint="9A"/>
-        <w:tcBorders/>
       </w:tcPr>
     </w:tblStylePr>
     <w:tblStylePr w:type="lastCol">
@@ -20210,9 +20422,9 @@
       </w:tcPr>
     </w:tblStylePr>
   </w:style>
-  <w:style w:type="table" w:styleId="87">
+  <w:style w:type="table" w:styleId="791">
     <w:name w:val="List Table 3 - Accent 5"/>
-    <w:basedOn w:val="11"/>
+    <w:basedOn w:val="715"/>
     <w:uiPriority w:val="99"/>
     <w:pPr>
       <w:pBdr/>
@@ -20334,8 +20546,8 @@
         <w:tblBorders/>
       </w:tblPr>
       <w:tcPr>
+        <w:tcBorders/>
         <w:shd w:val="clear" w:color="ffffff" w:themeColor="accent5" w:themeTint="9A" w:fill="92cddd" w:themeFill="accent5" w:themeFillTint="9A"/>
-        <w:tcBorders/>
       </w:tcPr>
     </w:tblStylePr>
     <w:tblStylePr w:type="lastCol">
@@ -20438,9 +20650,9 @@
       </w:tcPr>
     </w:tblStylePr>
   </w:style>
-  <w:style w:type="table" w:styleId="88">
+  <w:style w:type="table" w:styleId="792">
     <w:name w:val="List Table 3 - Accent 6"/>
-    <w:basedOn w:val="11"/>
+    <w:basedOn w:val="715"/>
     <w:uiPriority w:val="99"/>
     <w:pPr>
       <w:pBdr/>
@@ -20562,8 +20774,8 @@
         <w:tblBorders/>
       </w:tblPr>
       <w:tcPr>
+        <w:tcBorders/>
         <w:shd w:val="clear" w:color="ffffff" w:themeColor="accent6" w:themeTint="98" w:fill="fac091" w:themeFill="accent6" w:themeFillTint="98"/>
-        <w:tcBorders/>
       </w:tcPr>
     </w:tblStylePr>
     <w:tblStylePr w:type="lastCol">
@@ -20666,9 +20878,9 @@
       </w:tcPr>
     </w:tblStylePr>
   </w:style>
-  <w:style w:type="table" w:styleId="89">
+  <w:style w:type="table" w:styleId="793">
     <w:name w:val="List Table 4"/>
-    <w:basedOn w:val="11"/>
+    <w:basedOn w:val="715"/>
     <w:uiPriority w:val="99"/>
     <w:pPr>
       <w:pBdr/>
@@ -20705,8 +20917,8 @@
         <w:tblBorders/>
       </w:tblPr>
       <w:tcPr>
+        <w:tcBorders/>
         <w:shd w:val="clear" w:color="ffffff" w:themeColor="text1" w:themeTint="40" w:fill="bfbfbf" w:themeFill="text1" w:themeFillTint="40"/>
-        <w:tcBorders/>
       </w:tcPr>
     </w:tblStylePr>
     <w:tblStylePr w:type="band1Vert">
@@ -20724,8 +20936,8 @@
         <w:tblBorders/>
       </w:tblPr>
       <w:tcPr>
+        <w:tcBorders/>
         <w:shd w:val="clear" w:color="ffffff" w:themeColor="text1" w:themeTint="40" w:fill="bfbfbf" w:themeFill="text1" w:themeFillTint="40"/>
-        <w:tcBorders/>
       </w:tcPr>
     </w:tblStylePr>
     <w:tblStylePr w:type="band2Horz">
@@ -20787,8 +20999,8 @@
         <w:tblBorders/>
       </w:tblPr>
       <w:tcPr>
+        <w:tcBorders/>
         <w:shd w:val="clear" w:color="ffffff" w:themeColor="text1" w:fill="000000" w:themeFill="text1"/>
-        <w:tcBorders/>
       </w:tcPr>
     </w:tblStylePr>
     <w:tblStylePr w:type="lastCol">
@@ -20891,9 +21103,9 @@
       </w:tcPr>
     </w:tblStylePr>
   </w:style>
-  <w:style w:type="table" w:styleId="90">
+  <w:style w:type="table" w:styleId="794">
     <w:name w:val="List Table 4 - Accent 1"/>
-    <w:basedOn w:val="11"/>
+    <w:basedOn w:val="715"/>
     <w:uiPriority w:val="99"/>
     <w:pPr>
       <w:pBdr/>
@@ -20930,8 +21142,8 @@
         <w:tblBorders/>
       </w:tblPr>
       <w:tcPr>
+        <w:tcBorders/>
         <w:shd w:val="clear" w:color="ffffff" w:themeColor="accent1" w:themeTint="40" w:fill="d3dfee" w:themeFill="accent1" w:themeFillTint="40"/>
-        <w:tcBorders/>
       </w:tcPr>
     </w:tblStylePr>
     <w:tblStylePr w:type="band1Vert">
@@ -20949,8 +21161,8 @@
         <w:tblBorders/>
       </w:tblPr>
       <w:tcPr>
+        <w:tcBorders/>
         <w:shd w:val="clear" w:color="ffffff" w:themeColor="accent1" w:themeTint="40" w:fill="d3dfee" w:themeFill="accent1" w:themeFillTint="40"/>
-        <w:tcBorders/>
       </w:tcPr>
     </w:tblStylePr>
     <w:tblStylePr w:type="band2Horz">
@@ -21012,8 +21224,8 @@
         <w:tblBorders/>
       </w:tblPr>
       <w:tcPr>
+        <w:tcBorders/>
         <w:shd w:val="clear" w:color="ffffff" w:themeColor="accent1" w:fill="4f81bd" w:themeFill="accent1"/>
-        <w:tcBorders/>
       </w:tcPr>
     </w:tblStylePr>
     <w:tblStylePr w:type="lastCol">
@@ -21116,9 +21328,9 @@
       </w:tcPr>
     </w:tblStylePr>
   </w:style>
-  <w:style w:type="table" w:styleId="91">
+  <w:style w:type="table" w:styleId="795">
     <w:name w:val="List Table 4 - Accent 2"/>
-    <w:basedOn w:val="11"/>
+    <w:basedOn w:val="715"/>
     <w:uiPriority w:val="99"/>
     <w:pPr>
       <w:pBdr/>
@@ -21155,8 +21367,8 @@
         <w:tblBorders/>
       </w:tblPr>
       <w:tcPr>
+        <w:tcBorders/>
         <w:shd w:val="clear" w:color="ffffff" w:themeColor="accent2" w:themeTint="40" w:fill="efd3d2" w:themeFill="accent2" w:themeFillTint="40"/>
-        <w:tcBorders/>
       </w:tcPr>
     </w:tblStylePr>
     <w:tblStylePr w:type="band1Vert">
@@ -21174,8 +21386,8 @@
         <w:tblBorders/>
       </w:tblPr>
       <w:tcPr>
+        <w:tcBorders/>
         <w:shd w:val="clear" w:color="ffffff" w:themeColor="accent2" w:themeTint="40" w:fill="efd3d2" w:themeFill="accent2" w:themeFillTint="40"/>
-        <w:tcBorders/>
       </w:tcPr>
     </w:tblStylePr>
     <w:tblStylePr w:type="band2Horz">
@@ -21237,8 +21449,8 @@
         <w:tblBorders/>
       </w:tblPr>
       <w:tcPr>
+        <w:tcBorders/>
         <w:shd w:val="clear" w:color="ffffff" w:themeColor="accent2" w:fill="c0504d" w:themeFill="accent2"/>
-        <w:tcBorders/>
       </w:tcPr>
     </w:tblStylePr>
     <w:tblStylePr w:type="lastCol">
@@ -21341,9 +21553,9 @@
       </w:tcPr>
     </w:tblStylePr>
   </w:style>
-  <w:style w:type="table" w:styleId="92">
+  <w:style w:type="table" w:styleId="796">
     <w:name w:val="List Table 4 - Accent 3"/>
-    <w:basedOn w:val="11"/>
+    <w:basedOn w:val="715"/>
     <w:uiPriority w:val="99"/>
     <w:pPr>
       <w:pBdr/>
@@ -21380,8 +21592,8 @@
         <w:tblBorders/>
       </w:tblPr>
       <w:tcPr>
+        <w:tcBorders/>
         <w:shd w:val="clear" w:color="ffffff" w:themeColor="accent3" w:themeTint="40" w:fill="e6eed5" w:themeFill="accent3" w:themeFillTint="40"/>
-        <w:tcBorders/>
       </w:tcPr>
     </w:tblStylePr>
     <w:tblStylePr w:type="band1Vert">
@@ -21399,8 +21611,8 @@
         <w:tblBorders/>
       </w:tblPr>
       <w:tcPr>
+        <w:tcBorders/>
         <w:shd w:val="clear" w:color="ffffff" w:themeColor="accent3" w:themeTint="40" w:fill="e6eed5" w:themeFill="accent3" w:themeFillTint="40"/>
-        <w:tcBorders/>
       </w:tcPr>
     </w:tblStylePr>
     <w:tblStylePr w:type="band2Horz">
@@ -21462,8 +21674,8 @@
         <w:tblBorders/>
       </w:tblPr>
       <w:tcPr>
+        <w:tcBorders/>
         <w:shd w:val="clear" w:color="ffffff" w:themeColor="accent3" w:fill="9bbb59" w:themeFill="accent3"/>
-        <w:tcBorders/>
       </w:tcPr>
     </w:tblStylePr>
     <w:tblStylePr w:type="lastCol">
@@ -21566,9 +21778,9 @@
       </w:tcPr>
     </w:tblStylePr>
   </w:style>
-  <w:style w:type="table" w:styleId="93">
+  <w:style w:type="table" w:styleId="797">
     <w:name w:val="List Table 4 - Accent 4"/>
-    <w:basedOn w:val="11"/>
+    <w:basedOn w:val="715"/>
     <w:uiPriority w:val="99"/>
     <w:pPr>
       <w:pBdr/>
@@ -21605,8 +21817,8 @@
         <w:tblBorders/>
       </w:tblPr>
       <w:tcPr>
+        <w:tcBorders/>
         <w:shd w:val="clear" w:color="ffffff" w:themeColor="accent4" w:themeTint="40" w:fill="dfd8e8" w:themeFill="accent4" w:themeFillTint="40"/>
-        <w:tcBorders/>
       </w:tcPr>
     </w:tblStylePr>
     <w:tblStylePr w:type="band1Vert">
@@ -21624,8 +21836,8 @@
         <w:tblBorders/>
       </w:tblPr>
       <w:tcPr>
+        <w:tcBorders/>
         <w:shd w:val="clear" w:color="ffffff" w:themeColor="accent4" w:themeTint="40" w:fill="dfd8e8" w:themeFill="accent4" w:themeFillTint="40"/>
-        <w:tcBorders/>
       </w:tcPr>
     </w:tblStylePr>
     <w:tblStylePr w:type="band2Horz">
@@ -21687,8 +21899,8 @@
         <w:tblBorders/>
       </w:tblPr>
       <w:tcPr>
+        <w:tcBorders/>
         <w:shd w:val="clear" w:color="ffffff" w:themeColor="accent4" w:fill="8064a2" w:themeFill="accent4"/>
-        <w:tcBorders/>
       </w:tcPr>
     </w:tblStylePr>
     <w:tblStylePr w:type="lastCol">
@@ -21791,9 +22003,9 @@
       </w:tcPr>
     </w:tblStylePr>
   </w:style>
-  <w:style w:type="table" w:styleId="94">
+  <w:style w:type="table" w:styleId="798">
     <w:name w:val="List Table 4 - Accent 5"/>
-    <w:basedOn w:val="11"/>
+    <w:basedOn w:val="715"/>
     <w:uiPriority w:val="99"/>
     <w:pPr>
       <w:pBdr/>
@@ -21830,8 +22042,8 @@
         <w:tblBorders/>
       </w:tblPr>
       <w:tcPr>
+        <w:tcBorders/>
         <w:shd w:val="clear" w:color="ffffff" w:themeColor="accent5" w:themeTint="40" w:fill="d2eaf1" w:themeFill="accent5" w:themeFillTint="40"/>
-        <w:tcBorders/>
       </w:tcPr>
     </w:tblStylePr>
     <w:tblStylePr w:type="band1Vert">
@@ -21849,8 +22061,8 @@
         <w:tblBorders/>
       </w:tblPr>
       <w:tcPr>
+        <w:tcBorders/>
         <w:shd w:val="clear" w:color="ffffff" w:themeColor="accent5" w:themeTint="40" w:fill="d2eaf1" w:themeFill="accent5" w:themeFillTint="40"/>
-        <w:tcBorders/>
       </w:tcPr>
     </w:tblStylePr>
     <w:tblStylePr w:type="band2Horz">
@@ -21912,8 +22124,8 @@
         <w:tblBorders/>
       </w:tblPr>
       <w:tcPr>
+        <w:tcBorders/>
         <w:shd w:val="clear" w:color="ffffff" w:themeColor="accent5" w:fill="4bacc6" w:themeFill="accent5"/>
-        <w:tcBorders/>
       </w:tcPr>
     </w:tblStylePr>
     <w:tblStylePr w:type="lastCol">
@@ -22016,9 +22228,9 @@
       </w:tcPr>
     </w:tblStylePr>
   </w:style>
-  <w:style w:type="table" w:styleId="95">
+  <w:style w:type="table" w:styleId="799">
     <w:name w:val="List Table 4 - Accent 6"/>
-    <w:basedOn w:val="11"/>
+    <w:basedOn w:val="715"/>
     <w:uiPriority w:val="99"/>
     <w:pPr>
       <w:pBdr/>
@@ -22055,8 +22267,8 @@
         <w:tblBorders/>
       </w:tblPr>
       <w:tcPr>
+        <w:tcBorders/>
         <w:shd w:val="clear" w:color="ffffff" w:themeColor="accent6" w:themeTint="40" w:fill="fde5d1" w:themeFill="accent6" w:themeFillTint="40"/>
-        <w:tcBorders/>
       </w:tcPr>
     </w:tblStylePr>
     <w:tblStylePr w:type="band1Vert">
@@ -22074,8 +22286,8 @@
         <w:tblBorders/>
       </w:tblPr>
       <w:tcPr>
+        <w:tcBorders/>
         <w:shd w:val="clear" w:color="ffffff" w:themeColor="accent6" w:themeTint="40" w:fill="fde5d1" w:themeFill="accent6" w:themeFillTint="40"/>
-        <w:tcBorders/>
       </w:tcPr>
     </w:tblStylePr>
     <w:tblStylePr w:type="band2Horz">
@@ -22137,8 +22349,8 @@
         <w:tblBorders/>
       </w:tblPr>
       <w:tcPr>
+        <w:tcBorders/>
         <w:shd w:val="clear" w:color="ffffff" w:themeColor="accent6" w:fill="f79646" w:themeFill="accent6"/>
-        <w:tcBorders/>
       </w:tcPr>
     </w:tblStylePr>
     <w:tblStylePr w:type="lastCol">
@@ -22241,9 +22453,9 @@
       </w:tcPr>
     </w:tblStylePr>
   </w:style>
-  <w:style w:type="table" w:styleId="96">
+  <w:style w:type="table" w:styleId="800">
     <w:name w:val="List Table 5 Dark"/>
-    <w:basedOn w:val="11"/>
+    <w:basedOn w:val="715"/>
     <w:uiPriority w:val="99"/>
     <w:pPr>
       <w:pBdr/>
@@ -22275,11 +22487,11 @@
         <w:tblBorders/>
       </w:tblPr>
       <w:tcPr>
-        <w:shd w:val="clear" w:color="ffffff" w:themeColor="text1" w:themeTint="80" w:fill="7f7f7f" w:themeFill="text1" w:themeFillTint="80"/>
         <w:tcBorders>
           <w:top w:val="single" w:color="000000" w:themeColor="light1" w:sz="4" w:space="0"/>
           <w:bottom w:val="single" w:color="000000" w:themeColor="light1" w:sz="4" w:space="0"/>
         </w:tcBorders>
+        <w:shd w:val="clear" w:color="ffffff" w:themeColor="text1" w:themeTint="80" w:fill="7f7f7f" w:themeFill="text1" w:themeFillTint="80"/>
       </w:tcPr>
     </w:tblStylePr>
     <w:tblStylePr w:type="band1Vert">
@@ -22292,11 +22504,11 @@
         <w:tblBorders/>
       </w:tblPr>
       <w:tcPr>
-        <w:shd w:val="clear" w:color="ffffff" w:themeColor="text1" w:themeTint="80" w:fill="7f7f7f" w:themeFill="text1" w:themeFillTint="80"/>
         <w:tcBorders>
           <w:left w:val="single" w:color="000000" w:themeColor="light1" w:sz="4" w:space="0"/>
           <w:right w:val="single" w:color="000000" w:themeColor="light1" w:sz="4" w:space="0"/>
         </w:tcBorders>
+        <w:shd w:val="clear" w:color="ffffff" w:themeColor="text1" w:themeTint="80" w:fill="7f7f7f" w:themeFill="text1" w:themeFillTint="80"/>
       </w:tcPr>
     </w:tblStylePr>
     <w:tblStylePr w:type="band2Horz">
@@ -22309,11 +22521,11 @@
         <w:tblBorders/>
       </w:tblPr>
       <w:tcPr>
-        <w:shd w:val="clear" w:color="ffffff" w:themeColor="text1" w:themeTint="80" w:fill="7f7f7f" w:themeFill="text1" w:themeFillTint="80"/>
         <w:tcBorders>
           <w:top w:val="single" w:color="000000" w:themeColor="light1" w:sz="4" w:space="0"/>
           <w:bottom w:val="single" w:color="000000" w:themeColor="light1" w:sz="4" w:space="0"/>
         </w:tcBorders>
+        <w:shd w:val="clear" w:color="ffffff" w:themeColor="text1" w:themeTint="80" w:fill="7f7f7f" w:themeFill="text1" w:themeFillTint="80"/>
       </w:tcPr>
     </w:tblStylePr>
     <w:tblStylePr w:type="band2Vert">
@@ -22370,11 +22582,11 @@
         <w:tblBorders/>
       </w:tblPr>
       <w:tcPr>
-        <w:shd w:val="clear" w:color="ffffff" w:themeColor="text1" w:themeTint="80" w:fill="7f7f7f" w:themeFill="text1" w:themeFillTint="80"/>
         <w:tcBorders>
           <w:top w:val="single" w:color="000000" w:themeColor="text1" w:themeTint="80" w:sz="32" w:space="0"/>
           <w:bottom w:val="single" w:color="000000" w:themeColor="light1" w:sz="12" w:space="0"/>
         </w:tcBorders>
+        <w:shd w:val="clear" w:color="ffffff" w:themeColor="text1" w:themeTint="80" w:fill="7f7f7f" w:themeFill="text1" w:themeFillTint="80"/>
       </w:tcPr>
     </w:tblStylePr>
     <w:tblStylePr w:type="lastCol">
@@ -22483,9 +22695,9 @@
       </w:tcPr>
     </w:tblStylePr>
   </w:style>
-  <w:style w:type="table" w:styleId="97">
+  <w:style w:type="table" w:styleId="801">
     <w:name w:val="List Table 5 Dark - Accent 1"/>
-    <w:basedOn w:val="11"/>
+    <w:basedOn w:val="715"/>
     <w:uiPriority w:val="99"/>
     <w:pPr>
       <w:pBdr/>
@@ -22517,11 +22729,11 @@
         <w:tblBorders/>
       </w:tblPr>
       <w:tcPr>
-        <w:shd w:val="clear" w:color="ffffff" w:themeColor="accent1" w:fill="4f81bd" w:themeFill="accent1"/>
         <w:tcBorders>
           <w:top w:val="single" w:color="000000" w:themeColor="light1" w:sz="4" w:space="0"/>
           <w:bottom w:val="single" w:color="000000" w:themeColor="light1" w:sz="4" w:space="0"/>
         </w:tcBorders>
+        <w:shd w:val="clear" w:color="ffffff" w:themeColor="accent1" w:fill="4f81bd" w:themeFill="accent1"/>
       </w:tcPr>
     </w:tblStylePr>
     <w:tblStylePr w:type="band1Vert">
@@ -22534,11 +22746,11 @@
         <w:tblBorders/>
       </w:tblPr>
       <w:tcPr>
-        <w:shd w:val="clear" w:color="ffffff" w:themeColor="accent1" w:fill="4f81bd" w:themeFill="accent1"/>
         <w:tcBorders>
           <w:left w:val="single" w:color="000000" w:themeColor="light1" w:sz="4" w:space="0"/>
           <w:right w:val="single" w:color="000000" w:themeColor="light1" w:sz="4" w:space="0"/>
         </w:tcBorders>
+        <w:shd w:val="clear" w:color="ffffff" w:themeColor="accent1" w:fill="4f81bd" w:themeFill="accent1"/>
       </w:tcPr>
     </w:tblStylePr>
     <w:tblStylePr w:type="band2Horz">
@@ -22551,11 +22763,11 @@
         <w:tblBorders/>
       </w:tblPr>
       <w:tcPr>
-        <w:shd w:val="clear" w:color="ffffff" w:themeColor="accent1" w:fill="4f81bd" w:themeFill="accent1"/>
         <w:tcBorders>
           <w:top w:val="single" w:color="000000" w:themeColor="light1" w:sz="4" w:space="0"/>
           <w:bottom w:val="single" w:color="000000" w:themeColor="light1" w:sz="4" w:space="0"/>
         </w:tcBorders>
+        <w:shd w:val="clear" w:color="ffffff" w:themeColor="accent1" w:fill="4f81bd" w:themeFill="accent1"/>
       </w:tcPr>
     </w:tblStylePr>
     <w:tblStylePr w:type="band2Vert">
@@ -22612,11 +22824,11 @@
         <w:tblBorders/>
       </w:tblPr>
       <w:tcPr>
-        <w:shd w:val="clear" w:color="ffffff" w:themeColor="accent1" w:fill="4f81bd" w:themeFill="accent1"/>
         <w:tcBorders>
           <w:top w:val="single" w:color="000000" w:themeColor="accent1" w:sz="32" w:space="0"/>
           <w:bottom w:val="single" w:color="000000" w:themeColor="light1" w:sz="12" w:space="0"/>
         </w:tcBorders>
+        <w:shd w:val="clear" w:color="ffffff" w:themeColor="accent1" w:fill="4f81bd" w:themeFill="accent1"/>
       </w:tcPr>
     </w:tblStylePr>
     <w:tblStylePr w:type="lastCol">
@@ -22725,9 +22937,9 @@
       </w:tcPr>
     </w:tblStylePr>
   </w:style>
-  <w:style w:type="table" w:styleId="98">
+  <w:style w:type="table" w:styleId="802">
     <w:name w:val="List Table 5 Dark - Accent 2"/>
-    <w:basedOn w:val="11"/>
+    <w:basedOn w:val="715"/>
     <w:uiPriority w:val="99"/>
     <w:pPr>
       <w:pBdr/>
@@ -22759,11 +22971,11 @@
         <w:tblBorders/>
       </w:tblPr>
       <w:tcPr>
-        <w:shd w:val="clear" w:color="ffffff" w:themeColor="accent2" w:themeTint="97" w:fill="da9796" w:themeFill="accent2" w:themeFillTint="97"/>
         <w:tcBorders>
           <w:top w:val="single" w:color="000000" w:themeColor="light1" w:sz="4" w:space="0"/>
           <w:bottom w:val="single" w:color="000000" w:themeColor="light1" w:sz="4" w:space="0"/>
         </w:tcBorders>
+        <w:shd w:val="clear" w:color="ffffff" w:themeColor="accent2" w:themeTint="97" w:fill="da9796" w:themeFill="accent2" w:themeFillTint="97"/>
       </w:tcPr>
     </w:tblStylePr>
     <w:tblStylePr w:type="band1Vert">
@@ -22776,11 +22988,11 @@
         <w:tblBorders/>
       </w:tblPr>
       <w:tcPr>
-        <w:shd w:val="clear" w:color="ffffff" w:themeColor="accent2" w:themeTint="97" w:fill="da9796" w:themeFill="accent2" w:themeFillTint="97"/>
         <w:tcBorders>
           <w:left w:val="single" w:color="000000" w:themeColor="light1" w:sz="4" w:space="0"/>
           <w:right w:val="single" w:color="000000" w:themeColor="light1" w:sz="4" w:space="0"/>
         </w:tcBorders>
+        <w:shd w:val="clear" w:color="ffffff" w:themeColor="accent2" w:themeTint="97" w:fill="da9796" w:themeFill="accent2" w:themeFillTint="97"/>
       </w:tcPr>
     </w:tblStylePr>
     <w:tblStylePr w:type="band2Horz">
@@ -22793,11 +23005,11 @@
         <w:tblBorders/>
       </w:tblPr>
       <w:tcPr>
-        <w:shd w:val="clear" w:color="ffffff" w:themeColor="accent2" w:themeTint="97" w:fill="da9796" w:themeFill="accent2" w:themeFillTint="97"/>
         <w:tcBorders>
           <w:top w:val="single" w:color="000000" w:themeColor="light1" w:sz="4" w:space="0"/>
           <w:bottom w:val="single" w:color="000000" w:themeColor="light1" w:sz="4" w:space="0"/>
         </w:tcBorders>
+        <w:shd w:val="clear" w:color="ffffff" w:themeColor="accent2" w:themeTint="97" w:fill="da9796" w:themeFill="accent2" w:themeFillTint="97"/>
       </w:tcPr>
     </w:tblStylePr>
     <w:tblStylePr w:type="band2Vert">
@@ -22854,11 +23066,11 @@
         <w:tblBorders/>
       </w:tblPr>
       <w:tcPr>
-        <w:shd w:val="clear" w:color="ffffff" w:themeColor="accent2" w:themeTint="97" w:fill="da9796" w:themeFill="accent2" w:themeFillTint="97"/>
         <w:tcBorders>
           <w:top w:val="single" w:color="000000" w:themeColor="accent2" w:themeTint="97" w:sz="32" w:space="0"/>
           <w:bottom w:val="single" w:color="000000" w:themeColor="light1" w:sz="12" w:space="0"/>
         </w:tcBorders>
+        <w:shd w:val="clear" w:color="ffffff" w:themeColor="accent2" w:themeTint="97" w:fill="da9796" w:themeFill="accent2" w:themeFillTint="97"/>
       </w:tcPr>
     </w:tblStylePr>
     <w:tblStylePr w:type="lastCol">
@@ -22967,9 +23179,9 @@
       </w:tcPr>
     </w:tblStylePr>
   </w:style>
-  <w:style w:type="table" w:styleId="99">
+  <w:style w:type="table" w:styleId="803">
     <w:name w:val="List Table 5 Dark - Accent 3"/>
-    <w:basedOn w:val="11"/>
+    <w:basedOn w:val="715"/>
     <w:uiPriority w:val="99"/>
     <w:pPr>
       <w:pBdr/>
@@ -23001,11 +23213,11 @@
         <w:tblBorders/>
       </w:tblPr>
       <w:tcPr>
-        <w:shd w:val="clear" w:color="ffffff" w:themeColor="accent3" w:themeTint="98" w:fill="c3d69c" w:themeFill="accent3" w:themeFillTint="98"/>
         <w:tcBorders>
           <w:top w:val="single" w:color="000000" w:themeColor="light1" w:sz="4" w:space="0"/>
           <w:bottom w:val="single" w:color="000000" w:themeColor="light1" w:sz="4" w:space="0"/>
         </w:tcBorders>
+        <w:shd w:val="clear" w:color="ffffff" w:themeColor="accent3" w:themeTint="98" w:fill="c3d69c" w:themeFill="accent3" w:themeFillTint="98"/>
       </w:tcPr>
     </w:tblStylePr>
     <w:tblStylePr w:type="band1Vert">
@@ -23018,11 +23230,11 @@
         <w:tblBorders/>
       </w:tblPr>
       <w:tcPr>
-        <w:shd w:val="clear" w:color="ffffff" w:themeColor="accent3" w:themeTint="98" w:fill="c3d69c" w:themeFill="accent3" w:themeFillTint="98"/>
         <w:tcBorders>
           <w:left w:val="single" w:color="000000" w:themeColor="light1" w:sz="4" w:space="0"/>
           <w:right w:val="single" w:color="000000" w:themeColor="light1" w:sz="4" w:space="0"/>
         </w:tcBorders>
+        <w:shd w:val="clear" w:color="ffffff" w:themeColor="accent3" w:themeTint="98" w:fill="c3d69c" w:themeFill="accent3" w:themeFillTint="98"/>
       </w:tcPr>
     </w:tblStylePr>
     <w:tblStylePr w:type="band2Horz">
@@ -23035,11 +23247,11 @@
         <w:tblBorders/>
       </w:tblPr>
       <w:tcPr>
-        <w:shd w:val="clear" w:color="ffffff" w:themeColor="accent3" w:themeTint="98" w:fill="c3d69c" w:themeFill="accent3" w:themeFillTint="98"/>
         <w:tcBorders>
           <w:top w:val="single" w:color="000000" w:themeColor="light1" w:sz="4" w:space="0"/>
           <w:bottom w:val="single" w:color="000000" w:themeColor="light1" w:sz="4" w:space="0"/>
         </w:tcBorders>
+        <w:shd w:val="clear" w:color="ffffff" w:themeColor="accent3" w:themeTint="98" w:fill="c3d69c" w:themeFill="accent3" w:themeFillTint="98"/>
       </w:tcPr>
     </w:tblStylePr>
     <w:tblStylePr w:type="band2Vert">
@@ -23096,11 +23308,11 @@
         <w:tblBorders/>
       </w:tblPr>
       <w:tcPr>
-        <w:shd w:val="clear" w:color="ffffff" w:themeColor="accent3" w:themeTint="98" w:fill="c3d69c" w:themeFill="accent3" w:themeFillTint="98"/>
         <w:tcBorders>
           <w:top w:val="single" w:color="000000" w:themeColor="accent3" w:themeTint="98" w:sz="32" w:space="0"/>
           <w:bottom w:val="single" w:color="000000" w:themeColor="light1" w:sz="12" w:space="0"/>
         </w:tcBorders>
+        <w:shd w:val="clear" w:color="ffffff" w:themeColor="accent3" w:themeTint="98" w:fill="c3d69c" w:themeFill="accent3" w:themeFillTint="98"/>
       </w:tcPr>
     </w:tblStylePr>
     <w:tblStylePr w:type="lastCol">
@@ -23209,9 +23421,9 @@
       </w:tcPr>
     </w:tblStylePr>
   </w:style>
-  <w:style w:type="table" w:styleId="100">
+  <w:style w:type="table" w:styleId="804">
     <w:name w:val="List Table 5 Dark - Accent 4"/>
-    <w:basedOn w:val="11"/>
+    <w:basedOn w:val="715"/>
     <w:uiPriority w:val="99"/>
     <w:pPr>
       <w:pBdr/>
@@ -23243,11 +23455,11 @@
         <w:tblBorders/>
       </w:tblPr>
       <w:tcPr>
-        <w:shd w:val="clear" w:color="ffffff" w:themeColor="accent4" w:themeTint="9A" w:fill="b2a1c7" w:themeFill="accent4" w:themeFillTint="9A"/>
         <w:tcBorders>
           <w:top w:val="single" w:color="000000" w:themeColor="light1" w:sz="4" w:space="0"/>
           <w:bottom w:val="single" w:color="000000" w:themeColor="light1" w:sz="4" w:space="0"/>
         </w:tcBorders>
+        <w:shd w:val="clear" w:color="ffffff" w:themeColor="accent4" w:themeTint="9A" w:fill="b2a1c7" w:themeFill="accent4" w:themeFillTint="9A"/>
       </w:tcPr>
     </w:tblStylePr>
     <w:tblStylePr w:type="band1Vert">
@@ -23260,11 +23472,11 @@
         <w:tblBorders/>
       </w:tblPr>
       <w:tcPr>
-        <w:shd w:val="clear" w:color="ffffff" w:themeColor="accent4" w:themeTint="9A" w:fill="b2a1c7" w:themeFill="accent4" w:themeFillTint="9A"/>
         <w:tcBorders>
           <w:left w:val="single" w:color="000000" w:themeColor="light1" w:sz="4" w:space="0"/>
           <w:right w:val="single" w:color="000000" w:themeColor="light1" w:sz="4" w:space="0"/>
         </w:tcBorders>
+        <w:shd w:val="clear" w:color="ffffff" w:themeColor="accent4" w:themeTint="9A" w:fill="b2a1c7" w:themeFill="accent4" w:themeFillTint="9A"/>
       </w:tcPr>
     </w:tblStylePr>
     <w:tblStylePr w:type="band2Horz">
@@ -23277,11 +23489,11 @@
         <w:tblBorders/>
       </w:tblPr>
       <w:tcPr>
-        <w:shd w:val="clear" w:color="ffffff" w:themeColor="accent4" w:themeTint="9A" w:fill="b2a1c7" w:themeFill="accent4" w:themeFillTint="9A"/>
         <w:tcBorders>
           <w:top w:val="single" w:color="000000" w:themeColor="light1" w:sz="4" w:space="0"/>
           <w:bottom w:val="single" w:color="000000" w:themeColor="light1" w:sz="4" w:space="0"/>
         </w:tcBorders>
+        <w:shd w:val="clear" w:color="ffffff" w:themeColor="accent4" w:themeTint="9A" w:fill="b2a1c7" w:themeFill="accent4" w:themeFillTint="9A"/>
       </w:tcPr>
     </w:tblStylePr>
     <w:tblStylePr w:type="band2Vert">
@@ -23338,11 +23550,11 @@
         <w:tblBorders/>
       </w:tblPr>
       <w:tcPr>
-        <w:shd w:val="clear" w:color="ffffff" w:themeColor="accent4" w:themeTint="9A" w:fill="b2a1c7" w:themeFill="accent4" w:themeFillTint="9A"/>
         <w:tcBorders>
           <w:top w:val="single" w:color="000000" w:themeColor="accent4" w:themeTint="9A" w:sz="32" w:space="0"/>
           <w:bottom w:val="single" w:color="000000" w:themeColor="light1" w:sz="12" w:space="0"/>
         </w:tcBorders>
+        <w:shd w:val="clear" w:color="ffffff" w:themeColor="accent4" w:themeTint="9A" w:fill="b2a1c7" w:themeFill="accent4" w:themeFillTint="9A"/>
       </w:tcPr>
     </w:tblStylePr>
     <w:tblStylePr w:type="lastCol">
@@ -23451,9 +23663,9 @@
       </w:tcPr>
     </w:tblStylePr>
   </w:style>
-  <w:style w:type="table" w:styleId="101">
+  <w:style w:type="table" w:styleId="805">
     <w:name w:val="List Table 5 Dark - Accent 5"/>
-    <w:basedOn w:val="11"/>
+    <w:basedOn w:val="715"/>
     <w:uiPriority w:val="99"/>
     <w:pPr>
       <w:pBdr/>
@@ -23485,11 +23697,11 @@
         <w:tblBorders/>
       </w:tblPr>
       <w:tcPr>
-        <w:shd w:val="clear" w:color="ffffff" w:themeColor="accent5" w:themeTint="9A" w:fill="92cddd" w:themeFill="accent5" w:themeFillTint="9A"/>
         <w:tcBorders>
           <w:top w:val="single" w:color="000000" w:themeColor="light1" w:sz="4" w:space="0"/>
           <w:bottom w:val="single" w:color="000000" w:themeColor="light1" w:sz="4" w:space="0"/>
         </w:tcBorders>
+        <w:shd w:val="clear" w:color="ffffff" w:themeColor="accent5" w:themeTint="9A" w:fill="92cddd" w:themeFill="accent5" w:themeFillTint="9A"/>
       </w:tcPr>
     </w:tblStylePr>
     <w:tblStylePr w:type="band1Vert">
@@ -23502,11 +23714,11 @@
         <w:tblBorders/>
       </w:tblPr>
       <w:tcPr>
-        <w:shd w:val="clear" w:color="ffffff" w:themeColor="accent5" w:themeTint="9A" w:fill="92cddd" w:themeFill="accent5" w:themeFillTint="9A"/>
         <w:tcBorders>
           <w:left w:val="single" w:color="000000" w:themeColor="light1" w:sz="4" w:space="0"/>
           <w:right w:val="single" w:color="000000" w:themeColor="light1" w:sz="4" w:space="0"/>
         </w:tcBorders>
+        <w:shd w:val="clear" w:color="ffffff" w:themeColor="accent5" w:themeTint="9A" w:fill="92cddd" w:themeFill="accent5" w:themeFillTint="9A"/>
       </w:tcPr>
     </w:tblStylePr>
     <w:tblStylePr w:type="band2Horz">
@@ -23519,11 +23731,11 @@
         <w:tblBorders/>
       </w:tblPr>
       <w:tcPr>
-        <w:shd w:val="clear" w:color="ffffff" w:themeColor="accent5" w:themeTint="9A" w:fill="92cddd" w:themeFill="accent5" w:themeFillTint="9A"/>
         <w:tcBorders>
           <w:top w:val="single" w:color="000000" w:themeColor="light1" w:sz="4" w:space="0"/>
           <w:bottom w:val="single" w:color="000000" w:themeColor="light1" w:sz="4" w:space="0"/>
         </w:tcBorders>
+        <w:shd w:val="clear" w:color="ffffff" w:themeColor="accent5" w:themeTint="9A" w:fill="92cddd" w:themeFill="accent5" w:themeFillTint="9A"/>
       </w:tcPr>
     </w:tblStylePr>
     <w:tblStylePr w:type="band2Vert">
@@ -23580,11 +23792,11 @@
         <w:tblBorders/>
       </w:tblPr>
       <w:tcPr>
-        <w:shd w:val="clear" w:color="ffffff" w:themeColor="accent5" w:themeTint="9A" w:fill="92cddd" w:themeFill="accent5" w:themeFillTint="9A"/>
         <w:tcBorders>
           <w:top w:val="single" w:color="000000" w:themeColor="accent5" w:themeTint="9A" w:sz="32" w:space="0"/>
           <w:bottom w:val="single" w:color="000000" w:themeColor="light1" w:sz="12" w:space="0"/>
         </w:tcBorders>
+        <w:shd w:val="clear" w:color="ffffff" w:themeColor="accent5" w:themeTint="9A" w:fill="92cddd" w:themeFill="accent5" w:themeFillTint="9A"/>
       </w:tcPr>
     </w:tblStylePr>
     <w:tblStylePr w:type="lastCol">
@@ -23693,9 +23905,9 @@
       </w:tcPr>
     </w:tblStylePr>
   </w:style>
-  <w:style w:type="table" w:styleId="102">
+  <w:style w:type="table" w:styleId="806">
     <w:name w:val="List Table 5 Dark - Accent 6"/>
-    <w:basedOn w:val="11"/>
+    <w:basedOn w:val="715"/>
     <w:uiPriority w:val="99"/>
     <w:pPr>
       <w:pBdr/>
@@ -23727,11 +23939,11 @@
         <w:tblBorders/>
       </w:tblPr>
       <w:tcPr>
-        <w:shd w:val="clear" w:color="ffffff" w:themeColor="accent6" w:themeTint="98" w:fill="fac091" w:themeFill="accent6" w:themeFillTint="98"/>
         <w:tcBorders>
           <w:top w:val="single" w:color="000000" w:themeColor="light1" w:sz="4" w:space="0"/>
           <w:bottom w:val="single" w:color="000000" w:themeColor="light1" w:sz="4" w:space="0"/>
         </w:tcBorders>
+        <w:shd w:val="clear" w:color="ffffff" w:themeColor="accent6" w:themeTint="98" w:fill="fac091" w:themeFill="accent6" w:themeFillTint="98"/>
       </w:tcPr>
     </w:tblStylePr>
     <w:tblStylePr w:type="band1Vert">
@@ -23744,11 +23956,11 @@
         <w:tblBorders/>
       </w:tblPr>
       <w:tcPr>
-        <w:shd w:val="clear" w:color="ffffff" w:themeColor="accent6" w:themeTint="98" w:fill="fac091" w:themeFill="accent6" w:themeFillTint="98"/>
         <w:tcBorders>
           <w:left w:val="single" w:color="000000" w:themeColor="light1" w:sz="4" w:space="0"/>
           <w:right w:val="single" w:color="000000" w:themeColor="light1" w:sz="4" w:space="0"/>
         </w:tcBorders>
+        <w:shd w:val="clear" w:color="ffffff" w:themeColor="accent6" w:themeTint="98" w:fill="fac091" w:themeFill="accent6" w:themeFillTint="98"/>
       </w:tcPr>
     </w:tblStylePr>
     <w:tblStylePr w:type="band2Horz">
@@ -23761,11 +23973,11 @@
         <w:tblBorders/>
       </w:tblPr>
       <w:tcPr>
-        <w:shd w:val="clear" w:color="ffffff" w:themeColor="accent6" w:themeTint="98" w:fill="fac091" w:themeFill="accent6" w:themeFillTint="98"/>
         <w:tcBorders>
           <w:top w:val="single" w:color="000000" w:themeColor="light1" w:sz="4" w:space="0"/>
           <w:bottom w:val="single" w:color="000000" w:themeColor="light1" w:sz="4" w:space="0"/>
         </w:tcBorders>
+        <w:shd w:val="clear" w:color="ffffff" w:themeColor="accent6" w:themeTint="98" w:fill="fac091" w:themeFill="accent6" w:themeFillTint="98"/>
       </w:tcPr>
     </w:tblStylePr>
     <w:tblStylePr w:type="band2Vert">
@@ -23822,11 +24034,11 @@
         <w:tblBorders/>
       </w:tblPr>
       <w:tcPr>
-        <w:shd w:val="clear" w:color="ffffff" w:themeColor="accent6" w:themeTint="98" w:fill="fac091" w:themeFill="accent6" w:themeFillTint="98"/>
         <w:tcBorders>
           <w:top w:val="single" w:color="000000" w:themeColor="accent6" w:themeTint="98" w:sz="32" w:space="0"/>
           <w:bottom w:val="single" w:color="000000" w:themeColor="light1" w:sz="12" w:space="0"/>
         </w:tcBorders>
+        <w:shd w:val="clear" w:color="ffffff" w:themeColor="accent6" w:themeTint="98" w:fill="fac091" w:themeFill="accent6" w:themeFillTint="98"/>
       </w:tcPr>
     </w:tblStylePr>
     <w:tblStylePr w:type="lastCol">
@@ -23935,9 +24147,9 @@
       </w:tcPr>
     </w:tblStylePr>
   </w:style>
-  <w:style w:type="table" w:styleId="103">
+  <w:style w:type="table" w:styleId="807">
     <w:name w:val="List Table 6 Colorful"/>
-    <w:basedOn w:val="11"/>
+    <w:basedOn w:val="715"/>
     <w:uiPriority w:val="99"/>
     <w:pPr>
       <w:pBdr/>
@@ -23971,8 +24183,8 @@
         <w:tblBorders/>
       </w:tblPr>
       <w:tcPr>
+        <w:tcBorders/>
         <w:shd w:val="clear" w:color="ffffff" w:themeColor="text1" w:themeTint="40" w:fill="bfbfbf" w:themeFill="text1" w:themeFillTint="40"/>
-        <w:tcBorders/>
       </w:tcPr>
     </w:tblStylePr>
     <w:tblStylePr w:type="band1Vert">
@@ -23985,8 +24197,8 @@
         <w:tblBorders/>
       </w:tblPr>
       <w:tcPr>
+        <w:tcBorders/>
         <w:shd w:val="clear" w:color="ffffff" w:themeColor="text1" w:themeTint="40" w:fill="bfbfbf" w:themeFill="text1" w:themeFillTint="40"/>
-        <w:tcBorders/>
       </w:tcPr>
     </w:tblStylePr>
     <w:tblStylePr w:type="band2Horz">
@@ -24158,9 +24370,9 @@
       </w:tcPr>
     </w:tblStylePr>
   </w:style>
-  <w:style w:type="table" w:styleId="104">
+  <w:style w:type="table" w:styleId="808">
     <w:name w:val="List Table 6 Colorful - Accent 1"/>
-    <w:basedOn w:val="11"/>
+    <w:basedOn w:val="715"/>
     <w:uiPriority w:val="99"/>
     <w:pPr>
       <w:pBdr/>
@@ -24194,8 +24406,8 @@
         <w:tblBorders/>
       </w:tblPr>
       <w:tcPr>
+        <w:tcBorders/>
         <w:shd w:val="clear" w:color="ffffff" w:themeColor="accent1" w:themeTint="40" w:fill="d3dfee" w:themeFill="accent1" w:themeFillTint="40"/>
-        <w:tcBorders/>
       </w:tcPr>
     </w:tblStylePr>
     <w:tblStylePr w:type="band1Vert">
@@ -24208,8 +24420,8 @@
         <w:tblBorders/>
       </w:tblPr>
       <w:tcPr>
+        <w:tcBorders/>
         <w:shd w:val="clear" w:color="ffffff" w:themeColor="accent1" w:themeTint="40" w:fill="d3dfee" w:themeFill="accent1" w:themeFillTint="40"/>
-        <w:tcBorders/>
       </w:tcPr>
     </w:tblStylePr>
     <w:tblStylePr w:type="band2Horz">
@@ -24381,9 +24593,9 @@
       </w:tcPr>
     </w:tblStylePr>
   </w:style>
-  <w:style w:type="table" w:styleId="105">
+  <w:style w:type="table" w:styleId="809">
     <w:name w:val="List Table 6 Colorful - Accent 2"/>
-    <w:basedOn w:val="11"/>
+    <w:basedOn w:val="715"/>
     <w:uiPriority w:val="99"/>
     <w:pPr>
       <w:pBdr/>
@@ -24417,8 +24629,8 @@
         <w:tblBorders/>
       </w:tblPr>
       <w:tcPr>
+        <w:tcBorders/>
         <w:shd w:val="clear" w:color="ffffff" w:themeColor="accent2" w:themeTint="40" w:fill="efd3d2" w:themeFill="accent2" w:themeFillTint="40"/>
-        <w:tcBorders/>
       </w:tcPr>
     </w:tblStylePr>
     <w:tblStylePr w:type="band1Vert">
@@ -24431,8 +24643,8 @@
         <w:tblBorders/>
       </w:tblPr>
       <w:tcPr>
+        <w:tcBorders/>
         <w:shd w:val="clear" w:color="ffffff" w:themeColor="accent2" w:themeTint="40" w:fill="efd3d2" w:themeFill="accent2" w:themeFillTint="40"/>
-        <w:tcBorders/>
       </w:tcPr>
     </w:tblStylePr>
     <w:tblStylePr w:type="band2Horz">
@@ -24604,9 +24816,9 @@
       </w:tcPr>
     </w:tblStylePr>
   </w:style>
-  <w:style w:type="table" w:styleId="106">
+  <w:style w:type="table" w:styleId="810">
     <w:name w:val="List Table 6 Colorful - Accent 3"/>
-    <w:basedOn w:val="11"/>
+    <w:basedOn w:val="715"/>
     <w:uiPriority w:val="99"/>
     <w:pPr>
       <w:pBdr/>
@@ -24640,8 +24852,8 @@
         <w:tblBorders/>
       </w:tblPr>
       <w:tcPr>
+        <w:tcBorders/>
         <w:shd w:val="clear" w:color="ffffff" w:themeColor="accent3" w:themeTint="40" w:fill="e6eed5" w:themeFill="accent3" w:themeFillTint="40"/>
-        <w:tcBorders/>
       </w:tcPr>
     </w:tblStylePr>
     <w:tblStylePr w:type="band1Vert">
@@ -24654,8 +24866,8 @@
         <w:tblBorders/>
       </w:tblPr>
       <w:tcPr>
+        <w:tcBorders/>
         <w:shd w:val="clear" w:color="ffffff" w:themeColor="accent3" w:themeTint="40" w:fill="e6eed5" w:themeFill="accent3" w:themeFillTint="40"/>
-        <w:tcBorders/>
       </w:tcPr>
     </w:tblStylePr>
     <w:tblStylePr w:type="band2Horz">
@@ -24827,9 +25039,9 @@
       </w:tcPr>
     </w:tblStylePr>
   </w:style>
-  <w:style w:type="table" w:styleId="107">
+  <w:style w:type="table" w:styleId="811">
     <w:name w:val="List Table 6 Colorful - Accent 4"/>
-    <w:basedOn w:val="11"/>
+    <w:basedOn w:val="715"/>
     <w:uiPriority w:val="99"/>
     <w:pPr>
       <w:pBdr/>
@@ -24863,8 +25075,8 @@
         <w:tblBorders/>
       </w:tblPr>
       <w:tcPr>
+        <w:tcBorders/>
         <w:shd w:val="clear" w:color="ffffff" w:themeColor="accent4" w:themeTint="40" w:fill="dfd8e8" w:themeFill="accent4" w:themeFillTint="40"/>
-        <w:tcBorders/>
       </w:tcPr>
     </w:tblStylePr>
     <w:tblStylePr w:type="band1Vert">
@@ -24877,8 +25089,8 @@
         <w:tblBorders/>
       </w:tblPr>
       <w:tcPr>
+        <w:tcBorders/>
         <w:shd w:val="clear" w:color="ffffff" w:themeColor="accent4" w:themeTint="40" w:fill="dfd8e8" w:themeFill="accent4" w:themeFillTint="40"/>
-        <w:tcBorders/>
       </w:tcPr>
     </w:tblStylePr>
     <w:tblStylePr w:type="band2Horz">
@@ -25050,9 +25262,9 @@
       </w:tcPr>
     </w:tblStylePr>
   </w:style>
-  <w:style w:type="table" w:styleId="108">
+  <w:style w:type="table" w:styleId="812">
     <w:name w:val="List Table 6 Colorful - Accent 5"/>
-    <w:basedOn w:val="11"/>
+    <w:basedOn w:val="715"/>
     <w:uiPriority w:val="99"/>
     <w:pPr>
       <w:pBdr/>
@@ -25086,8 +25298,8 @@
         <w:tblBorders/>
       </w:tblPr>
       <w:tcPr>
+        <w:tcBorders/>
         <w:shd w:val="clear" w:color="ffffff" w:themeColor="accent5" w:themeTint="40" w:fill="d2eaf1" w:themeFill="accent5" w:themeFillTint="40"/>
-        <w:tcBorders/>
       </w:tcPr>
     </w:tblStylePr>
     <w:tblStylePr w:type="band1Vert">
@@ -25100,8 +25312,8 @@
         <w:tblBorders/>
       </w:tblPr>
       <w:tcPr>
+        <w:tcBorders/>
         <w:shd w:val="clear" w:color="ffffff" w:themeColor="accent5" w:themeTint="40" w:fill="d2eaf1" w:themeFill="accent5" w:themeFillTint="40"/>
-        <w:tcBorders/>
       </w:tcPr>
     </w:tblStylePr>
     <w:tblStylePr w:type="band2Horz">
@@ -25273,9 +25485,9 @@
       </w:tcPr>
     </w:tblStylePr>
   </w:style>
-  <w:style w:type="table" w:styleId="109">
+  <w:style w:type="table" w:styleId="813">
     <w:name w:val="List Table 6 Colorful - Accent 6"/>
-    <w:basedOn w:val="11"/>
+    <w:basedOn w:val="715"/>
     <w:uiPriority w:val="99"/>
     <w:pPr>
       <w:pBdr/>
@@ -25309,8 +25521,8 @@
         <w:tblBorders/>
       </w:tblPr>
       <w:tcPr>
+        <w:tcBorders/>
         <w:shd w:val="clear" w:color="ffffff" w:themeColor="accent6" w:themeTint="40" w:fill="fde5d1" w:themeFill="accent6" w:themeFillTint="40"/>
-        <w:tcBorders/>
       </w:tcPr>
     </w:tblStylePr>
     <w:tblStylePr w:type="band1Vert">
@@ -25323,8 +25535,8 @@
         <w:tblBorders/>
       </w:tblPr>
       <w:tcPr>
+        <w:tcBorders/>
         <w:shd w:val="clear" w:color="ffffff" w:themeColor="accent6" w:themeTint="40" w:fill="fde5d1" w:themeFill="accent6" w:themeFillTint="40"/>
-        <w:tcBorders/>
       </w:tcPr>
     </w:tblStylePr>
     <w:tblStylePr w:type="band2Horz">
@@ -25496,9 +25708,9 @@
       </w:tcPr>
     </w:tblStylePr>
   </w:style>
-  <w:style w:type="table" w:styleId="110">
+  <w:style w:type="table" w:styleId="814">
     <w:name w:val="List Table 7 Colorful"/>
-    <w:basedOn w:val="11"/>
+    <w:basedOn w:val="715"/>
     <w:uiPriority w:val="99"/>
     <w:pPr>
       <w:pBdr/>
@@ -25531,8 +25743,8 @@
         <w:tblBorders/>
       </w:tblPr>
       <w:tcPr>
+        <w:tcBorders/>
         <w:shd w:val="clear" w:color="ffffff" w:themeColor="text1" w:themeTint="40" w:fill="bfbfbf" w:themeFill="text1" w:themeFillTint="40"/>
-        <w:tcBorders/>
       </w:tcPr>
     </w:tblStylePr>
     <w:tblStylePr w:type="band1Vert">
@@ -25545,8 +25757,8 @@
         <w:tblBorders/>
       </w:tblPr>
       <w:tcPr>
+        <w:tcBorders/>
         <w:shd w:val="clear" w:color="ffffff" w:themeColor="text1" w:themeTint="40" w:fill="bfbfbf" w:themeFill="text1" w:themeFillTint="40"/>
-        <w:tcBorders/>
       </w:tcPr>
     </w:tblStylePr>
     <w:tblStylePr w:type="band2Horz">
@@ -25597,13 +25809,13 @@
         <w:tblBorders/>
       </w:tblPr>
       <w:tcPr>
-        <w:shd w:color="ffffff"/>
         <w:tcBorders>
-          <w:top w:val="none"/>
-          <w:left w:val="none"/>
-          <w:bottom w:val="none"/>
+          <w:top w:val="none" w:color="000000" w:sz="4" w:space="0"/>
+          <w:left w:val="none" w:color="000000" w:sz="4" w:space="0"/>
+          <w:bottom w:val="none" w:color="000000" w:sz="4" w:space="0"/>
           <w:right w:val="single" w:color="000000" w:themeColor="text1" w:themeTint="80" w:sz="4" w:space="0"/>
         </w:tcBorders>
+        <w:shd w:val="clear" w:color="ffffff"/>
       </w:tcPr>
     </w:tblStylePr>
     <w:tblStylePr w:type="firstRow">
@@ -25622,13 +25834,13 @@
         <w:tblBorders/>
       </w:tblPr>
       <w:tcPr>
+        <w:tcBorders>
+          <w:top w:val="none" w:color="000000" w:sz="4" w:space="0"/>
+          <w:left w:val="none" w:color="000000" w:sz="4" w:space="0"/>
+          <w:bottom w:val="single" w:color="000000" w:themeColor="text1" w:themeTint="80" w:sz="4" w:space="0"/>
+          <w:right w:val="none" w:color="000000" w:sz="4" w:space="0"/>
+        </w:tcBorders>
         <w:shd w:val="clear" w:color="ffffff" w:themeColor="light1" w:fill="ffffff" w:themeFill="light1"/>
-        <w:tcBorders>
-          <w:top w:val="none"/>
-          <w:left w:val="none"/>
-          <w:bottom w:val="single" w:color="000000" w:themeColor="text1" w:themeTint="80" w:sz="4" w:space="0"/>
-          <w:right w:val="none"/>
-        </w:tcBorders>
       </w:tcPr>
     </w:tblStylePr>
     <w:tblStylePr w:type="lastCol">
@@ -25647,13 +25859,13 @@
         <w:tblBorders/>
       </w:tblPr>
       <w:tcPr>
-        <w:shd w:color="ffffff"/>
         <w:tcBorders>
-          <w:top w:val="none"/>
+          <w:top w:val="none" w:color="000000" w:sz="4" w:space="0"/>
           <w:left w:val="single" w:color="000000" w:themeColor="text1" w:themeTint="80" w:sz="4" w:space="0"/>
-          <w:bottom w:val="none"/>
-          <w:right w:val="none"/>
+          <w:bottom w:val="none" w:color="000000" w:sz="4" w:space="0"/>
+          <w:right w:val="none" w:color="000000" w:sz="4" w:space="0"/>
         </w:tcBorders>
+        <w:shd w:val="clear" w:color="ffffff"/>
       </w:tcPr>
     </w:tblStylePr>
     <w:tblStylePr w:type="lastRow">
@@ -25672,13 +25884,13 @@
         <w:tblBorders/>
       </w:tblPr>
       <w:tcPr>
-        <w:shd w:val="clear" w:color="ffffff" w:themeColor="light1" w:fill="ffffff" w:themeFill="light1"/>
         <w:tcBorders>
           <w:top w:val="single" w:color="000000" w:themeColor="text1" w:themeTint="80" w:sz="4" w:space="0"/>
-          <w:left w:val="none"/>
-          <w:bottom w:val="none"/>
-          <w:right w:val="none"/>
+          <w:left w:val="none" w:color="000000" w:sz="4" w:space="0"/>
+          <w:bottom w:val="none" w:color="000000" w:sz="4" w:space="0"/>
+          <w:right w:val="none" w:color="000000" w:sz="4" w:space="0"/>
         </w:tcBorders>
+        <w:shd w:val="clear" w:color="ffffff" w:themeColor="light1" w:fill="ffffff" w:themeFill="light1"/>
       </w:tcPr>
     </w:tblStylePr>
     <w:tblStylePr w:type="nwCell">
@@ -25752,9 +25964,9 @@
       </w:tcPr>
     </w:tblStylePr>
   </w:style>
-  <w:style w:type="table" w:styleId="111">
+  <w:style w:type="table" w:styleId="815">
     <w:name w:val="List Table 7 Colorful - Accent 1"/>
-    <w:basedOn w:val="11"/>
+    <w:basedOn w:val="715"/>
     <w:uiPriority w:val="99"/>
     <w:pPr>
       <w:pBdr/>
@@ -25787,8 +25999,8 @@
         <w:tblBorders/>
       </w:tblPr>
       <w:tcPr>
+        <w:tcBorders/>
         <w:shd w:val="clear" w:color="ffffff" w:themeColor="accent1" w:themeTint="40" w:fill="d3dfee" w:themeFill="accent1" w:themeFillTint="40"/>
-        <w:tcBorders/>
       </w:tcPr>
     </w:tblStylePr>
     <w:tblStylePr w:type="band1Vert">
@@ -25801,8 +26013,8 @@
         <w:tblBorders/>
       </w:tblPr>
       <w:tcPr>
+        <w:tcBorders/>
         <w:shd w:val="clear" w:color="ffffff" w:themeColor="accent1" w:themeTint="40" w:fill="d3dfee" w:themeFill="accent1" w:themeFillTint="40"/>
-        <w:tcBorders/>
       </w:tcPr>
     </w:tblStylePr>
     <w:tblStylePr w:type="band2Horz">
@@ -25853,13 +26065,13 @@
         <w:tblBorders/>
       </w:tblPr>
       <w:tcPr>
-        <w:shd w:color="ffffff"/>
         <w:tcBorders>
-          <w:top w:val="none"/>
-          <w:left w:val="none"/>
-          <w:bottom w:val="none"/>
+          <w:top w:val="none" w:color="000000" w:sz="4" w:space="0"/>
+          <w:left w:val="none" w:color="000000" w:sz="4" w:space="0"/>
+          <w:bottom w:val="none" w:color="000000" w:sz="4" w:space="0"/>
           <w:right w:val="single" w:color="000000" w:themeColor="accent1" w:sz="4" w:space="0"/>
         </w:tcBorders>
+        <w:shd w:val="clear" w:color="ffffff"/>
       </w:tcPr>
     </w:tblStylePr>
     <w:tblStylePr w:type="firstRow">
@@ -25878,13 +26090,13 @@
         <w:tblBorders/>
       </w:tblPr>
       <w:tcPr>
+        <w:tcBorders>
+          <w:top w:val="none" w:color="000000" w:sz="4" w:space="0"/>
+          <w:left w:val="none" w:color="000000" w:sz="4" w:space="0"/>
+          <w:bottom w:val="single" w:color="000000" w:themeColor="accent1" w:sz="4" w:space="0"/>
+          <w:right w:val="none" w:color="000000" w:sz="4" w:space="0"/>
+        </w:tcBorders>
         <w:shd w:val="clear" w:color="ffffff" w:themeColor="light1" w:fill="ffffff" w:themeFill="light1"/>
-        <w:tcBorders>
-          <w:top w:val="none"/>
-          <w:left w:val="none"/>
-          <w:bottom w:val="single" w:color="000000" w:themeColor="accent1" w:sz="4" w:space="0"/>
-          <w:right w:val="none"/>
-        </w:tcBorders>
       </w:tcPr>
     </w:tblStylePr>
     <w:tblStylePr w:type="lastCol">
@@ -25903,13 +26115,13 @@
         <w:tblBorders/>
       </w:tblPr>
       <w:tcPr>
-        <w:shd w:color="ffffff"/>
         <w:tcBorders>
-          <w:top w:val="none"/>
+          <w:top w:val="none" w:color="000000" w:sz="4" w:space="0"/>
           <w:left w:val="single" w:color="000000" w:themeColor="accent1" w:sz="4" w:space="0"/>
-          <w:bottom w:val="none"/>
-          <w:right w:val="none"/>
+          <w:bottom w:val="none" w:color="000000" w:sz="4" w:space="0"/>
+          <w:right w:val="none" w:color="000000" w:sz="4" w:space="0"/>
         </w:tcBorders>
+        <w:shd w:val="clear" w:color="ffffff"/>
       </w:tcPr>
     </w:tblStylePr>
     <w:tblStylePr w:type="lastRow">
@@ -25928,13 +26140,13 @@
         <w:tblBorders/>
       </w:tblPr>
       <w:tcPr>
-        <w:shd w:val="clear" w:color="ffffff" w:themeColor="light1" w:fill="ffffff" w:themeFill="light1"/>
         <w:tcBorders>
           <w:top w:val="single" w:color="000000" w:themeColor="accent1" w:sz="4" w:space="0"/>
-          <w:left w:val="none"/>
-          <w:bottom w:val="none"/>
-          <w:right w:val="none"/>
+          <w:left w:val="none" w:color="000000" w:sz="4" w:space="0"/>
+          <w:bottom w:val="none" w:color="000000" w:sz="4" w:space="0"/>
+          <w:right w:val="none" w:color="000000" w:sz="4" w:space="0"/>
         </w:tcBorders>
+        <w:shd w:val="clear" w:color="ffffff" w:themeColor="light1" w:fill="ffffff" w:themeFill="light1"/>
       </w:tcPr>
     </w:tblStylePr>
     <w:tblStylePr w:type="nwCell">
@@ -26008,9 +26220,9 @@
       </w:tcPr>
     </w:tblStylePr>
   </w:style>
-  <w:style w:type="table" w:styleId="112">
+  <w:style w:type="table" w:styleId="816">
     <w:name w:val="List Table 7 Colorful - Accent 2"/>
-    <w:basedOn w:val="11"/>
+    <w:basedOn w:val="715"/>
     <w:uiPriority w:val="99"/>
     <w:pPr>
       <w:pBdr/>
@@ -26043,8 +26255,8 @@
         <w:tblBorders/>
       </w:tblPr>
       <w:tcPr>
+        <w:tcBorders/>
         <w:shd w:val="clear" w:color="ffffff" w:themeColor="accent2" w:themeTint="40" w:fill="efd3d2" w:themeFill="accent2" w:themeFillTint="40"/>
-        <w:tcBorders/>
       </w:tcPr>
     </w:tblStylePr>
     <w:tblStylePr w:type="band1Vert">
@@ -26057,8 +26269,8 @@
         <w:tblBorders/>
       </w:tblPr>
       <w:tcPr>
+        <w:tcBorders/>
         <w:shd w:val="clear" w:color="ffffff" w:themeColor="accent2" w:themeTint="40" w:fill="efd3d2" w:themeFill="accent2" w:themeFillTint="40"/>
-        <w:tcBorders/>
       </w:tcPr>
     </w:tblStylePr>
     <w:tblStylePr w:type="band2Horz">
@@ -26109,13 +26321,13 @@
         <w:tblBorders/>
       </w:tblPr>
       <w:tcPr>
-        <w:shd w:color="ffffff"/>
         <w:tcBorders>
-          <w:top w:val="none"/>
-          <w:left w:val="none"/>
-          <w:bottom w:val="none"/>
+          <w:top w:val="none" w:color="000000" w:sz="4" w:space="0"/>
+          <w:left w:val="none" w:color="000000" w:sz="4" w:space="0"/>
+          <w:bottom w:val="none" w:color="000000" w:sz="4" w:space="0"/>
           <w:right w:val="single" w:color="000000" w:themeColor="accent2" w:themeTint="97" w:sz="4" w:space="0"/>
         </w:tcBorders>
+        <w:shd w:val="clear" w:color="ffffff"/>
       </w:tcPr>
     </w:tblStylePr>
     <w:tblStylePr w:type="firstRow">
@@ -26134,13 +26346,13 @@
         <w:tblBorders/>
       </w:tblPr>
       <w:tcPr>
+        <w:tcBorders>
+          <w:top w:val="none" w:color="000000" w:sz="4" w:space="0"/>
+          <w:left w:val="none" w:color="000000" w:sz="4" w:space="0"/>
+          <w:bottom w:val="single" w:color="000000" w:themeColor="accent2" w:themeTint="97" w:sz="4" w:space="0"/>
+          <w:right w:val="none" w:color="000000" w:sz="4" w:space="0"/>
+        </w:tcBorders>
         <w:shd w:val="clear" w:color="ffffff" w:themeColor="light1" w:fill="ffffff" w:themeFill="light1"/>
-        <w:tcBorders>
-          <w:top w:val="none"/>
-          <w:left w:val="none"/>
-          <w:bottom w:val="single" w:color="000000" w:themeColor="accent2" w:themeTint="97" w:sz="4" w:space="0"/>
-          <w:right w:val="none"/>
-        </w:tcBorders>
       </w:tcPr>
     </w:tblStylePr>
     <w:tblStylePr w:type="lastCol">
@@ -26159,13 +26371,13 @@
         <w:tblBorders/>
       </w:tblPr>
       <w:tcPr>
-        <w:shd w:color="ffffff"/>
         <w:tcBorders>
-          <w:top w:val="none"/>
+          <w:top w:val="none" w:color="000000" w:sz="4" w:space="0"/>
           <w:left w:val="single" w:color="000000" w:themeColor="accent2" w:themeTint="97" w:sz="4" w:space="0"/>
-          <w:bottom w:val="none"/>
-          <w:right w:val="none"/>
+          <w:bottom w:val="none" w:color="000000" w:sz="4" w:space="0"/>
+          <w:right w:val="none" w:color="000000" w:sz="4" w:space="0"/>
         </w:tcBorders>
+        <w:shd w:val="clear" w:color="ffffff"/>
       </w:tcPr>
     </w:tblStylePr>
     <w:tblStylePr w:type="lastRow">
@@ -26184,13 +26396,13 @@
         <w:tblBorders/>
       </w:tblPr>
       <w:tcPr>
-        <w:shd w:val="clear" w:color="ffffff" w:themeColor="light1" w:fill="ffffff" w:themeFill="light1"/>
         <w:tcBorders>
           <w:top w:val="single" w:color="000000" w:themeColor="accent2" w:themeTint="97" w:sz="4" w:space="0"/>
-          <w:left w:val="none"/>
-          <w:bottom w:val="none"/>
-          <w:right w:val="none"/>
+          <w:left w:val="none" w:color="000000" w:sz="4" w:space="0"/>
+          <w:bottom w:val="none" w:color="000000" w:sz="4" w:space="0"/>
+          <w:right w:val="none" w:color="000000" w:sz="4" w:space="0"/>
         </w:tcBorders>
+        <w:shd w:val="clear" w:color="ffffff" w:themeColor="light1" w:fill="ffffff" w:themeFill="light1"/>
       </w:tcPr>
     </w:tblStylePr>
     <w:tblStylePr w:type="nwCell">
@@ -26264,9 +26476,9 @@
       </w:tcPr>
     </w:tblStylePr>
   </w:style>
-  <w:style w:type="table" w:styleId="113">
+  <w:style w:type="table" w:styleId="817">
     <w:name w:val="List Table 7 Colorful - Accent 3"/>
-    <w:basedOn w:val="11"/>
+    <w:basedOn w:val="715"/>
     <w:uiPriority w:val="99"/>
     <w:pPr>
       <w:pBdr/>
@@ -26299,8 +26511,8 @@
         <w:tblBorders/>
       </w:tblPr>
       <w:tcPr>
+        <w:tcBorders/>
         <w:shd w:val="clear" w:color="ffffff" w:themeColor="accent3" w:themeTint="40" w:fill="e6eed5" w:themeFill="accent3" w:themeFillTint="40"/>
-        <w:tcBorders/>
       </w:tcPr>
     </w:tblStylePr>
     <w:tblStylePr w:type="band1Vert">
@@ -26313,8 +26525,8 @@
         <w:tblBorders/>
       </w:tblPr>
       <w:tcPr>
+        <w:tcBorders/>
         <w:shd w:val="clear" w:color="ffffff" w:themeColor="accent3" w:themeTint="40" w:fill="e6eed5" w:themeFill="accent3" w:themeFillTint="40"/>
-        <w:tcBorders/>
       </w:tcPr>
     </w:tblStylePr>
     <w:tblStylePr w:type="band2Horz">
@@ -26365,13 +26577,13 @@
         <w:tblBorders/>
       </w:tblPr>
       <w:tcPr>
-        <w:shd w:color="ffffff"/>
         <w:tcBorders>
-          <w:top w:val="none"/>
-          <w:left w:val="none"/>
-          <w:bottom w:val="none"/>
+          <w:top w:val="none" w:color="000000" w:sz="4" w:space="0"/>
+          <w:left w:val="none" w:color="000000" w:sz="4" w:space="0"/>
+          <w:bottom w:val="none" w:color="000000" w:sz="4" w:space="0"/>
           <w:right w:val="single" w:color="000000" w:themeColor="accent3" w:themeTint="98" w:sz="4" w:space="0"/>
         </w:tcBorders>
+        <w:shd w:val="clear" w:color="ffffff"/>
       </w:tcPr>
     </w:tblStylePr>
     <w:tblStylePr w:type="firstRow">
@@ -26390,13 +26602,13 @@
         <w:tblBorders/>
       </w:tblPr>
       <w:tcPr>
+        <w:tcBorders>
+          <w:top w:val="none" w:color="000000" w:sz="4" w:space="0"/>
+          <w:left w:val="none" w:color="000000" w:sz="4" w:space="0"/>
+          <w:bottom w:val="single" w:color="000000" w:themeColor="accent3" w:themeTint="98" w:sz="4" w:space="0"/>
+          <w:right w:val="none" w:color="000000" w:sz="4" w:space="0"/>
+        </w:tcBorders>
         <w:shd w:val="clear" w:color="ffffff" w:themeColor="light1" w:fill="ffffff" w:themeFill="light1"/>
-        <w:tcBorders>
-          <w:top w:val="none"/>
-          <w:left w:val="none"/>
-          <w:bottom w:val="single" w:color="000000" w:themeColor="accent3" w:themeTint="98" w:sz="4" w:space="0"/>
-          <w:right w:val="none"/>
-        </w:tcBorders>
       </w:tcPr>
     </w:tblStylePr>
     <w:tblStylePr w:type="lastCol">
@@ -26415,13 +26627,13 @@
         <w:tblBorders/>
       </w:tblPr>
       <w:tcPr>
-        <w:shd w:color="ffffff"/>
         <w:tcBorders>
-          <w:top w:val="none"/>
+          <w:top w:val="none" w:color="000000" w:sz="4" w:space="0"/>
           <w:left w:val="single" w:color="000000" w:themeColor="accent3" w:themeTint="98" w:sz="4" w:space="0"/>
-          <w:bottom w:val="none"/>
-          <w:right w:val="none"/>
+          <w:bottom w:val="none" w:color="000000" w:sz="4" w:space="0"/>
+          <w:right w:val="none" w:color="000000" w:sz="4" w:space="0"/>
         </w:tcBorders>
+        <w:shd w:val="clear" w:color="ffffff"/>
       </w:tcPr>
     </w:tblStylePr>
     <w:tblStylePr w:type="lastRow">
@@ -26440,13 +26652,13 @@
         <w:tblBorders/>
       </w:tblPr>
       <w:tcPr>
-        <w:shd w:val="clear" w:color="ffffff" w:themeColor="light1" w:fill="ffffff" w:themeFill="light1"/>
         <w:tcBorders>
           <w:top w:val="single" w:color="000000" w:themeColor="accent3" w:themeTint="98" w:sz="4" w:space="0"/>
-          <w:left w:val="none"/>
-          <w:bottom w:val="none"/>
-          <w:right w:val="none"/>
+          <w:left w:val="none" w:color="000000" w:sz="4" w:space="0"/>
+          <w:bottom w:val="none" w:color="000000" w:sz="4" w:space="0"/>
+          <w:right w:val="none" w:color="000000" w:sz="4" w:space="0"/>
         </w:tcBorders>
+        <w:shd w:val="clear" w:color="ffffff" w:themeColor="light1" w:fill="ffffff" w:themeFill="light1"/>
       </w:tcPr>
     </w:tblStylePr>
     <w:tblStylePr w:type="nwCell">
@@ -26520,9 +26732,9 @@
       </w:tcPr>
     </w:tblStylePr>
   </w:style>
-  <w:style w:type="table" w:styleId="114">
+  <w:style w:type="table" w:styleId="818">
     <w:name w:val="List Table 7 Colorful - Accent 4"/>
-    <w:basedOn w:val="11"/>
+    <w:basedOn w:val="715"/>
     <w:uiPriority w:val="99"/>
     <w:pPr>
       <w:pBdr/>
@@ -26555,8 +26767,8 @@
         <w:tblBorders/>
       </w:tblPr>
       <w:tcPr>
+        <w:tcBorders/>
         <w:shd w:val="clear" w:color="ffffff" w:themeColor="accent4" w:themeTint="40" w:fill="dfd8e8" w:themeFill="accent4" w:themeFillTint="40"/>
-        <w:tcBorders/>
       </w:tcPr>
     </w:tblStylePr>
     <w:tblStylePr w:type="band1Vert">
@@ -26569,8 +26781,8 @@
         <w:tblBorders/>
       </w:tblPr>
       <w:tcPr>
+        <w:tcBorders/>
         <w:shd w:val="clear" w:color="ffffff" w:themeColor="accent4" w:themeTint="40" w:fill="dfd8e8" w:themeFill="accent4" w:themeFillTint="40"/>
-        <w:tcBorders/>
       </w:tcPr>
     </w:tblStylePr>
     <w:tblStylePr w:type="band2Horz">
@@ -26621,13 +26833,13 @@
         <w:tblBorders/>
       </w:tblPr>
       <w:tcPr>
-        <w:shd w:color="ffffff"/>
         <w:tcBorders>
-          <w:top w:val="none"/>
-          <w:left w:val="none"/>
-          <w:bottom w:val="none"/>
+          <w:top w:val="none" w:color="000000" w:sz="4" w:space="0"/>
+          <w:left w:val="none" w:color="000000" w:sz="4" w:space="0"/>
+          <w:bottom w:val="none" w:color="000000" w:sz="4" w:space="0"/>
           <w:right w:val="single" w:color="000000" w:themeColor="accent4" w:themeTint="9A" w:sz="4" w:space="0"/>
         </w:tcBorders>
+        <w:shd w:val="clear" w:color="ffffff"/>
       </w:tcPr>
     </w:tblStylePr>
     <w:tblStylePr w:type="firstRow">
@@ -26646,13 +26858,13 @@
         <w:tblBorders/>
       </w:tblPr>
       <w:tcPr>
+        <w:tcBorders>
+          <w:top w:val="none" w:color="000000" w:sz="4" w:space="0"/>
+          <w:left w:val="none" w:color="000000" w:sz="4" w:space="0"/>
+          <w:bottom w:val="single" w:color="000000" w:themeColor="accent4" w:themeTint="9A" w:sz="4" w:space="0"/>
+          <w:right w:val="none" w:color="000000" w:sz="4" w:space="0"/>
+        </w:tcBorders>
         <w:shd w:val="clear" w:color="ffffff" w:themeColor="light1" w:fill="ffffff" w:themeFill="light1"/>
-        <w:tcBorders>
-          <w:top w:val="none"/>
-          <w:left w:val="none"/>
-          <w:bottom w:val="single" w:color="000000" w:themeColor="accent4" w:themeTint="9A" w:sz="4" w:space="0"/>
-          <w:right w:val="none"/>
-        </w:tcBorders>
       </w:tcPr>
     </w:tblStylePr>
     <w:tblStylePr w:type="lastCol">
@@ -26671,13 +26883,13 @@
         <w:tblBorders/>
       </w:tblPr>
       <w:tcPr>
-        <w:shd w:color="ffffff"/>
         <w:tcBorders>
-          <w:top w:val="none"/>
+          <w:top w:val="none" w:color="000000" w:sz="4" w:space="0"/>
           <w:left w:val="single" w:color="000000" w:themeColor="accent4" w:themeTint="9A" w:sz="4" w:space="0"/>
-          <w:bottom w:val="none"/>
-          <w:right w:val="none"/>
+          <w:bottom w:val="none" w:color="000000" w:sz="4" w:space="0"/>
+          <w:right w:val="none" w:color="000000" w:sz="4" w:space="0"/>
         </w:tcBorders>
+        <w:shd w:val="clear" w:color="ffffff"/>
       </w:tcPr>
     </w:tblStylePr>
     <w:tblStylePr w:type="lastRow">
@@ -26696,13 +26908,13 @@
         <w:tblBorders/>
       </w:tblPr>
       <w:tcPr>
-        <w:shd w:val="clear" w:color="ffffff" w:themeColor="light1" w:fill="ffffff" w:themeFill="light1"/>
         <w:tcBorders>
           <w:top w:val="single" w:color="000000" w:themeColor="accent4" w:themeTint="9A" w:sz="4" w:space="0"/>
-          <w:left w:val="none"/>
-          <w:bottom w:val="none"/>
-          <w:right w:val="none"/>
+          <w:left w:val="none" w:color="000000" w:sz="4" w:space="0"/>
+          <w:bottom w:val="none" w:color="000000" w:sz="4" w:space="0"/>
+          <w:right w:val="none" w:color="000000" w:sz="4" w:space="0"/>
         </w:tcBorders>
+        <w:shd w:val="clear" w:color="ffffff" w:themeColor="light1" w:fill="ffffff" w:themeFill="light1"/>
       </w:tcPr>
     </w:tblStylePr>
     <w:tblStylePr w:type="nwCell">
@@ -26776,9 +26988,9 @@
       </w:tcPr>
     </w:tblStylePr>
   </w:style>
-  <w:style w:type="table" w:styleId="115">
+  <w:style w:type="table" w:styleId="819">
     <w:name w:val="List Table 7 Colorful - Accent 5"/>
-    <w:basedOn w:val="11"/>
+    <w:basedOn w:val="715"/>
     <w:uiPriority w:val="99"/>
     <w:pPr>
       <w:pBdr/>
@@ -26811,8 +27023,8 @@
         <w:tblBorders/>
       </w:tblPr>
       <w:tcPr>
+        <w:tcBorders/>
         <w:shd w:val="clear" w:color="ffffff" w:themeColor="accent5" w:themeTint="40" w:fill="d2eaf1" w:themeFill="accent5" w:themeFillTint="40"/>
-        <w:tcBorders/>
       </w:tcPr>
     </w:tblStylePr>
     <w:tblStylePr w:type="band1Vert">
@@ -26825,8 +27037,8 @@
         <w:tblBorders/>
       </w:tblPr>
       <w:tcPr>
+        <w:tcBorders/>
         <w:shd w:val="clear" w:color="ffffff" w:themeColor="accent5" w:themeTint="40" w:fill="d2eaf1" w:themeFill="accent5" w:themeFillTint="40"/>
-        <w:tcBorders/>
       </w:tcPr>
     </w:tblStylePr>
     <w:tblStylePr w:type="band2Horz">
@@ -26877,13 +27089,13 @@
         <w:tblBorders/>
       </w:tblPr>
       <w:tcPr>
-        <w:shd w:color="ffffff"/>
         <w:tcBorders>
-          <w:top w:val="none"/>
-          <w:left w:val="none"/>
-          <w:bottom w:val="none"/>
+          <w:top w:val="none" w:color="000000" w:sz="4" w:space="0"/>
+          <w:left w:val="none" w:color="000000" w:sz="4" w:space="0"/>
+          <w:bottom w:val="none" w:color="000000" w:sz="4" w:space="0"/>
           <w:right w:val="single" w:color="000000" w:themeColor="accent5" w:themeTint="9A" w:sz="4" w:space="0"/>
         </w:tcBorders>
+        <w:shd w:val="clear" w:color="ffffff"/>
       </w:tcPr>
     </w:tblStylePr>
     <w:tblStylePr w:type="firstRow">
@@ -26902,13 +27114,13 @@
         <w:tblBorders/>
       </w:tblPr>
       <w:tcPr>
+        <w:tcBorders>
+          <w:top w:val="none" w:color="000000" w:sz="4" w:space="0"/>
+          <w:left w:val="none" w:color="000000" w:sz="4" w:space="0"/>
+          <w:bottom w:val="single" w:color="000000" w:themeColor="accent5" w:themeTint="9A" w:sz="4" w:space="0"/>
+          <w:right w:val="none" w:color="000000" w:sz="4" w:space="0"/>
+        </w:tcBorders>
         <w:shd w:val="clear" w:color="ffffff" w:themeColor="light1" w:fill="ffffff" w:themeFill="light1"/>
-        <w:tcBorders>
-          <w:top w:val="none"/>
-          <w:left w:val="none"/>
-          <w:bottom w:val="single" w:color="000000" w:themeColor="accent5" w:themeTint="9A" w:sz="4" w:space="0"/>
-          <w:right w:val="none"/>
-        </w:tcBorders>
       </w:tcPr>
     </w:tblStylePr>
     <w:tblStylePr w:type="lastCol">
@@ -26927,13 +27139,13 @@
         <w:tblBorders/>
       </w:tblPr>
       <w:tcPr>
-        <w:shd w:color="ffffff"/>
         <w:tcBorders>
-          <w:top w:val="none"/>
+          <w:top w:val="none" w:color="000000" w:sz="4" w:space="0"/>
           <w:left w:val="single" w:color="000000" w:themeColor="accent5" w:themeTint="9A" w:sz="4" w:space="0"/>
-          <w:bottom w:val="none"/>
-          <w:right w:val="none"/>
+          <w:bottom w:val="none" w:color="000000" w:sz="4" w:space="0"/>
+          <w:right w:val="none" w:color="000000" w:sz="4" w:space="0"/>
         </w:tcBorders>
+        <w:shd w:val="clear" w:color="ffffff"/>
       </w:tcPr>
     </w:tblStylePr>
     <w:tblStylePr w:type="lastRow">
@@ -26952,13 +27164,13 @@
         <w:tblBorders/>
       </w:tblPr>
       <w:tcPr>
-        <w:shd w:val="clear" w:color="ffffff" w:themeColor="light1" w:fill="ffffff" w:themeFill="light1"/>
         <w:tcBorders>
           <w:top w:val="single" w:color="000000" w:themeColor="accent5" w:themeTint="9A" w:sz="4" w:space="0"/>
-          <w:left w:val="none"/>
-          <w:bottom w:val="none"/>
-          <w:right w:val="none"/>
+          <w:left w:val="none" w:color="000000" w:sz="4" w:space="0"/>
+          <w:bottom w:val="none" w:color="000000" w:sz="4" w:space="0"/>
+          <w:right w:val="none" w:color="000000" w:sz="4" w:space="0"/>
         </w:tcBorders>
+        <w:shd w:val="clear" w:color="ffffff" w:themeColor="light1" w:fill="ffffff" w:themeFill="light1"/>
       </w:tcPr>
     </w:tblStylePr>
     <w:tblStylePr w:type="nwCell">
@@ -27032,9 +27244,9 @@
       </w:tcPr>
     </w:tblStylePr>
   </w:style>
-  <w:style w:type="table" w:styleId="116">
+  <w:style w:type="table" w:styleId="820">
     <w:name w:val="List Table 7 Colorful - Accent 6"/>
-    <w:basedOn w:val="11"/>
+    <w:basedOn w:val="715"/>
     <w:uiPriority w:val="99"/>
     <w:pPr>
       <w:pBdr/>
@@ -27067,8 +27279,8 @@
         <w:tblBorders/>
       </w:tblPr>
       <w:tcPr>
+        <w:tcBorders/>
         <w:shd w:val="clear" w:color="ffffff" w:themeColor="accent6" w:themeTint="40" w:fill="fde5d1" w:themeFill="accent6" w:themeFillTint="40"/>
-        <w:tcBorders/>
       </w:tcPr>
     </w:tblStylePr>
     <w:tblStylePr w:type="band1Vert">
@@ -27081,8 +27293,8 @@
         <w:tblBorders/>
       </w:tblPr>
       <w:tcPr>
+        <w:tcBorders/>
         <w:shd w:val="clear" w:color="ffffff" w:themeColor="accent6" w:themeTint="40" w:fill="fde5d1" w:themeFill="accent6" w:themeFillTint="40"/>
-        <w:tcBorders/>
       </w:tcPr>
     </w:tblStylePr>
     <w:tblStylePr w:type="band2Horz">
@@ -27133,13 +27345,13 @@
         <w:tblBorders/>
       </w:tblPr>
       <w:tcPr>
-        <w:shd w:color="ffffff"/>
         <w:tcBorders>
-          <w:top w:val="none"/>
-          <w:left w:val="none"/>
-          <w:bottom w:val="none"/>
+          <w:top w:val="none" w:color="000000" w:sz="4" w:space="0"/>
+          <w:left w:val="none" w:color="000000" w:sz="4" w:space="0"/>
+          <w:bottom w:val="none" w:color="000000" w:sz="4" w:space="0"/>
           <w:right w:val="single" w:color="000000" w:themeColor="accent6" w:themeTint="98" w:sz="4" w:space="0"/>
         </w:tcBorders>
+        <w:shd w:val="clear" w:color="ffffff"/>
       </w:tcPr>
     </w:tblStylePr>
     <w:tblStylePr w:type="firstRow">
@@ -27158,13 +27370,13 @@
         <w:tblBorders/>
       </w:tblPr>
       <w:tcPr>
+        <w:tcBorders>
+          <w:top w:val="none" w:color="000000" w:sz="4" w:space="0"/>
+          <w:left w:val="none" w:color="000000" w:sz="4" w:space="0"/>
+          <w:bottom w:val="single" w:color="000000" w:themeColor="accent6" w:themeTint="98" w:sz="4" w:space="0"/>
+          <w:right w:val="none" w:color="000000" w:sz="4" w:space="0"/>
+        </w:tcBorders>
         <w:shd w:val="clear" w:color="ffffff" w:themeColor="light1" w:fill="ffffff" w:themeFill="light1"/>
-        <w:tcBorders>
-          <w:top w:val="none"/>
-          <w:left w:val="none"/>
-          <w:bottom w:val="single" w:color="000000" w:themeColor="accent6" w:themeTint="98" w:sz="4" w:space="0"/>
-          <w:right w:val="none"/>
-        </w:tcBorders>
       </w:tcPr>
     </w:tblStylePr>
     <w:tblStylePr w:type="lastCol">
@@ -27183,13 +27395,13 @@
         <w:tblBorders/>
       </w:tblPr>
       <w:tcPr>
-        <w:shd w:color="ffffff"/>
         <w:tcBorders>
-          <w:top w:val="none"/>
+          <w:top w:val="none" w:color="000000" w:sz="4" w:space="0"/>
           <w:left w:val="single" w:color="000000" w:themeColor="accent6" w:themeTint="98" w:sz="4" w:space="0"/>
-          <w:bottom w:val="none"/>
-          <w:right w:val="none"/>
+          <w:bottom w:val="none" w:color="000000" w:sz="4" w:space="0"/>
+          <w:right w:val="none" w:color="000000" w:sz="4" w:space="0"/>
         </w:tcBorders>
+        <w:shd w:val="clear" w:color="ffffff"/>
       </w:tcPr>
     </w:tblStylePr>
     <w:tblStylePr w:type="lastRow">
@@ -27208,13 +27420,13 @@
         <w:tblBorders/>
       </w:tblPr>
       <w:tcPr>
-        <w:shd w:val="clear" w:color="ffffff" w:themeColor="light1" w:fill="ffffff" w:themeFill="light1"/>
         <w:tcBorders>
           <w:top w:val="single" w:color="000000" w:themeColor="accent6" w:themeTint="98" w:sz="4" w:space="0"/>
-          <w:left w:val="none"/>
-          <w:bottom w:val="none"/>
-          <w:right w:val="none"/>
+          <w:left w:val="none" w:color="000000" w:sz="4" w:space="0"/>
+          <w:bottom w:val="none" w:color="000000" w:sz="4" w:space="0"/>
+          <w:right w:val="none" w:color="000000" w:sz="4" w:space="0"/>
         </w:tcBorders>
+        <w:shd w:val="clear" w:color="ffffff" w:themeColor="light1" w:fill="ffffff" w:themeFill="light1"/>
       </w:tcPr>
     </w:tblStylePr>
     <w:tblStylePr w:type="nwCell">
@@ -27288,9 +27500,9 @@
       </w:tcPr>
     </w:tblStylePr>
   </w:style>
-  <w:style w:type="table" w:styleId="117">
+  <w:style w:type="table" w:styleId="821">
     <w:name w:val="Lined - Accent"/>
-    <w:basedOn w:val="11"/>
+    <w:basedOn w:val="715"/>
     <w:uiPriority w:val="99"/>
     <w:pPr>
       <w:pBdr/>
@@ -27360,8 +27572,8 @@
         <w:tblBorders/>
       </w:tblPr>
       <w:tcPr>
+        <w:tcBorders/>
         <w:shd w:val="clear" w:color="ffffff" w:themeColor="text1" w:themeTint="0D" w:fill="f2f2f2" w:themeFill="text1" w:themeFillTint="0D"/>
-        <w:tcBorders/>
       </w:tcPr>
     </w:tblStylePr>
     <w:tblStylePr w:type="band2Vert">
@@ -27379,8 +27591,8 @@
         <w:tblBorders/>
       </w:tblPr>
       <w:tcPr>
+        <w:tcBorders/>
         <w:shd w:val="clear" w:color="ffffff" w:themeColor="text1" w:themeTint="0D" w:fill="f2f2f2" w:themeFill="text1" w:themeFillTint="0D"/>
-        <w:tcBorders/>
       </w:tcPr>
     </w:tblStylePr>
     <w:tblStylePr w:type="firstCol">
@@ -27398,8 +27610,8 @@
         <w:tblBorders/>
       </w:tblPr>
       <w:tcPr>
+        <w:tcBorders/>
         <w:shd w:val="clear" w:color="ffffff" w:themeColor="text1" w:themeTint="80" w:fill="7f7f7f" w:themeFill="text1" w:themeFillTint="80"/>
-        <w:tcBorders/>
       </w:tcPr>
     </w:tblStylePr>
     <w:tblStylePr w:type="firstRow">
@@ -27417,8 +27629,8 @@
         <w:tblBorders/>
       </w:tblPr>
       <w:tcPr>
+        <w:tcBorders/>
         <w:shd w:val="clear" w:color="ffffff" w:themeColor="text1" w:themeTint="80" w:fill="7f7f7f" w:themeFill="text1" w:themeFillTint="80"/>
-        <w:tcBorders/>
       </w:tcPr>
     </w:tblStylePr>
     <w:tblStylePr w:type="lastCol">
@@ -27436,8 +27648,8 @@
         <w:tblBorders/>
       </w:tblPr>
       <w:tcPr>
+        <w:tcBorders/>
         <w:shd w:val="clear" w:color="ffffff" w:themeColor="text1" w:themeTint="80" w:fill="7f7f7f" w:themeFill="text1" w:themeFillTint="80"/>
-        <w:tcBorders/>
       </w:tcPr>
     </w:tblStylePr>
     <w:tblStylePr w:type="lastRow">
@@ -27455,8 +27667,8 @@
         <w:tblBorders/>
       </w:tblPr>
       <w:tcPr>
+        <w:tcBorders/>
         <w:shd w:val="clear" w:color="ffffff" w:themeColor="text1" w:themeTint="80" w:fill="7f7f7f" w:themeFill="text1" w:themeFillTint="80"/>
-        <w:tcBorders/>
       </w:tcPr>
     </w:tblStylePr>
     <w:tblStylePr w:type="nwCell">
@@ -27525,9 +27737,9 @@
       </w:tcPr>
     </w:tblStylePr>
   </w:style>
-  <w:style w:type="table" w:styleId="118">
+  <w:style w:type="table" w:styleId="822">
     <w:name w:val="Lined - Accent 1"/>
-    <w:basedOn w:val="11"/>
+    <w:basedOn w:val="715"/>
     <w:uiPriority w:val="99"/>
     <w:pPr>
       <w:pBdr/>
@@ -27597,8 +27809,8 @@
         <w:tblBorders/>
       </w:tblPr>
       <w:tcPr>
+        <w:tcBorders/>
         <w:shd w:val="clear" w:color="ffffff" w:themeColor="accent1" w:themeTint="50" w:fill="c8d7ea" w:themeFill="accent1" w:themeFillTint="50"/>
-        <w:tcBorders/>
       </w:tcPr>
     </w:tblStylePr>
     <w:tblStylePr w:type="band2Vert">
@@ -27616,8 +27828,8 @@
         <w:tblBorders/>
       </w:tblPr>
       <w:tcPr>
+        <w:tcBorders/>
         <w:shd w:val="clear" w:color="ffffff" w:themeColor="accent1" w:themeTint="50" w:fill="c8d7ea" w:themeFill="accent1" w:themeFillTint="50"/>
-        <w:tcBorders/>
       </w:tcPr>
     </w:tblStylePr>
     <w:tblStylePr w:type="firstCol">
@@ -27635,8 +27847,8 @@
         <w:tblBorders/>
       </w:tblPr>
       <w:tcPr>
+        <w:tcBorders/>
         <w:shd w:val="clear" w:color="ffffff" w:themeColor="accent1" w:themeTint="EA" w:fill="5d8bc2" w:themeFill="accent1" w:themeFillTint="EA"/>
-        <w:tcBorders/>
       </w:tcPr>
     </w:tblStylePr>
     <w:tblStylePr w:type="firstRow">
@@ -27654,8 +27866,8 @@
         <w:tblBorders/>
       </w:tblPr>
       <w:tcPr>
+        <w:tcBorders/>
         <w:shd w:val="clear" w:color="ffffff" w:themeColor="accent1" w:themeTint="EA" w:fill="5d8bc2" w:themeFill="accent1" w:themeFillTint="EA"/>
-        <w:tcBorders/>
       </w:tcPr>
     </w:tblStylePr>
     <w:tblStylePr w:type="lastCol">
@@ -27673,8 +27885,8 @@
         <w:tblBorders/>
       </w:tblPr>
       <w:tcPr>
+        <w:tcBorders/>
         <w:shd w:val="clear" w:color="ffffff" w:themeColor="accent1" w:themeTint="EA" w:fill="5d8bc2" w:themeFill="accent1" w:themeFillTint="EA"/>
-        <w:tcBorders/>
       </w:tcPr>
     </w:tblStylePr>
     <w:tblStylePr w:type="lastRow">
@@ -27692,8 +27904,8 @@
         <w:tblBorders/>
       </w:tblPr>
       <w:tcPr>
+        <w:tcBorders/>
         <w:shd w:val="clear" w:color="ffffff" w:themeColor="accent1" w:themeTint="EA" w:fill="5d8bc2" w:themeFill="accent1" w:themeFillTint="EA"/>
-        <w:tcBorders/>
       </w:tcPr>
     </w:tblStylePr>
     <w:tblStylePr w:type="nwCell">
@@ -27762,9 +27974,9 @@
       </w:tcPr>
     </w:tblStylePr>
   </w:style>
-  <w:style w:type="table" w:styleId="119">
+  <w:style w:type="table" w:styleId="823">
     <w:name w:val="Lined - Accent 2"/>
-    <w:basedOn w:val="11"/>
+    <w:basedOn w:val="715"/>
     <w:uiPriority w:val="99"/>
     <w:pPr>
       <w:pBdr/>
@@ -27834,8 +28046,8 @@
         <w:tblBorders/>
       </w:tblPr>
       <w:tcPr>
+        <w:tcBorders/>
         <w:shd w:val="clear" w:color="ffffff" w:themeColor="accent2" w:themeTint="32" w:fill="f3dddc" w:themeFill="accent2" w:themeFillTint="32"/>
-        <w:tcBorders/>
       </w:tcPr>
     </w:tblStylePr>
     <w:tblStylePr w:type="band2Vert">
@@ -27853,8 +28065,8 @@
         <w:tblBorders/>
       </w:tblPr>
       <w:tcPr>
+        <w:tcBorders/>
         <w:shd w:val="clear" w:color="ffffff" w:themeColor="accent2" w:themeTint="32" w:fill="f3dddc" w:themeFill="accent2" w:themeFillTint="32"/>
-        <w:tcBorders/>
       </w:tcPr>
     </w:tblStylePr>
     <w:tblStylePr w:type="firstCol">
@@ -27872,8 +28084,8 @@
         <w:tblBorders/>
       </w:tblPr>
       <w:tcPr>
+        <w:tcBorders/>
         <w:shd w:val="clear" w:color="ffffff" w:themeColor="accent2" w:themeTint="97" w:fill="da9796" w:themeFill="accent2" w:themeFillTint="97"/>
-        <w:tcBorders/>
       </w:tcPr>
     </w:tblStylePr>
     <w:tblStylePr w:type="firstRow">
@@ -27891,8 +28103,8 @@
         <w:tblBorders/>
       </w:tblPr>
       <w:tcPr>
+        <w:tcBorders/>
         <w:shd w:val="clear" w:color="ffffff" w:themeColor="accent2" w:themeTint="97" w:fill="da9796" w:themeFill="accent2" w:themeFillTint="97"/>
-        <w:tcBorders/>
       </w:tcPr>
     </w:tblStylePr>
     <w:tblStylePr w:type="lastCol">
@@ -27910,8 +28122,8 @@
         <w:tblBorders/>
       </w:tblPr>
       <w:tcPr>
+        <w:tcBorders/>
         <w:shd w:val="clear" w:color="ffffff" w:themeColor="accent2" w:themeTint="97" w:fill="da9796" w:themeFill="accent2" w:themeFillTint="97"/>
-        <w:tcBorders/>
       </w:tcPr>
     </w:tblStylePr>
     <w:tblStylePr w:type="lastRow">
@@ -27929,8 +28141,8 @@
         <w:tblBorders/>
       </w:tblPr>
       <w:tcPr>
+        <w:tcBorders/>
         <w:shd w:val="clear" w:color="ffffff" w:themeColor="accent2" w:themeTint="97" w:fill="da9796" w:themeFill="accent2" w:themeFillTint="97"/>
-        <w:tcBorders/>
       </w:tcPr>
     </w:tblStylePr>
     <w:tblStylePr w:type="nwCell">
@@ -27999,9 +28211,9 @@
       </w:tcPr>
     </w:tblStylePr>
   </w:style>
-  <w:style w:type="table" w:styleId="120">
+  <w:style w:type="table" w:styleId="824">
     <w:name w:val="Lined - Accent 3"/>
-    <w:basedOn w:val="11"/>
+    <w:basedOn w:val="715"/>
     <w:uiPriority w:val="99"/>
     <w:pPr>
       <w:pBdr/>
@@ -28071,8 +28283,8 @@
         <w:tblBorders/>
       </w:tblPr>
       <w:tcPr>
+        <w:tcBorders/>
         <w:shd w:val="clear" w:color="ffffff" w:themeColor="accent3" w:themeTint="34" w:fill="ebf1dd" w:themeFill="accent3" w:themeFillTint="34"/>
-        <w:tcBorders/>
       </w:tcPr>
     </w:tblStylePr>
     <w:tblStylePr w:type="band2Vert">
@@ -28090,8 +28302,8 @@
         <w:tblBorders/>
       </w:tblPr>
       <w:tcPr>
+        <w:tcBorders/>
         <w:shd w:val="clear" w:color="ffffff" w:themeColor="accent3" w:themeTint="34" w:fill="ebf1dd" w:themeFill="accent3" w:themeFillTint="34"/>
-        <w:tcBorders/>
       </w:tcPr>
     </w:tblStylePr>
     <w:tblStylePr w:type="firstCol">
@@ -28109,8 +28321,8 @@
         <w:tblBorders/>
       </w:tblPr>
       <w:tcPr>
+        <w:tcBorders/>
         <w:shd w:val="clear" w:color="ffffff" w:themeColor="accent3" w:themeTint="FE" w:fill="9bbb5a" w:themeFill="accent3" w:themeFillTint="FE"/>
-        <w:tcBorders/>
       </w:tcPr>
     </w:tblStylePr>
     <w:tblStylePr w:type="firstRow">
@@ -28128,8 +28340,8 @@
         <w:tblBorders/>
       </w:tblPr>
       <w:tcPr>
+        <w:tcBorders/>
         <w:shd w:val="clear" w:color="ffffff" w:themeColor="accent3" w:themeTint="FE" w:fill="9bbb5a" w:themeFill="accent3" w:themeFillTint="FE"/>
-        <w:tcBorders/>
       </w:tcPr>
     </w:tblStylePr>
     <w:tblStylePr w:type="lastCol">
@@ -28147,8 +28359,8 @@
         <w:tblBorders/>
       </w:tblPr>
       <w:tcPr>
+        <w:tcBorders/>
         <w:shd w:val="clear" w:color="ffffff" w:themeColor="accent3" w:themeTint="FE" w:fill="9bbb5a" w:themeFill="accent3" w:themeFillTint="FE"/>
-        <w:tcBorders/>
       </w:tcPr>
     </w:tblStylePr>
     <w:tblStylePr w:type="lastRow">
@@ -28166,8 +28378,8 @@
         <w:tblBorders/>
       </w:tblPr>
       <w:tcPr>
+        <w:tcBorders/>
         <w:shd w:val="clear" w:color="ffffff" w:themeColor="accent3" w:themeTint="FE" w:fill="9bbb5a" w:themeFill="accent3" w:themeFillTint="FE"/>
-        <w:tcBorders/>
       </w:tcPr>
     </w:tblStylePr>
     <w:tblStylePr w:type="nwCell">
@@ -28236,9 +28448,9 @@
       </w:tcPr>
     </w:tblStylePr>
   </w:style>
-  <w:style w:type="table" w:styleId="121">
+  <w:style w:type="table" w:styleId="825">
     <w:name w:val="Lined - Accent 4"/>
-    <w:basedOn w:val="11"/>
+    <w:basedOn w:val="715"/>
     <w:uiPriority w:val="99"/>
     <w:pPr>
       <w:pBdr/>
@@ -28308,8 +28520,8 @@
         <w:tblBorders/>
       </w:tblPr>
       <w:tcPr>
+        <w:tcBorders/>
         <w:shd w:val="clear" w:color="ffffff" w:themeColor="accent4" w:themeTint="34" w:fill="e5dfec" w:themeFill="accent4" w:themeFillTint="34"/>
-        <w:tcBorders/>
       </w:tcPr>
     </w:tblStylePr>
     <w:tblStylePr w:type="band2Vert">
@@ -28327,8 +28539,8 @@
         <w:tblBorders/>
       </w:tblPr>
       <w:tcPr>
+        <w:tcBorders/>
         <w:shd w:val="clear" w:color="ffffff" w:themeColor="accent4" w:themeTint="34" w:fill="e5dfec" w:themeFill="accent4" w:themeFillTint="34"/>
-        <w:tcBorders/>
       </w:tcPr>
     </w:tblStylePr>
     <w:tblStylePr w:type="firstCol">
@@ -28346,8 +28558,8 @@
         <w:tblBorders/>
       </w:tblPr>
       <w:tcPr>
+        <w:tcBorders/>
         <w:shd w:val="clear" w:color="ffffff" w:themeColor="accent4" w:themeTint="9A" w:fill="b2a1c7" w:themeFill="accent4" w:themeFillTint="9A"/>
-        <w:tcBorders/>
       </w:tcPr>
     </w:tblStylePr>
     <w:tblStylePr w:type="firstRow">
@@ -28365,8 +28577,8 @@
         <w:tblBorders/>
       </w:tblPr>
       <w:tcPr>
+        <w:tcBorders/>
         <w:shd w:val="clear" w:color="ffffff" w:themeColor="accent4" w:themeTint="9A" w:fill="b2a1c7" w:themeFill="accent4" w:themeFillTint="9A"/>
-        <w:tcBorders/>
       </w:tcPr>
     </w:tblStylePr>
     <w:tblStylePr w:type="lastCol">
@@ -28384,8 +28596,8 @@
         <w:tblBorders/>
       </w:tblPr>
       <w:tcPr>
+        <w:tcBorders/>
         <w:shd w:val="clear" w:color="ffffff" w:themeColor="accent4" w:themeTint="9A" w:fill="b2a1c7" w:themeFill="accent4" w:themeFillTint="9A"/>
-        <w:tcBorders/>
       </w:tcPr>
     </w:tblStylePr>
     <w:tblStylePr w:type="lastRow">
@@ -28403,8 +28615,8 @@
         <w:tblBorders/>
       </w:tblPr>
       <w:tcPr>
+        <w:tcBorders/>
         <w:shd w:val="clear" w:color="ffffff" w:themeColor="accent4" w:themeTint="9A" w:fill="b2a1c7" w:themeFill="accent4" w:themeFillTint="9A"/>
-        <w:tcBorders/>
       </w:tcPr>
     </w:tblStylePr>
     <w:tblStylePr w:type="nwCell">
@@ -28473,9 +28685,9 @@
       </w:tcPr>
     </w:tblStylePr>
   </w:style>
-  <w:style w:type="table" w:styleId="122">
+  <w:style w:type="table" w:styleId="826">
     <w:name w:val="Lined - Accent 5"/>
-    <w:basedOn w:val="11"/>
+    <w:basedOn w:val="715"/>
     <w:uiPriority w:val="99"/>
     <w:pPr>
       <w:pBdr/>
@@ -28545,8 +28757,8 @@
         <w:tblBorders/>
       </w:tblPr>
       <w:tcPr>
+        <w:tcBorders/>
         <w:shd w:val="clear" w:color="ffffff" w:themeColor="accent5" w:themeTint="34" w:fill="daeef3" w:themeFill="accent5" w:themeFillTint="34"/>
-        <w:tcBorders/>
       </w:tcPr>
     </w:tblStylePr>
     <w:tblStylePr w:type="band2Vert">
@@ -28564,8 +28776,8 @@
         <w:tblBorders/>
       </w:tblPr>
       <w:tcPr>
+        <w:tcBorders/>
         <w:shd w:val="clear" w:color="ffffff" w:themeColor="accent5" w:themeTint="34" w:fill="daeef3" w:themeFill="accent5" w:themeFillTint="34"/>
-        <w:tcBorders/>
       </w:tcPr>
     </w:tblStylePr>
     <w:tblStylePr w:type="firstCol">
@@ -28583,8 +28795,8 @@
         <w:tblBorders/>
       </w:tblPr>
       <w:tcPr>
+        <w:tcBorders/>
         <w:shd w:val="clear" w:color="ffffff" w:themeColor="accent5" w:fill="4bacc6" w:themeFill="accent5"/>
-        <w:tcBorders/>
       </w:tcPr>
     </w:tblStylePr>
     <w:tblStylePr w:type="firstRow">
@@ -28602,8 +28814,8 @@
         <w:tblBorders/>
       </w:tblPr>
       <w:tcPr>
+        <w:tcBorders/>
         <w:shd w:val="clear" w:color="ffffff" w:themeColor="accent5" w:fill="4bacc6" w:themeFill="accent5"/>
-        <w:tcBorders/>
       </w:tcPr>
     </w:tblStylePr>
     <w:tblStylePr w:type="lastCol">
@@ -28621,8 +28833,8 @@
         <w:tblBorders/>
       </w:tblPr>
       <w:tcPr>
+        <w:tcBorders/>
         <w:shd w:val="clear" w:color="ffffff" w:themeColor="accent5" w:fill="4bacc6" w:themeFill="accent5"/>
-        <w:tcBorders/>
       </w:tcPr>
     </w:tblStylePr>
     <w:tblStylePr w:type="lastRow">
@@ -28640,8 +28852,8 @@
         <w:tblBorders/>
       </w:tblPr>
       <w:tcPr>
+        <w:tcBorders/>
         <w:shd w:val="clear" w:color="ffffff" w:themeColor="accent5" w:fill="4bacc6" w:themeFill="accent5"/>
-        <w:tcBorders/>
       </w:tcPr>
     </w:tblStylePr>
     <w:tblStylePr w:type="nwCell">
@@ -28710,9 +28922,9 @@
       </w:tcPr>
     </w:tblStylePr>
   </w:style>
-  <w:style w:type="table" w:styleId="123">
+  <w:style w:type="table" w:styleId="827">
     <w:name w:val="Lined - Accent 6"/>
-    <w:basedOn w:val="11"/>
+    <w:basedOn w:val="715"/>
     <w:uiPriority w:val="99"/>
     <w:pPr>
       <w:pBdr/>
@@ -28782,8 +28994,8 @@
         <w:tblBorders/>
       </w:tblPr>
       <w:tcPr>
+        <w:tcBorders/>
         <w:shd w:val="clear" w:color="ffffff" w:themeColor="accent6" w:themeTint="34" w:fill="fdead9" w:themeFill="accent6" w:themeFillTint="34"/>
-        <w:tcBorders/>
       </w:tcPr>
     </w:tblStylePr>
     <w:tblStylePr w:type="band2Vert">
@@ -28801,8 +29013,8 @@
         <w:tblBorders/>
       </w:tblPr>
       <w:tcPr>
+        <w:tcBorders/>
         <w:shd w:val="clear" w:color="ffffff" w:themeColor="accent6" w:themeTint="34" w:fill="fdead9" w:themeFill="accent6" w:themeFillTint="34"/>
-        <w:tcBorders/>
       </w:tcPr>
     </w:tblStylePr>
     <w:tblStylePr w:type="firstCol">
@@ -28820,8 +29032,8 @@
         <w:tblBorders/>
       </w:tblPr>
       <w:tcPr>
+        <w:tcBorders/>
         <w:shd w:val="clear" w:color="ffffff" w:themeColor="accent6" w:fill="f79646" w:themeFill="accent6"/>
-        <w:tcBorders/>
       </w:tcPr>
     </w:tblStylePr>
     <w:tblStylePr w:type="firstRow">
@@ -28839,8 +29051,8 @@
         <w:tblBorders/>
       </w:tblPr>
       <w:tcPr>
+        <w:tcBorders/>
         <w:shd w:val="clear" w:color="ffffff" w:themeColor="accent6" w:fill="f79646" w:themeFill="accent6"/>
-        <w:tcBorders/>
       </w:tcPr>
     </w:tblStylePr>
     <w:tblStylePr w:type="lastCol">
@@ -28858,8 +29070,8 @@
         <w:tblBorders/>
       </w:tblPr>
       <w:tcPr>
+        <w:tcBorders/>
         <w:shd w:val="clear" w:color="ffffff" w:themeColor="accent6" w:fill="f79646" w:themeFill="accent6"/>
-        <w:tcBorders/>
       </w:tcPr>
     </w:tblStylePr>
     <w:tblStylePr w:type="lastRow">
@@ -28877,8 +29089,8 @@
         <w:tblBorders/>
       </w:tblPr>
       <w:tcPr>
+        <w:tcBorders/>
         <w:shd w:val="clear" w:color="ffffff" w:themeColor="accent6" w:fill="f79646" w:themeFill="accent6"/>
-        <w:tcBorders/>
       </w:tcPr>
     </w:tblStylePr>
     <w:tblStylePr w:type="nwCell">
@@ -28947,9 +29159,9 @@
       </w:tcPr>
     </w:tblStylePr>
   </w:style>
-  <w:style w:type="table" w:styleId="124">
+  <w:style w:type="table" w:styleId="828">
     <w:name w:val="Bordered &amp; Lined - Accent"/>
-    <w:basedOn w:val="11"/>
+    <w:basedOn w:val="715"/>
     <w:uiPriority w:val="99"/>
     <w:pPr>
       <w:pBdr/>
@@ -29026,8 +29238,8 @@
         <w:tblBorders/>
       </w:tblPr>
       <w:tcPr>
+        <w:tcBorders/>
         <w:shd w:val="clear" w:color="ffffff" w:themeColor="text1" w:themeTint="0D" w:fill="f2f2f2" w:themeFill="text1" w:themeFillTint="0D"/>
-        <w:tcBorders/>
       </w:tcPr>
     </w:tblStylePr>
     <w:tblStylePr w:type="band2Vert">
@@ -29045,8 +29257,8 @@
         <w:tblBorders/>
       </w:tblPr>
       <w:tcPr>
+        <w:tcBorders/>
         <w:shd w:val="clear" w:color="ffffff" w:themeColor="text1" w:themeTint="0D" w:fill="f2f2f2" w:themeFill="text1" w:themeFillTint="0D"/>
-        <w:tcBorders/>
       </w:tcPr>
     </w:tblStylePr>
     <w:tblStylePr w:type="firstCol">
@@ -29064,8 +29276,8 @@
         <w:tblBorders/>
       </w:tblPr>
       <w:tcPr>
+        <w:tcBorders/>
         <w:shd w:val="clear" w:color="ffffff" w:themeColor="text1" w:themeTint="80" w:fill="7f7f7f" w:themeFill="text1" w:themeFillTint="80"/>
-        <w:tcBorders/>
       </w:tcPr>
     </w:tblStylePr>
     <w:tblStylePr w:type="firstRow">
@@ -29083,8 +29295,8 @@
         <w:tblBorders/>
       </w:tblPr>
       <w:tcPr>
+        <w:tcBorders/>
         <w:shd w:val="clear" w:color="ffffff" w:themeColor="text1" w:themeTint="80" w:fill="7f7f7f" w:themeFill="text1" w:themeFillTint="80"/>
-        <w:tcBorders/>
       </w:tcPr>
     </w:tblStylePr>
     <w:tblStylePr w:type="lastCol">
@@ -29102,8 +29314,8 @@
         <w:tblBorders/>
       </w:tblPr>
       <w:tcPr>
+        <w:tcBorders/>
         <w:shd w:val="clear" w:color="ffffff" w:themeColor="text1" w:themeTint="80" w:fill="7f7f7f" w:themeFill="text1" w:themeFillTint="80"/>
-        <w:tcBorders/>
       </w:tcPr>
     </w:tblStylePr>
     <w:tblStylePr w:type="lastRow">
@@ -29121,8 +29333,8 @@
         <w:tblBorders/>
       </w:tblPr>
       <w:tcPr>
+        <w:tcBorders/>
         <w:shd w:val="clear" w:color="ffffff" w:themeColor="text1" w:themeTint="80" w:fill="7f7f7f" w:themeFill="text1" w:themeFillTint="80"/>
-        <w:tcBorders/>
       </w:tcPr>
     </w:tblStylePr>
     <w:tblStylePr w:type="nwCell">
@@ -29191,9 +29403,9 @@
       </w:tcPr>
     </w:tblStylePr>
   </w:style>
-  <w:style w:type="table" w:styleId="125">
+  <w:style w:type="table" w:styleId="829">
     <w:name w:val="Bordered &amp; Lined - Accent 1"/>
-    <w:basedOn w:val="11"/>
+    <w:basedOn w:val="715"/>
     <w:uiPriority w:val="99"/>
     <w:pPr>
       <w:pBdr/>
@@ -29270,8 +29482,8 @@
         <w:tblBorders/>
       </w:tblPr>
       <w:tcPr>
+        <w:tcBorders/>
         <w:shd w:val="clear" w:color="ffffff" w:themeColor="accent1" w:themeTint="50" w:fill="c8d7ea" w:themeFill="accent1" w:themeFillTint="50"/>
-        <w:tcBorders/>
       </w:tcPr>
     </w:tblStylePr>
     <w:tblStylePr w:type="band2Vert">
@@ -29289,8 +29501,8 @@
         <w:tblBorders/>
       </w:tblPr>
       <w:tcPr>
+        <w:tcBorders/>
         <w:shd w:val="clear" w:color="ffffff" w:themeColor="accent1" w:themeTint="50" w:fill="c8d7ea" w:themeFill="accent1" w:themeFillTint="50"/>
-        <w:tcBorders/>
       </w:tcPr>
     </w:tblStylePr>
     <w:tblStylePr w:type="firstCol">
@@ -29308,8 +29520,8 @@
         <w:tblBorders/>
       </w:tblPr>
       <w:tcPr>
+        <w:tcBorders/>
         <w:shd w:val="clear" w:color="ffffff" w:themeColor="accent1" w:themeTint="EA" w:fill="5d8bc2" w:themeFill="accent1" w:themeFillTint="EA"/>
-        <w:tcBorders/>
       </w:tcPr>
     </w:tblStylePr>
     <w:tblStylePr w:type="firstRow">
@@ -29327,8 +29539,8 @@
         <w:tblBorders/>
       </w:tblPr>
       <w:tcPr>
+        <w:tcBorders/>
         <w:shd w:val="clear" w:color="ffffff" w:themeColor="accent1" w:themeTint="EA" w:fill="5d8bc2" w:themeFill="accent1" w:themeFillTint="EA"/>
-        <w:tcBorders/>
       </w:tcPr>
     </w:tblStylePr>
     <w:tblStylePr w:type="lastCol">
@@ -29346,8 +29558,8 @@
         <w:tblBorders/>
       </w:tblPr>
       <w:tcPr>
+        <w:tcBorders/>
         <w:shd w:val="clear" w:color="ffffff" w:themeColor="accent1" w:themeTint="EA" w:fill="5d8bc2" w:themeFill="accent1" w:themeFillTint="EA"/>
-        <w:tcBorders/>
       </w:tcPr>
     </w:tblStylePr>
     <w:tblStylePr w:type="lastRow">
@@ -29365,8 +29577,8 @@
         <w:tblBorders/>
       </w:tblPr>
       <w:tcPr>
+        <w:tcBorders/>
         <w:shd w:val="clear" w:color="ffffff" w:themeColor="accent1" w:themeTint="EA" w:fill="5d8bc2" w:themeFill="accent1" w:themeFillTint="EA"/>
-        <w:tcBorders/>
       </w:tcPr>
     </w:tblStylePr>
     <w:tblStylePr w:type="nwCell">
@@ -29435,9 +29647,9 @@
       </w:tcPr>
     </w:tblStylePr>
   </w:style>
-  <w:style w:type="table" w:styleId="126">
+  <w:style w:type="table" w:styleId="830">
     <w:name w:val="Bordered &amp; Lined - Accent 2"/>
-    <w:basedOn w:val="11"/>
+    <w:basedOn w:val="715"/>
     <w:uiPriority w:val="99"/>
     <w:pPr>
       <w:pBdr/>
@@ -29514,8 +29726,8 @@
         <w:tblBorders/>
       </w:tblPr>
       <w:tcPr>
+        <w:tcBorders/>
         <w:shd w:val="clear" w:color="ffffff" w:themeColor="accent2" w:themeTint="32" w:fill="f3dddc" w:themeFill="accent2" w:themeFillTint="32"/>
-        <w:tcBorders/>
       </w:tcPr>
     </w:tblStylePr>
     <w:tblStylePr w:type="band2Vert">
@@ -29533,8 +29745,8 @@
         <w:tblBorders/>
       </w:tblPr>
       <w:tcPr>
+        <w:tcBorders/>
         <w:shd w:val="clear" w:color="ffffff" w:themeColor="accent2" w:themeTint="32" w:fill="f3dddc" w:themeFill="accent2" w:themeFillTint="32"/>
-        <w:tcBorders/>
       </w:tcPr>
     </w:tblStylePr>
     <w:tblStylePr w:type="firstCol">
@@ -29552,8 +29764,8 @@
         <w:tblBorders/>
       </w:tblPr>
       <w:tcPr>
+        <w:tcBorders/>
         <w:shd w:val="clear" w:color="ffffff" w:themeColor="accent2" w:themeTint="97" w:fill="da9796" w:themeFill="accent2" w:themeFillTint="97"/>
-        <w:tcBorders/>
       </w:tcPr>
     </w:tblStylePr>
     <w:tblStylePr w:type="firstRow">
@@ -29571,8 +29783,8 @@
         <w:tblBorders/>
       </w:tblPr>
       <w:tcPr>
+        <w:tcBorders/>
         <w:shd w:val="clear" w:color="ffffff" w:themeColor="accent2" w:themeTint="97" w:fill="da9796" w:themeFill="accent2" w:themeFillTint="97"/>
-        <w:tcBorders/>
       </w:tcPr>
     </w:tblStylePr>
     <w:tblStylePr w:type="lastCol">
@@ -29590,8 +29802,8 @@
         <w:tblBorders/>
       </w:tblPr>
       <w:tcPr>
+        <w:tcBorders/>
         <w:shd w:val="clear" w:color="ffffff" w:themeColor="accent2" w:themeTint="97" w:fill="da9796" w:themeFill="accent2" w:themeFillTint="97"/>
-        <w:tcBorders/>
       </w:tcPr>
     </w:tblStylePr>
     <w:tblStylePr w:type="lastRow">
@@ -29609,8 +29821,8 @@
         <w:tblBorders/>
       </w:tblPr>
       <w:tcPr>
+        <w:tcBorders/>
         <w:shd w:val="clear" w:color="ffffff" w:themeColor="accent2" w:themeTint="97" w:fill="da9796" w:themeFill="accent2" w:themeFillTint="97"/>
-        <w:tcBorders/>
       </w:tcPr>
     </w:tblStylePr>
     <w:tblStylePr w:type="nwCell">
@@ -29679,9 +29891,9 @@
       </w:tcPr>
     </w:tblStylePr>
   </w:style>
-  <w:style w:type="table" w:styleId="127">
+  <w:style w:type="table" w:styleId="831">
     <w:name w:val="Bordered &amp; Lined - Accent 3"/>
-    <w:basedOn w:val="11"/>
+    <w:basedOn w:val="715"/>
     <w:uiPriority w:val="99"/>
     <w:pPr>
       <w:pBdr/>
@@ -29758,8 +29970,8 @@
         <w:tblBorders/>
       </w:tblPr>
       <w:tcPr>
+        <w:tcBorders/>
         <w:shd w:val="clear" w:color="ffffff" w:themeColor="accent3" w:themeTint="34" w:fill="ebf1dd" w:themeFill="accent3" w:themeFillTint="34"/>
-        <w:tcBorders/>
       </w:tcPr>
     </w:tblStylePr>
     <w:tblStylePr w:type="band2Vert">
@@ -29777,8 +29989,8 @@
         <w:tblBorders/>
       </w:tblPr>
       <w:tcPr>
+        <w:tcBorders/>
         <w:shd w:val="clear" w:color="ffffff" w:themeColor="accent3" w:themeTint="34" w:fill="ebf1dd" w:themeFill="accent3" w:themeFillTint="34"/>
-        <w:tcBorders/>
       </w:tcPr>
     </w:tblStylePr>
     <w:tblStylePr w:type="firstCol">
@@ -29796,8 +30008,8 @@
         <w:tblBorders/>
       </w:tblPr>
       <w:tcPr>
+        <w:tcBorders/>
         <w:shd w:val="clear" w:color="ffffff" w:themeColor="accent3" w:themeTint="FE" w:fill="9bbb5a" w:themeFill="accent3" w:themeFillTint="FE"/>
-        <w:tcBorders/>
       </w:tcPr>
     </w:tblStylePr>
     <w:tblStylePr w:type="firstRow">
@@ -29815,8 +30027,8 @@
         <w:tblBorders/>
       </w:tblPr>
       <w:tcPr>
+        <w:tcBorders/>
         <w:shd w:val="clear" w:color="ffffff" w:themeColor="accent3" w:themeTint="FE" w:fill="9bbb5a" w:themeFill="accent3" w:themeFillTint="FE"/>
-        <w:tcBorders/>
       </w:tcPr>
     </w:tblStylePr>
     <w:tblStylePr w:type="lastCol">
@@ -29834,8 +30046,8 @@
         <w:tblBorders/>
       </w:tblPr>
       <w:tcPr>
+        <w:tcBorders/>
         <w:shd w:val="clear" w:color="ffffff" w:themeColor="accent3" w:themeTint="FE" w:fill="9bbb5a" w:themeFill="accent3" w:themeFillTint="FE"/>
-        <w:tcBorders/>
       </w:tcPr>
     </w:tblStylePr>
     <w:tblStylePr w:type="lastRow">
@@ -29853,8 +30065,8 @@
         <w:tblBorders/>
       </w:tblPr>
       <w:tcPr>
+        <w:tcBorders/>
         <w:shd w:val="clear" w:color="ffffff" w:themeColor="accent3" w:themeTint="FE" w:fill="9bbb5a" w:themeFill="accent3" w:themeFillTint="FE"/>
-        <w:tcBorders/>
       </w:tcPr>
     </w:tblStylePr>
     <w:tblStylePr w:type="nwCell">
@@ -29923,9 +30135,9 @@
       </w:tcPr>
     </w:tblStylePr>
   </w:style>
-  <w:style w:type="table" w:styleId="128">
+  <w:style w:type="table" w:styleId="832">
     <w:name w:val="Bordered &amp; Lined - Accent 4"/>
-    <w:basedOn w:val="11"/>
+    <w:basedOn w:val="715"/>
     <w:uiPriority w:val="99"/>
     <w:pPr>
       <w:pBdr/>
@@ -30002,8 +30214,8 @@
         <w:tblBorders/>
       </w:tblPr>
       <w:tcPr>
+        <w:tcBorders/>
         <w:shd w:val="clear" w:color="ffffff" w:themeColor="accent4" w:themeTint="34" w:fill="e5dfec" w:themeFill="accent4" w:themeFillTint="34"/>
-        <w:tcBorders/>
       </w:tcPr>
     </w:tblStylePr>
     <w:tblStylePr w:type="band2Vert">
@@ -30021,8 +30233,8 @@
         <w:tblBorders/>
       </w:tblPr>
       <w:tcPr>
+        <w:tcBorders/>
         <w:shd w:val="clear" w:color="ffffff" w:themeColor="accent4" w:themeTint="34" w:fill="e5dfec" w:themeFill="accent4" w:themeFillTint="34"/>
-        <w:tcBorders/>
       </w:tcPr>
     </w:tblStylePr>
     <w:tblStylePr w:type="firstCol">
@@ -30040,8 +30252,8 @@
         <w:tblBorders/>
       </w:tblPr>
       <w:tcPr>
+        <w:tcBorders/>
         <w:shd w:val="clear" w:color="ffffff" w:themeColor="accent4" w:themeTint="9A" w:fill="b2a1c7" w:themeFill="accent4" w:themeFillTint="9A"/>
-        <w:tcBorders/>
       </w:tcPr>
     </w:tblStylePr>
     <w:tblStylePr w:type="firstRow">
@@ -30059,8 +30271,8 @@
         <w:tblBorders/>
       </w:tblPr>
       <w:tcPr>
+        <w:tcBorders/>
         <w:shd w:val="clear" w:color="ffffff" w:themeColor="accent4" w:themeTint="9A" w:fill="b2a1c7" w:themeFill="accent4" w:themeFillTint="9A"/>
-        <w:tcBorders/>
       </w:tcPr>
     </w:tblStylePr>
     <w:tblStylePr w:type="lastCol">
@@ -30078,8 +30290,8 @@
         <w:tblBorders/>
       </w:tblPr>
       <w:tcPr>
+        <w:tcBorders/>
         <w:shd w:val="clear" w:color="ffffff" w:themeColor="accent4" w:themeTint="9A" w:fill="b2a1c7" w:themeFill="accent4" w:themeFillTint="9A"/>
-        <w:tcBorders/>
       </w:tcPr>
     </w:tblStylePr>
     <w:tblStylePr w:type="lastRow">
@@ -30097,8 +30309,8 @@
         <w:tblBorders/>
       </w:tblPr>
       <w:tcPr>
+        <w:tcBorders/>
         <w:shd w:val="clear" w:color="ffffff" w:themeColor="accent4" w:themeTint="9A" w:fill="b2a1c7" w:themeFill="accent4" w:themeFillTint="9A"/>
-        <w:tcBorders/>
       </w:tcPr>
     </w:tblStylePr>
     <w:tblStylePr w:type="nwCell">
@@ -30167,9 +30379,9 @@
       </w:tcPr>
     </w:tblStylePr>
   </w:style>
-  <w:style w:type="table" w:styleId="129">
+  <w:style w:type="table" w:styleId="833">
     <w:name w:val="Bordered &amp; Lined - Accent 5"/>
-    <w:basedOn w:val="11"/>
+    <w:basedOn w:val="715"/>
     <w:uiPriority w:val="99"/>
     <w:pPr>
       <w:pBdr/>
@@ -30246,8 +30458,8 @@
         <w:tblBorders/>
       </w:tblPr>
       <w:tcPr>
+        <w:tcBorders/>
         <w:shd w:val="clear" w:color="ffffff" w:themeColor="accent5" w:themeTint="34" w:fill="daeef3" w:themeFill="accent5" w:themeFillTint="34"/>
-        <w:tcBorders/>
       </w:tcPr>
     </w:tblStylePr>
     <w:tblStylePr w:type="band2Vert">
@@ -30265,8 +30477,8 @@
         <w:tblBorders/>
       </w:tblPr>
       <w:tcPr>
+        <w:tcBorders/>
         <w:shd w:val="clear" w:color="ffffff" w:themeColor="accent5" w:themeTint="34" w:fill="daeef3" w:themeFill="accent5" w:themeFillTint="34"/>
-        <w:tcBorders/>
       </w:tcPr>
     </w:tblStylePr>
     <w:tblStylePr w:type="firstCol">
@@ -30284,8 +30496,8 @@
         <w:tblBorders/>
       </w:tblPr>
       <w:tcPr>
+        <w:tcBorders/>
         <w:shd w:val="clear" w:color="ffffff" w:themeColor="accent5" w:fill="4bacc6" w:themeFill="accent5"/>
-        <w:tcBorders/>
       </w:tcPr>
     </w:tblStylePr>
     <w:tblStylePr w:type="firstRow">
@@ -30303,8 +30515,8 @@
         <w:tblBorders/>
       </w:tblPr>
       <w:tcPr>
+        <w:tcBorders/>
         <w:shd w:val="clear" w:color="ffffff" w:themeColor="accent5" w:fill="4bacc6" w:themeFill="accent5"/>
-        <w:tcBorders/>
       </w:tcPr>
     </w:tblStylePr>
     <w:tblStylePr w:type="lastCol">
@@ -30322,8 +30534,8 @@
         <w:tblBorders/>
       </w:tblPr>
       <w:tcPr>
+        <w:tcBorders/>
         <w:shd w:val="clear" w:color="ffffff" w:themeColor="accent5" w:fill="4bacc6" w:themeFill="accent5"/>
-        <w:tcBorders/>
       </w:tcPr>
     </w:tblStylePr>
     <w:tblStylePr w:type="lastRow">
@@ -30341,8 +30553,8 @@
         <w:tblBorders/>
       </w:tblPr>
       <w:tcPr>
+        <w:tcBorders/>
         <w:shd w:val="clear" w:color="ffffff" w:themeColor="accent5" w:fill="4bacc6" w:themeFill="accent5"/>
-        <w:tcBorders/>
       </w:tcPr>
     </w:tblStylePr>
     <w:tblStylePr w:type="nwCell">
@@ -30411,9 +30623,9 @@
       </w:tcPr>
     </w:tblStylePr>
   </w:style>
-  <w:style w:type="table" w:styleId="130">
+  <w:style w:type="table" w:styleId="834">
     <w:name w:val="Bordered &amp; Lined - Accent 6"/>
-    <w:basedOn w:val="11"/>
+    <w:basedOn w:val="715"/>
     <w:uiPriority w:val="99"/>
     <w:pPr>
       <w:pBdr/>
@@ -30490,8 +30702,8 @@
         <w:tblBorders/>
       </w:tblPr>
       <w:tcPr>
+        <w:tcBorders/>
         <w:shd w:val="clear" w:color="ffffff" w:themeColor="accent6" w:themeTint="34" w:fill="fdead9" w:themeFill="accent6" w:themeFillTint="34"/>
-        <w:tcBorders/>
       </w:tcPr>
     </w:tblStylePr>
     <w:tblStylePr w:type="band2Vert">
@@ -30509,8 +30721,8 @@
         <w:tblBorders/>
       </w:tblPr>
       <w:tcPr>
+        <w:tcBorders/>
         <w:shd w:val="clear" w:color="ffffff" w:themeColor="accent6" w:themeTint="34" w:fill="fdead9" w:themeFill="accent6" w:themeFillTint="34"/>
-        <w:tcBorders/>
       </w:tcPr>
     </w:tblStylePr>
     <w:tblStylePr w:type="firstCol">
@@ -30528,8 +30740,8 @@
         <w:tblBorders/>
       </w:tblPr>
       <w:tcPr>
+        <w:tcBorders/>
         <w:shd w:val="clear" w:color="ffffff" w:themeColor="accent6" w:fill="f79646" w:themeFill="accent6"/>
-        <w:tcBorders/>
       </w:tcPr>
     </w:tblStylePr>
     <w:tblStylePr w:type="firstRow">
@@ -30547,8 +30759,8 @@
         <w:tblBorders/>
       </w:tblPr>
       <w:tcPr>
+        <w:tcBorders/>
         <w:shd w:val="clear" w:color="ffffff" w:themeColor="accent6" w:fill="f79646" w:themeFill="accent6"/>
-        <w:tcBorders/>
       </w:tcPr>
     </w:tblStylePr>
     <w:tblStylePr w:type="lastCol">
@@ -30566,8 +30778,8 @@
         <w:tblBorders/>
       </w:tblPr>
       <w:tcPr>
+        <w:tcBorders/>
         <w:shd w:val="clear" w:color="ffffff" w:themeColor="accent6" w:fill="f79646" w:themeFill="accent6"/>
-        <w:tcBorders/>
       </w:tcPr>
     </w:tblStylePr>
     <w:tblStylePr w:type="lastRow">
@@ -30585,8 +30797,8 @@
         <w:tblBorders/>
       </w:tblPr>
       <w:tcPr>
+        <w:tcBorders/>
         <w:shd w:val="clear" w:color="ffffff" w:themeColor="accent6" w:fill="f79646" w:themeFill="accent6"/>
-        <w:tcBorders/>
       </w:tcPr>
     </w:tblStylePr>
     <w:tblStylePr w:type="nwCell">
@@ -30655,9 +30867,9 @@
       </w:tcPr>
     </w:tblStylePr>
   </w:style>
-  <w:style w:type="table" w:styleId="131">
+  <w:style w:type="table" w:styleId="835">
     <w:name w:val="Bordered"/>
-    <w:basedOn w:val="11"/>
+    <w:basedOn w:val="715"/>
     <w:uiPriority w:val="99"/>
     <w:pPr>
       <w:pBdr/>
@@ -30886,9 +31098,9 @@
       </w:tcPr>
     </w:tblStylePr>
   </w:style>
-  <w:style w:type="table" w:styleId="132">
+  <w:style w:type="table" w:styleId="836">
     <w:name w:val="Bordered - Accent 1"/>
-    <w:basedOn w:val="11"/>
+    <w:basedOn w:val="715"/>
     <w:uiPriority w:val="99"/>
     <w:pPr>
       <w:pBdr/>
@@ -31117,9 +31329,9 @@
       </w:tcPr>
     </w:tblStylePr>
   </w:style>
-  <w:style w:type="table" w:styleId="133">
+  <w:style w:type="table" w:styleId="837">
     <w:name w:val="Bordered - Accent 2"/>
-    <w:basedOn w:val="11"/>
+    <w:basedOn w:val="715"/>
     <w:uiPriority w:val="99"/>
     <w:pPr>
       <w:pBdr/>
@@ -31348,9 +31560,9 @@
       </w:tcPr>
     </w:tblStylePr>
   </w:style>
-  <w:style w:type="table" w:styleId="134">
+  <w:style w:type="table" w:styleId="838">
     <w:name w:val="Bordered - Accent 3"/>
-    <w:basedOn w:val="11"/>
+    <w:basedOn w:val="715"/>
     <w:uiPriority w:val="99"/>
     <w:pPr>
       <w:pBdr/>
@@ -31579,9 +31791,9 @@
       </w:tcPr>
     </w:tblStylePr>
   </w:style>
-  <w:style w:type="table" w:styleId="135">
+  <w:style w:type="table" w:styleId="839">
     <w:name w:val="Bordered - Accent 4"/>
-    <w:basedOn w:val="11"/>
+    <w:basedOn w:val="715"/>
     <w:uiPriority w:val="99"/>
     <w:pPr>
       <w:pBdr/>
@@ -31810,9 +32022,9 @@
       </w:tcPr>
     </w:tblStylePr>
   </w:style>
-  <w:style w:type="table" w:styleId="136">
+  <w:style w:type="table" w:styleId="840">
     <w:name w:val="Bordered - Accent 5"/>
-    <w:basedOn w:val="11"/>
+    <w:basedOn w:val="715"/>
     <w:uiPriority w:val="99"/>
     <w:pPr>
       <w:pBdr/>
@@ -32041,9 +32253,9 @@
       </w:tcPr>
     </w:tblStylePr>
   </w:style>
-  <w:style w:type="table" w:styleId="137">
+  <w:style w:type="table" w:styleId="841">
     <w:name w:val="Bordered - Accent 6"/>
-    <w:basedOn w:val="11"/>
+    <w:basedOn w:val="715"/>
     <w:uiPriority w:val="99"/>
     <w:pPr>
       <w:pBdr/>
@@ -32272,11 +32484,11 @@
       </w:tcPr>
     </w:tblStylePr>
   </w:style>
-  <w:style w:type="paragraph" w:styleId="145">
+  <w:style w:type="paragraph" w:styleId="842">
     <w:name w:val="Heading 7"/>
-    <w:basedOn w:val="678"/>
-    <w:next w:val="678"/>
-    <w:link w:val="156"/>
+    <w:basedOn w:val="897"/>
+    <w:next w:val="897"/>
+    <w:link w:val="853"/>
     <w:uiPriority w:val="9"/>
     <w:unhideWhenUsed/>
     <w:qFormat/>
@@ -32293,11 +32505,11 @@
       <w:color w:val="595959" w:themeColor="text1" w:themeTint="A6"/>
     </w:rPr>
   </w:style>
-  <w:style w:type="paragraph" w:styleId="146">
+  <w:style w:type="paragraph" w:styleId="843">
     <w:name w:val="Heading 8"/>
-    <w:basedOn w:val="678"/>
-    <w:next w:val="678"/>
-    <w:link w:val="157"/>
+    <w:basedOn w:val="897"/>
+    <w:next w:val="897"/>
+    <w:link w:val="854"/>
     <w:uiPriority w:val="9"/>
     <w:unhideWhenUsed/>
     <w:qFormat/>
@@ -32316,11 +32528,11 @@
       <w:color w:val="272727" w:themeColor="text1" w:themeTint="D8"/>
     </w:rPr>
   </w:style>
-  <w:style w:type="paragraph" w:styleId="147">
+  <w:style w:type="paragraph" w:styleId="844">
     <w:name w:val="Heading 9"/>
-    <w:basedOn w:val="678"/>
-    <w:next w:val="678"/>
-    <w:link w:val="158"/>
+    <w:basedOn w:val="897"/>
+    <w:next w:val="897"/>
+    <w:link w:val="855"/>
     <w:uiPriority w:val="9"/>
     <w:unhideWhenUsed/>
     <w:qFormat/>
@@ -32339,7 +32551,7 @@
       <w:color w:val="272727" w:themeColor="text1" w:themeTint="D8"/>
     </w:rPr>
   </w:style>
-  <w:style w:type="character" w:styleId="148" w:default="1">
+  <w:style w:type="character" w:styleId="845" w:default="1">
     <w:name w:val="Default Paragraph Font"/>
     <w:uiPriority w:val="1"/>
     <w:semiHidden/>
@@ -32350,7 +32562,7 @@
       <w:ind/>
     </w:pPr>
   </w:style>
-  <w:style w:type="numbering" w:styleId="149" w:default="1">
+  <w:style w:type="numbering" w:styleId="846" w:default="1">
     <w:name w:val="No List"/>
     <w:uiPriority w:val="99"/>
     <w:semiHidden/>
@@ -32361,10 +32573,10 @@
       <w:ind/>
     </w:pPr>
   </w:style>
-  <w:style w:type="character" w:styleId="150">
+  <w:style w:type="character" w:styleId="847">
     <w:name w:val="Heading 1 Char"/>
-    <w:basedOn w:val="148"/>
-    <w:link w:val="679"/>
+    <w:basedOn w:val="845"/>
+    <w:link w:val="898"/>
     <w:uiPriority w:val="9"/>
     <w:pPr>
       <w:pBdr/>
@@ -32378,10 +32590,10 @@
       <w:szCs w:val="40"/>
     </w:rPr>
   </w:style>
-  <w:style w:type="character" w:styleId="151">
+  <w:style w:type="character" w:styleId="848">
     <w:name w:val="Heading 2 Char"/>
-    <w:basedOn w:val="148"/>
-    <w:link w:val="680"/>
+    <w:basedOn w:val="845"/>
+    <w:link w:val="899"/>
     <w:uiPriority w:val="9"/>
     <w:pPr>
       <w:pBdr/>
@@ -32395,10 +32607,10 @@
       <w:szCs w:val="32"/>
     </w:rPr>
   </w:style>
-  <w:style w:type="character" w:styleId="152">
+  <w:style w:type="character" w:styleId="849">
     <w:name w:val="Heading 3 Char"/>
-    <w:basedOn w:val="148"/>
-    <w:link w:val="681"/>
+    <w:basedOn w:val="845"/>
+    <w:link w:val="900"/>
     <w:uiPriority w:val="9"/>
     <w:pPr>
       <w:pBdr/>
@@ -32412,10 +32624,10 @@
       <w:szCs w:val="28"/>
     </w:rPr>
   </w:style>
-  <w:style w:type="character" w:styleId="153">
+  <w:style w:type="character" w:styleId="850">
     <w:name w:val="Heading 4 Char"/>
-    <w:basedOn w:val="148"/>
-    <w:link w:val="682"/>
+    <w:basedOn w:val="845"/>
+    <w:link w:val="901"/>
     <w:uiPriority w:val="9"/>
     <w:pPr>
       <w:pBdr/>
@@ -32429,10 +32641,10 @@
       <w:color w:val="0f4761" w:themeColor="accent1" w:themeShade="BF"/>
     </w:rPr>
   </w:style>
-  <w:style w:type="character" w:styleId="154">
+  <w:style w:type="character" w:styleId="851">
     <w:name w:val="Heading 5 Char"/>
-    <w:basedOn w:val="148"/>
-    <w:link w:val="683"/>
+    <w:basedOn w:val="845"/>
+    <w:link w:val="902"/>
     <w:uiPriority w:val="9"/>
     <w:pPr>
       <w:pBdr/>
@@ -32444,10 +32656,10 @@
       <w:color w:val="0f4761" w:themeColor="accent1" w:themeShade="BF"/>
     </w:rPr>
   </w:style>
-  <w:style w:type="character" w:styleId="155">
+  <w:style w:type="character" w:styleId="852">
     <w:name w:val="Heading 6 Char"/>
-    <w:basedOn w:val="148"/>
-    <w:link w:val="684"/>
+    <w:basedOn w:val="845"/>
+    <w:link w:val="903"/>
     <w:uiPriority w:val="9"/>
     <w:pPr>
       <w:pBdr/>
@@ -32461,10 +32673,10 @@
       <w:color w:val="595959" w:themeColor="text1" w:themeTint="A6"/>
     </w:rPr>
   </w:style>
-  <w:style w:type="character" w:styleId="156">
+  <w:style w:type="character" w:styleId="853">
     <w:name w:val="Heading 7 Char"/>
-    <w:basedOn w:val="148"/>
-    <w:link w:val="145"/>
+    <w:basedOn w:val="845"/>
+    <w:link w:val="842"/>
     <w:uiPriority w:val="9"/>
     <w:pPr>
       <w:pBdr/>
@@ -32476,10 +32688,10 @@
       <w:color w:val="595959" w:themeColor="text1" w:themeTint="A6"/>
     </w:rPr>
   </w:style>
-  <w:style w:type="character" w:styleId="157">
+  <w:style w:type="character" w:styleId="854">
     <w:name w:val="Heading 8 Char"/>
-    <w:basedOn w:val="148"/>
-    <w:link w:val="146"/>
+    <w:basedOn w:val="845"/>
+    <w:link w:val="843"/>
     <w:uiPriority w:val="9"/>
     <w:pPr>
       <w:pBdr/>
@@ -32493,10 +32705,10 @@
       <w:color w:val="272727" w:themeColor="text1" w:themeTint="D8"/>
     </w:rPr>
   </w:style>
-  <w:style w:type="character" w:styleId="158">
+  <w:style w:type="character" w:styleId="855">
     <w:name w:val="Heading 9 Char"/>
-    <w:basedOn w:val="148"/>
-    <w:link w:val="147"/>
+    <w:basedOn w:val="845"/>
+    <w:link w:val="844"/>
     <w:uiPriority w:val="9"/>
     <w:pPr>
       <w:pBdr/>
@@ -32510,10 +32722,10 @@
       <w:color w:val="272727" w:themeColor="text1" w:themeTint="D8"/>
     </w:rPr>
   </w:style>
-  <w:style w:type="character" w:styleId="160">
+  <w:style w:type="character" w:styleId="856">
     <w:name w:val="Title Char"/>
-    <w:basedOn w:val="148"/>
-    <w:link w:val="685"/>
+    <w:basedOn w:val="845"/>
+    <w:link w:val="904"/>
     <w:uiPriority w:val="10"/>
     <w:pPr>
       <w:pBdr/>
@@ -32527,10 +32739,10 @@
       <w:szCs w:val="56"/>
     </w:rPr>
   </w:style>
-  <w:style w:type="character" w:styleId="162">
+  <w:style w:type="character" w:styleId="857">
     <w:name w:val="Subtitle Char"/>
-    <w:basedOn w:val="148"/>
-    <w:link w:val="686"/>
+    <w:basedOn w:val="845"/>
+    <w:link w:val="905"/>
     <w:uiPriority w:val="11"/>
     <w:pPr>
       <w:pBdr/>
@@ -32544,11 +32756,11 @@
       <w:szCs w:val="28"/>
     </w:rPr>
   </w:style>
-  <w:style w:type="paragraph" w:styleId="163">
+  <w:style w:type="paragraph" w:styleId="858">
     <w:name w:val="Quote"/>
-    <w:basedOn w:val="678"/>
-    <w:next w:val="678"/>
-    <w:link w:val="164"/>
+    <w:basedOn w:val="897"/>
+    <w:next w:val="897"/>
+    <w:link w:val="859"/>
     <w:uiPriority w:val="29"/>
     <w:qFormat/>
     <w:pPr>
@@ -32563,10 +32775,10 @@
       <w:color w:val="404040" w:themeColor="text1" w:themeTint="BF"/>
     </w:rPr>
   </w:style>
-  <w:style w:type="character" w:styleId="164">
+  <w:style w:type="character" w:styleId="859">
     <w:name w:val="Quote Char"/>
-    <w:basedOn w:val="148"/>
-    <w:link w:val="163"/>
+    <w:basedOn w:val="845"/>
+    <w:link w:val="858"/>
     <w:uiPriority w:val="29"/>
     <w:pPr>
       <w:pBdr/>
@@ -32579,9 +32791,9 @@
       <w:color w:val="404040" w:themeColor="text1" w:themeTint="BF"/>
     </w:rPr>
   </w:style>
-  <w:style w:type="paragraph" w:styleId="165">
+  <w:style w:type="paragraph" w:styleId="860">
     <w:name w:val="List Paragraph"/>
-    <w:basedOn w:val="678"/>
+    <w:basedOn w:val="897"/>
     <w:uiPriority w:val="34"/>
     <w:qFormat/>
     <w:pPr>
@@ -32591,9 +32803,9 @@
       <w:contextualSpacing w:val="true"/>
     </w:pPr>
   </w:style>
-  <w:style w:type="character" w:styleId="166">
+  <w:style w:type="character" w:styleId="861">
     <w:name w:val="Intense Emphasis"/>
-    <w:basedOn w:val="148"/>
+    <w:basedOn w:val="845"/>
     <w:uiPriority w:val="21"/>
     <w:qFormat/>
     <w:pPr>
@@ -32607,11 +32819,11 @@
       <w:color w:val="0f4761" w:themeColor="accent1" w:themeShade="BF"/>
     </w:rPr>
   </w:style>
-  <w:style w:type="paragraph" w:styleId="167">
+  <w:style w:type="paragraph" w:styleId="862">
     <w:name w:val="Intense Quote"/>
-    <w:basedOn w:val="678"/>
-    <w:next w:val="678"/>
-    <w:link w:val="168"/>
+    <w:basedOn w:val="897"/>
+    <w:next w:val="897"/>
+    <w:link w:val="863"/>
     <w:uiPriority w:val="30"/>
     <w:qFormat/>
     <w:pPr>
@@ -32629,10 +32841,10 @@
       <w:color w:val="0f4761" w:themeColor="accent1" w:themeShade="BF"/>
     </w:rPr>
   </w:style>
-  <w:style w:type="character" w:styleId="168">
+  <w:style w:type="character" w:styleId="863">
     <w:name w:val="Intense Quote Char"/>
-    <w:basedOn w:val="148"/>
-    <w:link w:val="167"/>
+    <w:basedOn w:val="845"/>
+    <w:link w:val="862"/>
     <w:uiPriority w:val="30"/>
     <w:pPr>
       <w:pBdr/>
@@ -32645,9 +32857,9 @@
       <w:color w:val="0f4761" w:themeColor="accent1" w:themeShade="BF"/>
     </w:rPr>
   </w:style>
-  <w:style w:type="character" w:styleId="169">
+  <w:style w:type="character" w:styleId="864">
     <w:name w:val="Intense Reference"/>
-    <w:basedOn w:val="148"/>
+    <w:basedOn w:val="845"/>
     <w:uiPriority w:val="32"/>
     <w:qFormat/>
     <w:pPr>
@@ -32663,9 +32875,9 @@
       <w:spacing w:val="5"/>
     </w:rPr>
   </w:style>
-  <w:style w:type="paragraph" w:styleId="170">
+  <w:style w:type="paragraph" w:styleId="865">
     <w:name w:val="No Spacing"/>
-    <w:basedOn w:val="678"/>
+    <w:basedOn w:val="897"/>
     <w:uiPriority w:val="1"/>
     <w:qFormat/>
     <w:pPr>
@@ -32674,9 +32886,9 @@
       <w:ind/>
     </w:pPr>
   </w:style>
-  <w:style w:type="character" w:styleId="171">
+  <w:style w:type="character" w:styleId="866">
     <w:name w:val="Subtle Emphasis"/>
-    <w:basedOn w:val="148"/>
+    <w:basedOn w:val="845"/>
     <w:uiPriority w:val="19"/>
     <w:qFormat/>
     <w:pPr>
@@ -32690,9 +32902,9 @@
       <w:color w:val="404040" w:themeColor="text1" w:themeTint="BF"/>
     </w:rPr>
   </w:style>
-  <w:style w:type="character" w:styleId="172">
+  <w:style w:type="character" w:styleId="867">
     <w:name w:val="Emphasis"/>
-    <w:basedOn w:val="148"/>
+    <w:basedOn w:val="845"/>
     <w:uiPriority w:val="20"/>
     <w:qFormat/>
     <w:pPr>
@@ -32705,9 +32917,9 @@
       <w:iCs/>
     </w:rPr>
   </w:style>
-  <w:style w:type="character" w:styleId="173">
+  <w:style w:type="character" w:styleId="868">
     <w:name w:val="Strong"/>
-    <w:basedOn w:val="148"/>
+    <w:basedOn w:val="845"/>
     <w:uiPriority w:val="22"/>
     <w:qFormat/>
     <w:pPr>
@@ -32720,9 +32932,9 @@
       <w:bCs/>
     </w:rPr>
   </w:style>
-  <w:style w:type="character" w:styleId="174">
+  <w:style w:type="character" w:styleId="869">
     <w:name w:val="Subtle Reference"/>
-    <w:basedOn w:val="148"/>
+    <w:basedOn w:val="845"/>
     <w:uiPriority w:val="31"/>
     <w:qFormat/>
     <w:pPr>
@@ -32735,9 +32947,9 @@
       <w:color w:val="5a5a5a" w:themeColor="text1" w:themeTint="A5"/>
     </w:rPr>
   </w:style>
-  <w:style w:type="character" w:styleId="175">
+  <w:style w:type="character" w:styleId="870">
     <w:name w:val="Book Title"/>
-    <w:basedOn w:val="148"/>
+    <w:basedOn w:val="845"/>
     <w:uiPriority w:val="33"/>
     <w:qFormat/>
     <w:pPr>
@@ -32753,10 +32965,10 @@
       <w:spacing w:val="5"/>
     </w:rPr>
   </w:style>
-  <w:style w:type="paragraph" w:styleId="176">
+  <w:style w:type="paragraph" w:styleId="871">
     <w:name w:val="Header"/>
-    <w:basedOn w:val="678"/>
-    <w:link w:val="177"/>
+    <w:basedOn w:val="897"/>
+    <w:link w:val="872"/>
     <w:uiPriority w:val="99"/>
     <w:unhideWhenUsed/>
     <w:pPr>
@@ -32769,10 +32981,10 @@
       <w:ind/>
     </w:pPr>
   </w:style>
-  <w:style w:type="character" w:styleId="177">
+  <w:style w:type="character" w:styleId="872">
     <w:name w:val="Header Char"/>
-    <w:basedOn w:val="148"/>
-    <w:link w:val="176"/>
+    <w:basedOn w:val="845"/>
+    <w:link w:val="871"/>
     <w:uiPriority w:val="99"/>
     <w:pPr>
       <w:pBdr/>
@@ -32780,10 +32992,10 @@
       <w:ind/>
     </w:pPr>
   </w:style>
-  <w:style w:type="paragraph" w:styleId="178">
+  <w:style w:type="paragraph" w:styleId="873">
     <w:name w:val="Footer"/>
-    <w:basedOn w:val="678"/>
-    <w:link w:val="179"/>
+    <w:basedOn w:val="897"/>
+    <w:link w:val="874"/>
     <w:uiPriority w:val="99"/>
     <w:unhideWhenUsed/>
     <w:pPr>
@@ -32796,10 +33008,10 @@
       <w:ind/>
     </w:pPr>
   </w:style>
-  <w:style w:type="character" w:styleId="179">
+  <w:style w:type="character" w:styleId="874">
     <w:name w:val="Footer Char"/>
-    <w:basedOn w:val="148"/>
-    <w:link w:val="178"/>
+    <w:basedOn w:val="845"/>
+    <w:link w:val="873"/>
     <w:uiPriority w:val="99"/>
     <w:pPr>
       <w:pBdr/>
@@ -32807,10 +33019,10 @@
       <w:ind/>
     </w:pPr>
   </w:style>
-  <w:style w:type="paragraph" w:styleId="180">
+  <w:style w:type="paragraph" w:styleId="875">
     <w:name w:val="Caption"/>
-    <w:basedOn w:val="678"/>
-    <w:next w:val="678"/>
+    <w:basedOn w:val="897"/>
+    <w:next w:val="897"/>
     <w:uiPriority w:val="35"/>
     <w:unhideWhenUsed/>
     <w:qFormat/>
@@ -32827,10 +33039,10 @@
       <w:szCs w:val="18"/>
     </w:rPr>
   </w:style>
-  <w:style w:type="paragraph" w:styleId="181">
+  <w:style w:type="paragraph" w:styleId="876">
     <w:name w:val="footnote text"/>
-    <w:basedOn w:val="678"/>
-    <w:link w:val="182"/>
+    <w:basedOn w:val="897"/>
+    <w:link w:val="877"/>
     <w:uiPriority w:val="99"/>
     <w:semiHidden/>
     <w:unhideWhenUsed/>
@@ -32844,10 +33056,10 @@
       <w:szCs w:val="20"/>
     </w:rPr>
   </w:style>
-  <w:style w:type="character" w:styleId="182">
+  <w:style w:type="character" w:styleId="877">
     <w:name w:val="Footnote Text Char"/>
-    <w:basedOn w:val="148"/>
-    <w:link w:val="181"/>
+    <w:basedOn w:val="845"/>
+    <w:link w:val="876"/>
     <w:uiPriority w:val="99"/>
     <w:semiHidden/>
     <w:pPr>
@@ -32860,9 +33072,9 @@
       <w:szCs w:val="20"/>
     </w:rPr>
   </w:style>
-  <w:style w:type="character" w:styleId="183">
+  <w:style w:type="character" w:styleId="878">
     <w:name w:val="footnote reference"/>
-    <w:basedOn w:val="148"/>
+    <w:basedOn w:val="845"/>
     <w:uiPriority w:val="99"/>
     <w:semiHidden/>
     <w:unhideWhenUsed/>
@@ -32875,10 +33087,10 @@
       <w:vertAlign w:val="superscript"/>
     </w:rPr>
   </w:style>
-  <w:style w:type="paragraph" w:styleId="184">
+  <w:style w:type="paragraph" w:styleId="879">
     <w:name w:val="endnote text"/>
-    <w:basedOn w:val="678"/>
-    <w:link w:val="185"/>
+    <w:basedOn w:val="897"/>
+    <w:link w:val="880"/>
     <w:uiPriority w:val="99"/>
     <w:semiHidden/>
     <w:unhideWhenUsed/>
@@ -32892,10 +33104,10 @@
       <w:szCs w:val="20"/>
     </w:rPr>
   </w:style>
-  <w:style w:type="character" w:styleId="185">
+  <w:style w:type="character" w:styleId="880">
     <w:name w:val="Endnote Text Char"/>
-    <w:basedOn w:val="148"/>
-    <w:link w:val="184"/>
+    <w:basedOn w:val="845"/>
+    <w:link w:val="879"/>
     <w:uiPriority w:val="99"/>
     <w:semiHidden/>
     <w:pPr>
@@ -32908,9 +33120,9 @@
       <w:szCs w:val="20"/>
     </w:rPr>
   </w:style>
-  <w:style w:type="character" w:styleId="186">
+  <w:style w:type="character" w:styleId="881">
     <w:name w:val="endnote reference"/>
-    <w:basedOn w:val="148"/>
+    <w:basedOn w:val="845"/>
     <w:uiPriority w:val="99"/>
     <w:semiHidden/>
     <w:unhideWhenUsed/>
@@ -32923,9 +33135,9 @@
       <w:vertAlign w:val="superscript"/>
     </w:rPr>
   </w:style>
-  <w:style w:type="character" w:styleId="187">
+  <w:style w:type="character" w:styleId="882">
     <w:name w:val="Hyperlink"/>
-    <w:basedOn w:val="148"/>
+    <w:basedOn w:val="845"/>
     <w:uiPriority w:val="99"/>
     <w:unhideWhenUsed/>
     <w:pPr>
@@ -32938,9 +33150,9 @@
       <w:u w:val="single"/>
     </w:rPr>
   </w:style>
-  <w:style w:type="character" w:styleId="188">
+  <w:style w:type="character" w:styleId="883">
     <w:name w:val="FollowedHyperlink"/>
-    <w:basedOn w:val="148"/>
+    <w:basedOn w:val="845"/>
     <w:uiPriority w:val="99"/>
     <w:semiHidden/>
     <w:unhideWhenUsed/>
@@ -32954,10 +33166,10 @@
       <w:u w:val="single"/>
     </w:rPr>
   </w:style>
-  <w:style w:type="paragraph" w:styleId="189">
+  <w:style w:type="paragraph" w:styleId="884">
     <w:name w:val="toc 1"/>
-    <w:basedOn w:val="678"/>
-    <w:next w:val="678"/>
+    <w:basedOn w:val="897"/>
+    <w:next w:val="897"/>
     <w:uiPriority w:val="39"/>
     <w:unhideWhenUsed/>
     <w:pPr>
@@ -32966,10 +33178,10 @@
       <w:ind/>
     </w:pPr>
   </w:style>
-  <w:style w:type="paragraph" w:styleId="190">
+  <w:style w:type="paragraph" w:styleId="885">
     <w:name w:val="toc 2"/>
-    <w:basedOn w:val="678"/>
-    <w:next w:val="678"/>
+    <w:basedOn w:val="897"/>
+    <w:next w:val="897"/>
     <w:uiPriority w:val="39"/>
     <w:unhideWhenUsed/>
     <w:pPr>
@@ -32978,10 +33190,10 @@
       <w:ind w:left="220"/>
     </w:pPr>
   </w:style>
-  <w:style w:type="paragraph" w:styleId="191">
+  <w:style w:type="paragraph" w:styleId="886">
     <w:name w:val="toc 3"/>
-    <w:basedOn w:val="678"/>
-    <w:next w:val="678"/>
+    <w:basedOn w:val="897"/>
+    <w:next w:val="897"/>
     <w:uiPriority w:val="39"/>
     <w:unhideWhenUsed/>
     <w:pPr>
@@ -32990,10 +33202,10 @@
       <w:ind w:left="440"/>
     </w:pPr>
   </w:style>
-  <w:style w:type="paragraph" w:styleId="192">
+  <w:style w:type="paragraph" w:styleId="887">
     <w:name w:val="toc 4"/>
-    <w:basedOn w:val="678"/>
-    <w:next w:val="678"/>
+    <w:basedOn w:val="897"/>
+    <w:next w:val="897"/>
     <w:uiPriority w:val="39"/>
     <w:unhideWhenUsed/>
     <w:pPr>
@@ -33002,10 +33214,10 @@
       <w:ind w:left="660"/>
     </w:pPr>
   </w:style>
-  <w:style w:type="paragraph" w:styleId="193">
+  <w:style w:type="paragraph" w:styleId="888">
     <w:name w:val="toc 5"/>
-    <w:basedOn w:val="678"/>
-    <w:next w:val="678"/>
+    <w:basedOn w:val="897"/>
+    <w:next w:val="897"/>
     <w:uiPriority w:val="39"/>
     <w:unhideWhenUsed/>
     <w:pPr>
@@ -33014,10 +33226,10 @@
       <w:ind w:left="880"/>
     </w:pPr>
   </w:style>
-  <w:style w:type="paragraph" w:styleId="194">
+  <w:style w:type="paragraph" w:styleId="889">
     <w:name w:val="toc 6"/>
-    <w:basedOn w:val="678"/>
-    <w:next w:val="678"/>
+    <w:basedOn w:val="897"/>
+    <w:next w:val="897"/>
     <w:uiPriority w:val="39"/>
     <w:unhideWhenUsed/>
     <w:pPr>
@@ -33026,10 +33238,10 @@
       <w:ind w:left="1100"/>
     </w:pPr>
   </w:style>
-  <w:style w:type="paragraph" w:styleId="195">
+  <w:style w:type="paragraph" w:styleId="890">
     <w:name w:val="toc 7"/>
-    <w:basedOn w:val="678"/>
-    <w:next w:val="678"/>
+    <w:basedOn w:val="897"/>
+    <w:next w:val="897"/>
     <w:uiPriority w:val="39"/>
     <w:unhideWhenUsed/>
     <w:pPr>
@@ -33038,10 +33250,10 @@
       <w:ind w:left="1320"/>
     </w:pPr>
   </w:style>
-  <w:style w:type="paragraph" w:styleId="196">
+  <w:style w:type="paragraph" w:styleId="891">
     <w:name w:val="toc 8"/>
-    <w:basedOn w:val="678"/>
-    <w:next w:val="678"/>
+    <w:basedOn w:val="897"/>
+    <w:next w:val="897"/>
     <w:uiPriority w:val="39"/>
     <w:unhideWhenUsed/>
     <w:pPr>
@@ -33050,10 +33262,10 @@
       <w:ind w:left="1540"/>
     </w:pPr>
   </w:style>
-  <w:style w:type="paragraph" w:styleId="197">
+  <w:style w:type="paragraph" w:styleId="892">
     <w:name w:val="toc 9"/>
-    <w:basedOn w:val="678"/>
-    <w:next w:val="678"/>
+    <w:basedOn w:val="897"/>
+    <w:next w:val="897"/>
     <w:uiPriority w:val="39"/>
     <w:unhideWhenUsed/>
     <w:pPr>
@@ -33062,9 +33274,9 @@
       <w:ind w:left="1760"/>
     </w:pPr>
   </w:style>
-  <w:style w:type="character" w:styleId="198">
+  <w:style w:type="character" w:styleId="893">
     <w:name w:val="Placeholder Text"/>
-    <w:basedOn w:val="148"/>
+    <w:basedOn w:val="845"/>
     <w:uiPriority w:val="99"/>
     <w:semiHidden/>
     <w:pPr>
@@ -33076,7 +33288,7 @@
       <w:color w:val="666666"/>
     </w:rPr>
   </w:style>
-  <w:style w:type="paragraph" w:styleId="208">
+  <w:style w:type="paragraph" w:styleId="894">
     <w:name w:val="TOC Heading"/>
     <w:uiPriority w:val="39"/>
     <w:unhideWhenUsed/>
@@ -33086,10 +33298,10 @@
       <w:ind/>
     </w:pPr>
   </w:style>
-  <w:style w:type="paragraph" w:styleId="209">
+  <w:style w:type="paragraph" w:styleId="895">
     <w:name w:val="table of figures"/>
-    <w:basedOn w:val="678"/>
-    <w:next w:val="678"/>
+    <w:basedOn w:val="897"/>
+    <w:next w:val="897"/>
     <w:uiPriority w:val="99"/>
     <w:unhideWhenUsed/>
     <w:pPr>
@@ -33098,7 +33310,7 @@
       <w:ind/>
     </w:pPr>
   </w:style>
-  <w:style w:type="table" w:styleId="677">
+  <w:style w:type="table" w:styleId="896">
     <w:name w:val="TableNormal"/>
     <w:pPr>
       <w:pBdr/>
@@ -33287,7 +33499,7 @@
       </w:tcPr>
     </w:tblStylePr>
   </w:style>
-  <w:style w:type="paragraph" w:styleId="678" w:default="1">
+  <w:style w:type="paragraph" w:styleId="897" w:default="1">
     <w:name w:val="Normal"/>
     <w:pPr>
       <w:pBdr/>
@@ -33295,10 +33507,10 @@
       <w:ind/>
     </w:pPr>
   </w:style>
-  <w:style w:type="paragraph" w:styleId="679">
+  <w:style w:type="paragraph" w:styleId="898">
     <w:name w:val="Heading 1"/>
-    <w:basedOn w:val="678"/>
-    <w:next w:val="678"/>
+    <w:basedOn w:val="897"/>
+    <w:next w:val="897"/>
     <w:pPr>
       <w:pBdr/>
       <w:spacing/>
@@ -33312,10 +33524,10 @@
       <w:szCs w:val="24"/>
     </w:rPr>
   </w:style>
-  <w:style w:type="paragraph" w:styleId="680">
+  <w:style w:type="paragraph" w:styleId="899">
     <w:name w:val="Heading 2"/>
-    <w:basedOn w:val="678"/>
-    <w:next w:val="678"/>
+    <w:basedOn w:val="897"/>
+    <w:next w:val="897"/>
     <w:pPr>
       <w:pBdr/>
       <w:spacing w:before="114"/>
@@ -33329,10 +33541,10 @@
       <w:szCs w:val="20"/>
     </w:rPr>
   </w:style>
-  <w:style w:type="paragraph" w:styleId="681">
+  <w:style w:type="paragraph" w:styleId="900">
     <w:name w:val="Heading 3"/>
-    <w:basedOn w:val="678"/>
-    <w:next w:val="678"/>
+    <w:basedOn w:val="897"/>
+    <w:next w:val="897"/>
     <w:pPr>
       <w:keepNext w:val="true"/>
       <w:keepLines w:val="true"/>
@@ -33348,10 +33560,10 @@
       <w:szCs w:val="28"/>
     </w:rPr>
   </w:style>
-  <w:style w:type="paragraph" w:styleId="682">
+  <w:style w:type="paragraph" w:styleId="901">
     <w:name w:val="Heading 4"/>
-    <w:basedOn w:val="678"/>
-    <w:next w:val="678"/>
+    <w:basedOn w:val="897"/>
+    <w:next w:val="897"/>
     <w:pPr>
       <w:keepNext w:val="true"/>
       <w:keepLines w:val="true"/>
@@ -33367,10 +33579,10 @@
       <w:szCs w:val="24"/>
     </w:rPr>
   </w:style>
-  <w:style w:type="paragraph" w:styleId="683">
+  <w:style w:type="paragraph" w:styleId="902">
     <w:name w:val="Heading 5"/>
-    <w:basedOn w:val="678"/>
-    <w:next w:val="678"/>
+    <w:basedOn w:val="897"/>
+    <w:next w:val="897"/>
     <w:pPr>
       <w:keepNext w:val="true"/>
       <w:keepLines w:val="true"/>
@@ -33386,10 +33598,10 @@
       <w:szCs w:val="22"/>
     </w:rPr>
   </w:style>
-  <w:style w:type="paragraph" w:styleId="684">
+  <w:style w:type="paragraph" w:styleId="903">
     <w:name w:val="Heading 6"/>
-    <w:basedOn w:val="678"/>
-    <w:next w:val="678"/>
+    <w:basedOn w:val="897"/>
+    <w:next w:val="897"/>
     <w:pPr>
       <w:keepNext w:val="true"/>
       <w:keepLines w:val="true"/>
@@ -33405,10 +33617,10 @@
       <w:szCs w:val="20"/>
     </w:rPr>
   </w:style>
-  <w:style w:type="paragraph" w:styleId="685">
+  <w:style w:type="paragraph" w:styleId="904">
     <w:name w:val="Title"/>
-    <w:basedOn w:val="678"/>
-    <w:next w:val="678"/>
+    <w:basedOn w:val="897"/>
+    <w:next w:val="897"/>
     <w:pPr>
       <w:pBdr/>
       <w:spacing w:before="66"/>
@@ -33421,10 +33633,10 @@
       <w:szCs w:val="50"/>
     </w:rPr>
   </w:style>
-  <w:style w:type="paragraph" w:styleId="686">
+  <w:style w:type="paragraph" w:styleId="905">
     <w:name w:val="Subtitle"/>
-    <w:basedOn w:val="678"/>
-    <w:next w:val="678"/>
+    <w:basedOn w:val="897"/>
+    <w:next w:val="897"/>
     <w:pPr>
       <w:keepNext w:val="true"/>
       <w:keepLines w:val="true"/>
